--- a/2026 files/SOPS/GENERAL/QA/QA GENERAL/2025 REVIEWED QA SOPS/BML.QDG.QA.048- SOP for Calibration of Incubator/BML.QDG.QA.048- SOP for Calibration of Incubator.docx
+++ b/2026 files/SOPS/GENERAL/QA/QA GENERAL/2025 REVIEWED QA SOPS/BML.QDG.QA.048- SOP for Calibration of Incubator/BML.QDG.QA.048- SOP for Calibration of Incubator.docx
@@ -1,6 +1,6 @@
 
 <file path=word/document.xml><?xml version="1.0" encoding="utf-8"?>
-<w:document xmlns:wpc="http://schemas.microsoft.com/office/word/2010/wordprocessingCanvas" xmlns:mc="http://schemas.openxmlformats.org/markup-compatibility/2006" xmlns:o="urn:schemas-microsoft-com:office:office" xmlns:r="http://schemas.openxmlformats.org/officeDocument/2006/relationships" xmlns:m="http://schemas.openxmlformats.org/officeDocument/2006/math" xmlns:v="urn:schemas-microsoft-com:vml" xmlns:wp14="http://schemas.microsoft.com/office/word/2010/wordprocessingDrawing" xmlns:wp="http://schemas.openxmlformats.org/drawingml/2006/wordprocessingDrawing" xmlns:w10="urn:schemas-microsoft-com:office:word" xmlns:w="http://schemas.openxmlformats.org/wordprocessingml/2006/main" xmlns:w14="http://schemas.microsoft.com/office/word/2010/wordml" xmlns:wpg="http://schemas.microsoft.com/office/word/2010/wordprocessingGroup" xmlns:wpi="http://schemas.microsoft.com/office/word/2010/wordprocessingInk" xmlns:wne="http://schemas.microsoft.com/office/word/2006/wordml" xmlns:wps="http://schemas.microsoft.com/office/word/2010/wordprocessingShape" mc:Ignorable="w14 wp14">
+<w:document xmlns:wpc="http://schemas.microsoft.com/office/word/2010/wordprocessingCanvas" xmlns:cx="http://schemas.microsoft.com/office/drawing/2014/chartex" xmlns:cx1="http://schemas.microsoft.com/office/drawing/2015/9/8/chartex" xmlns:cx2="http://schemas.microsoft.com/office/drawing/2015/10/21/chartex" xmlns:cx3="http://schemas.microsoft.com/office/drawing/2016/5/9/chartex" xmlns:cx4="http://schemas.microsoft.com/office/drawing/2016/5/10/chartex" xmlns:cx5="http://schemas.microsoft.com/office/drawing/2016/5/11/chartex" xmlns:cx6="http://schemas.microsoft.com/office/drawing/2016/5/12/chartex" xmlns:cx7="http://schemas.microsoft.com/office/drawing/2016/5/13/chartex" xmlns:cx8="http://schemas.microsoft.com/office/drawing/2016/5/14/chartex" xmlns:mc="http://schemas.openxmlformats.org/markup-compatibility/2006" xmlns:aink="http://schemas.microsoft.com/office/drawing/2016/ink" xmlns:am3d="http://schemas.microsoft.com/office/drawing/2017/model3d" xmlns:o="urn:schemas-microsoft-com:office:office" xmlns:oel="http://schemas.microsoft.com/office/2019/extlst" xmlns:r="http://schemas.openxmlformats.org/officeDocument/2006/relationships" xmlns:m="http://schemas.openxmlformats.org/officeDocument/2006/math" xmlns:v="urn:schemas-microsoft-com:vml" xmlns:wp14="http://schemas.microsoft.com/office/word/2010/wordprocessingDrawing" xmlns:wp="http://schemas.openxmlformats.org/drawingml/2006/wordprocessingDrawing" xmlns:w10="urn:schemas-microsoft-com:office:word" xmlns:w="http://schemas.openxmlformats.org/wordprocessingml/2006/main" xmlns:w14="http://schemas.microsoft.com/office/word/2010/wordml" xmlns:w15="http://schemas.microsoft.com/office/word/2012/wordml" xmlns:w16cex="http://schemas.microsoft.com/office/word/2018/wordml/cex" xmlns:w16cid="http://schemas.microsoft.com/office/word/2016/wordml/cid" xmlns:w16="http://schemas.microsoft.com/office/word/2018/wordml" xmlns:w16sdtdh="http://schemas.microsoft.com/office/word/2020/wordml/sdtdatahash" xmlns:w16se="http://schemas.microsoft.com/office/word/2015/wordml/symex" xmlns:wpg="http://schemas.microsoft.com/office/word/2010/wordprocessingGroup" xmlns:wpi="http://schemas.microsoft.com/office/word/2010/wordprocessingInk" xmlns:wne="http://schemas.microsoft.com/office/word/2006/wordml" xmlns:wps="http://schemas.microsoft.com/office/word/2010/wordprocessingShape" mc:Ignorable="w14 w15 w16se w16cid w16 w16cex w16sdtdh wp14">
   <w:body>
     <w:p>
       <w:pPr>
@@ -9,10 +9,10 @@
           <w:ilvl w:val="0"/>
           <w:numId w:val="1"/>
         </w:numPr>
-        <w:spacing w:after="160" w:line="276" w:lineRule="auto"/>
+        <w:spacing w:after="160"/>
         <w:jc w:val="both"/>
         <w:rPr>
-          <w:rFonts w:ascii="Calibri" w:hAnsi="Calibri" w:cs="Calibri"/>
+          <w:rFonts w:asciiTheme="minorHAnsi" w:hAnsiTheme="minorHAnsi" w:cstheme="minorHAnsi"/>
           <w:b/>
           <w:sz w:val="22"/>
           <w:szCs w:val="22"/>
@@ -20,7 +20,7 @@
       </w:pPr>
       <w:r>
         <w:rPr>
-          <w:rFonts w:ascii="Calibri" w:hAnsi="Calibri" w:cs="Calibri"/>
+          <w:rFonts w:asciiTheme="minorHAnsi" w:hAnsiTheme="minorHAnsi" w:cstheme="minorHAnsi"/>
           <w:b/>
           <w:sz w:val="22"/>
           <w:szCs w:val="22"/>
@@ -36,14 +36,14 @@
         <w:ind w:left="420"/>
         <w:jc w:val="both"/>
         <w:rPr>
-          <w:rFonts w:ascii="Calibri" w:hAnsi="Calibri" w:cs="Calibri"/>
+          <w:rFonts w:asciiTheme="minorHAnsi" w:hAnsiTheme="minorHAnsi" w:cstheme="minorHAnsi"/>
           <w:sz w:val="22"/>
           <w:szCs w:val="22"/>
         </w:rPr>
       </w:pPr>
       <w:r>
         <w:rPr>
-          <w:rFonts w:ascii="Calibri" w:hAnsi="Calibri" w:cs="Calibri"/>
+          <w:rFonts w:asciiTheme="minorHAnsi" w:hAnsiTheme="minorHAnsi" w:cstheme="minorHAnsi"/>
           <w:sz w:val="22"/>
           <w:szCs w:val="22"/>
         </w:rPr>
@@ -58,7 +58,7 @@
         <w:ind w:left="420"/>
         <w:jc w:val="both"/>
         <w:rPr>
-          <w:rFonts w:ascii="Calibri" w:hAnsi="Calibri" w:cs="Calibri"/>
+          <w:rFonts w:asciiTheme="minorHAnsi" w:hAnsiTheme="minorHAnsi" w:cstheme="minorHAnsi"/>
           <w:sz w:val="22"/>
           <w:szCs w:val="22"/>
         </w:rPr>
@@ -70,10 +70,9 @@
           <w:ilvl w:val="0"/>
           <w:numId w:val="1"/>
         </w:numPr>
-        <w:spacing w:line="276" w:lineRule="auto"/>
         <w:jc w:val="both"/>
         <w:rPr>
-          <w:rFonts w:ascii="Calibri" w:hAnsi="Calibri" w:cs="Calibri"/>
+          <w:rFonts w:asciiTheme="minorHAnsi" w:hAnsiTheme="minorHAnsi" w:cstheme="minorHAnsi"/>
           <w:b/>
           <w:sz w:val="22"/>
           <w:szCs w:val="22"/>
@@ -81,7 +80,7 @@
       </w:pPr>
       <w:r>
         <w:rPr>
-          <w:rFonts w:ascii="Calibri" w:hAnsi="Calibri" w:cs="Calibri"/>
+          <w:rFonts w:asciiTheme="minorHAnsi" w:hAnsiTheme="minorHAnsi" w:cstheme="minorHAnsi"/>
           <w:b/>
           <w:sz w:val="22"/>
           <w:szCs w:val="22"/>
@@ -95,17 +94,17 @@
         <w:tabs>
           <w:tab w:val="left" w:pos="180"/>
         </w:tabs>
-        <w:spacing w:line="480" w:lineRule="auto"/>
         <w:ind w:left="420"/>
-        <w:rPr>
-          <w:rFonts w:ascii="Calibri" w:hAnsi="Calibri" w:cs="Calibri"/>
+        <w:jc w:val="both"/>
+        <w:rPr>
+          <w:rFonts w:asciiTheme="minorHAnsi" w:hAnsiTheme="minorHAnsi" w:cstheme="minorHAnsi"/>
           <w:sz w:val="22"/>
           <w:szCs w:val="22"/>
         </w:rPr>
       </w:pPr>
       <w:r>
         <w:rPr>
-          <w:rFonts w:ascii="Calibri" w:hAnsi="Calibri" w:cs="Calibri"/>
+          <w:rFonts w:asciiTheme="minorHAnsi" w:hAnsiTheme="minorHAnsi" w:cstheme="minorHAnsi"/>
           <w:sz w:val="22"/>
           <w:szCs w:val="22"/>
         </w:rPr>
@@ -119,11 +118,11 @@
           <w:tab w:val="left" w:pos="720"/>
           <w:tab w:val="left" w:pos="2880"/>
         </w:tabs>
-        <w:spacing w:after="200" w:line="276" w:lineRule="auto"/>
+        <w:spacing w:after="200"/>
         <w:ind w:left="420"/>
         <w:jc w:val="both"/>
         <w:rPr>
-          <w:rFonts w:ascii="Calibri" w:hAnsi="Calibri" w:cs="Calibri"/>
+          <w:rFonts w:asciiTheme="minorHAnsi" w:hAnsiTheme="minorHAnsi" w:cstheme="minorHAnsi"/>
           <w:sz w:val="22"/>
           <w:szCs w:val="22"/>
         </w:rPr>
@@ -136,10 +135,10 @@
           <w:ilvl w:val="0"/>
           <w:numId w:val="1"/>
         </w:numPr>
-        <w:spacing w:after="160" w:line="276" w:lineRule="auto"/>
+        <w:spacing w:after="160"/>
         <w:jc w:val="both"/>
         <w:rPr>
-          <w:rFonts w:ascii="Calibri" w:hAnsi="Calibri" w:cs="Calibri"/>
+          <w:rFonts w:asciiTheme="minorHAnsi" w:hAnsiTheme="minorHAnsi" w:cstheme="minorHAnsi"/>
           <w:b/>
           <w:sz w:val="22"/>
           <w:szCs w:val="22"/>
@@ -147,7 +146,7 @@
       </w:pPr>
       <w:r>
         <w:rPr>
-          <w:rFonts w:ascii="Calibri" w:hAnsi="Calibri" w:cs="Calibri"/>
+          <w:rFonts w:asciiTheme="minorHAnsi" w:hAnsiTheme="minorHAnsi" w:cstheme="minorHAnsi"/>
           <w:b/>
           <w:sz w:val="22"/>
           <w:szCs w:val="22"/>
@@ -161,17 +160,17 @@
         <w:tabs>
           <w:tab w:val="left" w:pos="180"/>
         </w:tabs>
-        <w:spacing w:line="480" w:lineRule="auto"/>
         <w:ind w:left="420"/>
-        <w:rPr>
-          <w:rFonts w:ascii="Calibri" w:hAnsi="Calibri" w:cs="Calibri"/>
+        <w:jc w:val="both"/>
+        <w:rPr>
+          <w:rFonts w:asciiTheme="minorHAnsi" w:hAnsiTheme="minorHAnsi" w:cstheme="minorHAnsi"/>
           <w:sz w:val="22"/>
           <w:szCs w:val="22"/>
         </w:rPr>
       </w:pPr>
       <w:r>
         <w:rPr>
-          <w:rFonts w:ascii="Calibri" w:hAnsi="Calibri" w:cs="Calibri"/>
+          <w:rFonts w:asciiTheme="minorHAnsi" w:hAnsiTheme="minorHAnsi" w:cstheme="minorHAnsi"/>
           <w:sz w:val="22"/>
           <w:szCs w:val="22"/>
         </w:rPr>
@@ -185,10 +184,10 @@
           <w:ilvl w:val="0"/>
           <w:numId w:val="5"/>
         </w:numPr>
-        <w:spacing w:after="160" w:line="276" w:lineRule="auto"/>
+        <w:spacing w:after="160"/>
         <w:jc w:val="both"/>
         <w:rPr>
-          <w:rFonts w:ascii="Calibri" w:hAnsi="Calibri" w:cs="Calibri"/>
+          <w:rFonts w:asciiTheme="minorHAnsi" w:hAnsiTheme="minorHAnsi" w:cstheme="minorHAnsi"/>
           <w:b/>
           <w:sz w:val="22"/>
           <w:szCs w:val="22"/>
@@ -196,7 +195,7 @@
       </w:pPr>
       <w:r>
         <w:rPr>
-          <w:rFonts w:ascii="Calibri" w:hAnsi="Calibri" w:cs="Calibri"/>
+          <w:rFonts w:asciiTheme="minorHAnsi" w:hAnsiTheme="minorHAnsi" w:cstheme="minorHAnsi"/>
           <w:b/>
           <w:sz w:val="22"/>
           <w:szCs w:val="22"/>
@@ -207,18 +206,18 @@
     <w:p>
       <w:pPr>
         <w:pStyle w:val="ListParagraph"/>
-        <w:spacing w:after="200" w:line="360" w:lineRule="auto"/>
+        <w:spacing w:after="200"/>
         <w:ind w:left="360"/>
         <w:jc w:val="both"/>
         <w:rPr>
-          <w:rFonts w:ascii="Calibri" w:hAnsi="Calibri" w:cs="Calibri"/>
+          <w:rFonts w:asciiTheme="minorHAnsi" w:hAnsiTheme="minorHAnsi" w:cstheme="minorHAnsi"/>
           <w:sz w:val="22"/>
           <w:szCs w:val="22"/>
         </w:rPr>
       </w:pPr>
       <w:r>
         <w:rPr>
-          <w:rFonts w:ascii="Calibri" w:hAnsi="Calibri" w:cs="Calibri"/>
+          <w:rFonts w:asciiTheme="minorHAnsi" w:hAnsiTheme="minorHAnsi" w:cstheme="minorHAnsi"/>
           <w:sz w:val="22"/>
           <w:szCs w:val="22"/>
         </w:rPr>
@@ -228,11 +227,10 @@
     <w:p>
       <w:pPr>
         <w:pStyle w:val="ListParagraph"/>
-        <w:spacing w:line="276" w:lineRule="auto"/>
         <w:ind w:left="360"/>
         <w:jc w:val="both"/>
         <w:rPr>
-          <w:rFonts w:ascii="Calibri" w:hAnsi="Calibri" w:cs="Calibri"/>
+          <w:rFonts w:asciiTheme="minorHAnsi" w:hAnsiTheme="minorHAnsi" w:cstheme="minorHAnsi"/>
           <w:sz w:val="22"/>
           <w:szCs w:val="22"/>
         </w:rPr>
@@ -245,10 +243,10 @@
           <w:ilvl w:val="0"/>
           <w:numId w:val="3"/>
         </w:numPr>
-        <w:spacing w:after="160" w:line="276" w:lineRule="auto"/>
+        <w:spacing w:after="160"/>
         <w:jc w:val="both"/>
         <w:rPr>
-          <w:rFonts w:ascii="Calibri" w:hAnsi="Calibri" w:cs="Calibri"/>
+          <w:rFonts w:asciiTheme="minorHAnsi" w:hAnsiTheme="minorHAnsi" w:cstheme="minorHAnsi"/>
           <w:b/>
           <w:sz w:val="22"/>
           <w:szCs w:val="22"/>
@@ -256,7 +254,7 @@
       </w:pPr>
       <w:r>
         <w:rPr>
-          <w:rFonts w:ascii="Calibri" w:hAnsi="Calibri" w:cs="Calibri"/>
+          <w:rFonts w:asciiTheme="minorHAnsi" w:hAnsiTheme="minorHAnsi" w:cstheme="minorHAnsi"/>
           <w:b/>
           <w:sz w:val="22"/>
           <w:szCs w:val="22"/>
@@ -270,16 +268,16 @@
           <w:tab w:val="left" w:pos="180"/>
           <w:tab w:val="center" w:pos="5040"/>
         </w:tabs>
-        <w:spacing w:line="480" w:lineRule="auto"/>
-        <w:rPr>
-          <w:rFonts w:ascii="Calibri" w:hAnsi="Calibri" w:cs="Calibri"/>
+        <w:jc w:val="both"/>
+        <w:rPr>
+          <w:rFonts w:asciiTheme="minorHAnsi" w:hAnsiTheme="minorHAnsi" w:cstheme="minorHAnsi"/>
           <w:sz w:val="22"/>
           <w:szCs w:val="22"/>
         </w:rPr>
       </w:pPr>
       <w:r>
         <w:rPr>
-          <w:rFonts w:ascii="Calibri" w:hAnsi="Calibri" w:cs="Calibri"/>
+          <w:rFonts w:asciiTheme="minorHAnsi" w:hAnsiTheme="minorHAnsi" w:cstheme="minorHAnsi"/>
           <w:b/>
           <w:sz w:val="22"/>
           <w:szCs w:val="22"/>
@@ -288,7 +286,7 @@
       </w:r>
       <w:r>
         <w:rPr>
-          <w:rFonts w:ascii="Calibri" w:hAnsi="Calibri" w:cs="Calibri"/>
+          <w:rFonts w:asciiTheme="minorHAnsi" w:hAnsiTheme="minorHAnsi" w:cstheme="minorHAnsi"/>
           <w:sz w:val="22"/>
           <w:szCs w:val="22"/>
         </w:rPr>
@@ -296,7 +294,7 @@
       </w:r>
       <w:r>
         <w:rPr>
-          <w:rFonts w:ascii="Calibri" w:hAnsi="Calibri" w:cs="Calibri"/>
+          <w:rFonts w:asciiTheme="minorHAnsi" w:hAnsiTheme="minorHAnsi" w:cstheme="minorHAnsi"/>
           <w:sz w:val="22"/>
           <w:szCs w:val="22"/>
         </w:rPr>
@@ -310,17 +308,16 @@
           <w:ilvl w:val="0"/>
           <w:numId w:val="15"/>
         </w:numPr>
-        <w:spacing w:line="360" w:lineRule="auto"/>
         <w:jc w:val="both"/>
         <w:rPr>
-          <w:rFonts w:ascii="Calibri" w:hAnsi="Calibri" w:cs="Calibri"/>
+          <w:rFonts w:asciiTheme="minorHAnsi" w:hAnsiTheme="minorHAnsi" w:cstheme="minorHAnsi"/>
           <w:sz w:val="22"/>
           <w:szCs w:val="22"/>
         </w:rPr>
       </w:pPr>
       <w:r>
         <w:rPr>
-          <w:rFonts w:ascii="Calibri" w:hAnsi="Calibri" w:cs="Calibri"/>
+          <w:rFonts w:asciiTheme="minorHAnsi" w:hAnsiTheme="minorHAnsi" w:cstheme="minorHAnsi"/>
           <w:sz w:val="22"/>
           <w:szCs w:val="22"/>
         </w:rPr>
@@ -328,7 +325,7 @@
       </w:r>
       <w:r>
         <w:rPr>
-          <w:rFonts w:ascii="Calibri" w:hAnsi="Calibri" w:cs="Calibri"/>
+          <w:rFonts w:asciiTheme="minorHAnsi" w:hAnsiTheme="minorHAnsi" w:cstheme="minorHAnsi"/>
           <w:sz w:val="22"/>
           <w:szCs w:val="22"/>
           <w:vertAlign w:val="superscript"/>
@@ -337,7 +334,7 @@
       </w:r>
       <w:r>
         <w:rPr>
-          <w:rFonts w:ascii="Calibri" w:hAnsi="Calibri" w:cs="Calibri"/>
+          <w:rFonts w:asciiTheme="minorHAnsi" w:hAnsiTheme="minorHAnsi" w:cstheme="minorHAnsi"/>
           <w:sz w:val="22"/>
           <w:szCs w:val="22"/>
         </w:rPr>
@@ -345,7 +342,7 @@
       </w:r>
       <w:r>
         <w:rPr>
-          <w:rFonts w:ascii="Calibri" w:hAnsi="Calibri" w:cs="Calibri"/>
+          <w:rFonts w:asciiTheme="minorHAnsi" w:hAnsiTheme="minorHAnsi" w:cstheme="minorHAnsi"/>
           <w:sz w:val="22"/>
           <w:szCs w:val="22"/>
           <w:vertAlign w:val="superscript"/>
@@ -354,7 +351,7 @@
       </w:r>
       <w:r>
         <w:rPr>
-          <w:rFonts w:ascii="Calibri" w:hAnsi="Calibri" w:cs="Calibri"/>
+          <w:rFonts w:asciiTheme="minorHAnsi" w:hAnsiTheme="minorHAnsi" w:cstheme="minorHAnsi"/>
           <w:sz w:val="22"/>
           <w:szCs w:val="22"/>
         </w:rPr>
@@ -367,17 +364,16 @@
           <w:ilvl w:val="0"/>
           <w:numId w:val="16"/>
         </w:numPr>
-        <w:spacing w:line="360" w:lineRule="auto"/>
         <w:jc w:val="both"/>
         <w:rPr>
-          <w:rFonts w:ascii="Calibri" w:eastAsia="Calibri" w:hAnsi="Calibri" w:cs="Calibri"/>
+          <w:rFonts w:asciiTheme="minorHAnsi" w:eastAsia="Calibri" w:hAnsiTheme="minorHAnsi" w:cstheme="minorHAnsi"/>
           <w:sz w:val="22"/>
           <w:szCs w:val="22"/>
         </w:rPr>
       </w:pPr>
       <w:r>
         <w:rPr>
-          <w:rFonts w:ascii="Calibri" w:eastAsia="Calibri" w:hAnsi="Calibri" w:cs="Calibri"/>
+          <w:rFonts w:asciiTheme="minorHAnsi" w:eastAsia="Calibri" w:hAnsiTheme="minorHAnsi" w:cstheme="minorHAnsi"/>
           <w:sz w:val="22"/>
           <w:szCs w:val="22"/>
         </w:rPr>
@@ -390,17 +386,16 @@
           <w:ilvl w:val="0"/>
           <w:numId w:val="16"/>
         </w:numPr>
-        <w:spacing w:line="360" w:lineRule="auto"/>
         <w:jc w:val="both"/>
         <w:rPr>
-          <w:rFonts w:ascii="Calibri" w:eastAsia="Calibri" w:hAnsi="Calibri" w:cs="Calibri"/>
+          <w:rFonts w:asciiTheme="minorHAnsi" w:eastAsia="Calibri" w:hAnsiTheme="minorHAnsi" w:cstheme="minorHAnsi"/>
           <w:sz w:val="22"/>
           <w:szCs w:val="22"/>
         </w:rPr>
       </w:pPr>
       <w:r>
         <w:rPr>
-          <w:rFonts w:ascii="Calibri" w:eastAsia="Calibri" w:hAnsi="Calibri" w:cs="Calibri"/>
+          <w:rFonts w:asciiTheme="minorHAnsi" w:eastAsia="Calibri" w:hAnsiTheme="minorHAnsi" w:cstheme="minorHAnsi"/>
           <w:sz w:val="22"/>
           <w:szCs w:val="22"/>
         </w:rPr>
@@ -414,17 +409,16 @@
           <w:ilvl w:val="0"/>
           <w:numId w:val="16"/>
         </w:numPr>
-        <w:spacing w:line="360" w:lineRule="auto"/>
         <w:jc w:val="both"/>
         <w:rPr>
-          <w:rFonts w:ascii="Calibri" w:hAnsi="Calibri" w:cs="Calibri"/>
+          <w:rFonts w:asciiTheme="minorHAnsi" w:hAnsiTheme="minorHAnsi" w:cstheme="minorHAnsi"/>
           <w:sz w:val="22"/>
           <w:szCs w:val="22"/>
         </w:rPr>
       </w:pPr>
       <w:r>
         <w:rPr>
-          <w:rFonts w:ascii="Calibri" w:hAnsi="Calibri" w:cs="Calibri"/>
+          <w:rFonts w:asciiTheme="minorHAnsi" w:hAnsiTheme="minorHAnsi" w:cstheme="minorHAnsi"/>
           <w:sz w:val="22"/>
           <w:szCs w:val="22"/>
         </w:rPr>
@@ -432,7 +426,7 @@
       </w:r>
       <w:r>
         <w:rPr>
-          <w:rFonts w:ascii="Calibri" w:hAnsi="Calibri" w:cs="Calibri"/>
+          <w:rFonts w:asciiTheme="minorHAnsi" w:hAnsiTheme="minorHAnsi" w:cstheme="minorHAnsi"/>
           <w:sz w:val="22"/>
           <w:szCs w:val="22"/>
         </w:rPr>
@@ -440,7 +434,7 @@
       </w:r>
       <w:r>
         <w:rPr>
-          <w:rFonts w:ascii="Calibri" w:hAnsi="Calibri" w:cs="Calibri"/>
+          <w:rFonts w:asciiTheme="minorHAnsi" w:hAnsiTheme="minorHAnsi" w:cstheme="minorHAnsi"/>
           <w:sz w:val="22"/>
           <w:szCs w:val="22"/>
         </w:rPr>
@@ -454,17 +448,16 @@
           <w:ilvl w:val="0"/>
           <w:numId w:val="16"/>
         </w:numPr>
-        <w:spacing w:line="360" w:lineRule="auto"/>
         <w:jc w:val="both"/>
         <w:rPr>
-          <w:rFonts w:ascii="Calibri" w:hAnsi="Calibri" w:cs="Calibri"/>
+          <w:rFonts w:asciiTheme="minorHAnsi" w:hAnsiTheme="minorHAnsi" w:cstheme="minorHAnsi"/>
           <w:sz w:val="22"/>
           <w:szCs w:val="22"/>
         </w:rPr>
       </w:pPr>
       <w:r>
         <w:rPr>
-          <w:rFonts w:ascii="Calibri" w:hAnsi="Calibri" w:cs="Calibri"/>
+          <w:rFonts w:asciiTheme="minorHAnsi" w:hAnsiTheme="minorHAnsi" w:cstheme="minorHAnsi"/>
           <w:sz w:val="22"/>
           <w:szCs w:val="22"/>
         </w:rPr>
@@ -472,7 +465,7 @@
       </w:r>
       <w:r>
         <w:rPr>
-          <w:rFonts w:ascii="Calibri" w:hAnsi="Calibri" w:cs="Calibri"/>
+          <w:rFonts w:asciiTheme="minorHAnsi" w:hAnsiTheme="minorHAnsi" w:cstheme="minorHAnsi"/>
           <w:sz w:val="22"/>
           <w:szCs w:val="22"/>
         </w:rPr>
@@ -486,17 +479,16 @@
           <w:ilvl w:val="0"/>
           <w:numId w:val="16"/>
         </w:numPr>
-        <w:spacing w:line="360" w:lineRule="auto"/>
         <w:jc w:val="both"/>
         <w:rPr>
-          <w:rFonts w:ascii="Calibri" w:hAnsi="Calibri" w:cs="Calibri"/>
+          <w:rFonts w:asciiTheme="minorHAnsi" w:hAnsiTheme="minorHAnsi" w:cstheme="minorHAnsi"/>
           <w:sz w:val="22"/>
           <w:szCs w:val="22"/>
         </w:rPr>
       </w:pPr>
       <w:r>
         <w:rPr>
-          <w:rFonts w:ascii="Calibri" w:hAnsi="Calibri" w:cs="Calibri"/>
+          <w:rFonts w:asciiTheme="minorHAnsi" w:hAnsiTheme="minorHAnsi" w:cstheme="minorHAnsi"/>
           <w:sz w:val="22"/>
           <w:szCs w:val="22"/>
         </w:rPr>
@@ -504,7 +496,7 @@
       </w:r>
       <w:r>
         <w:rPr>
-          <w:rFonts w:ascii="Calibri" w:hAnsi="Calibri" w:cs="Calibri"/>
+          <w:rFonts w:asciiTheme="minorHAnsi" w:hAnsiTheme="minorHAnsi" w:cstheme="minorHAnsi"/>
           <w:sz w:val="22"/>
           <w:szCs w:val="22"/>
         </w:rPr>
@@ -512,7 +504,7 @@
       </w:r>
       <w:r>
         <w:rPr>
-          <w:rFonts w:ascii="Calibri" w:hAnsi="Calibri" w:cs="Calibri"/>
+          <w:rFonts w:asciiTheme="minorHAnsi" w:hAnsiTheme="minorHAnsi" w:cstheme="minorHAnsi"/>
           <w:sz w:val="22"/>
           <w:szCs w:val="22"/>
         </w:rPr>
@@ -520,7 +512,7 @@
       </w:r>
       <w:r>
         <w:rPr>
-          <w:rFonts w:ascii="Calibri" w:hAnsi="Calibri" w:cs="Calibri"/>
+          <w:rFonts w:asciiTheme="minorHAnsi" w:hAnsiTheme="minorHAnsi" w:cstheme="minorHAnsi"/>
           <w:sz w:val="22"/>
           <w:szCs w:val="22"/>
         </w:rPr>
@@ -528,7 +520,7 @@
       </w:r>
       <w:r>
         <w:rPr>
-          <w:rFonts w:ascii="Calibri" w:hAnsi="Calibri" w:cs="Calibri"/>
+          <w:rFonts w:asciiTheme="minorHAnsi" w:hAnsiTheme="minorHAnsi" w:cstheme="minorHAnsi"/>
           <w:sz w:val="22"/>
           <w:szCs w:val="22"/>
         </w:rPr>
@@ -536,7 +528,7 @@
       </w:r>
       <w:r>
         <w:rPr>
-          <w:rFonts w:ascii="Calibri" w:hAnsi="Calibri" w:cs="Calibri"/>
+          <w:rFonts w:asciiTheme="minorHAnsi" w:hAnsiTheme="minorHAnsi" w:cstheme="minorHAnsi"/>
           <w:sz w:val="22"/>
           <w:szCs w:val="22"/>
         </w:rPr>
@@ -550,17 +542,16 @@
           <w:ilvl w:val="0"/>
           <w:numId w:val="16"/>
         </w:numPr>
-        <w:spacing w:line="360" w:lineRule="auto"/>
         <w:jc w:val="both"/>
         <w:rPr>
-          <w:rFonts w:ascii="Calibri" w:hAnsi="Calibri" w:cs="Calibri"/>
+          <w:rFonts w:asciiTheme="minorHAnsi" w:hAnsiTheme="minorHAnsi" w:cstheme="minorHAnsi"/>
           <w:sz w:val="22"/>
           <w:szCs w:val="22"/>
         </w:rPr>
       </w:pPr>
       <w:r>
         <w:rPr>
-          <w:rFonts w:ascii="Calibri" w:hAnsi="Calibri" w:cs="Calibri"/>
+          <w:rFonts w:asciiTheme="minorHAnsi" w:hAnsiTheme="minorHAnsi" w:cstheme="minorHAnsi"/>
           <w:sz w:val="22"/>
           <w:szCs w:val="22"/>
         </w:rPr>
@@ -568,7 +559,7 @@
       </w:r>
       <w:r>
         <w:rPr>
-          <w:rFonts w:ascii="Calibri" w:hAnsi="Calibri" w:cs="Calibri"/>
+          <w:rFonts w:asciiTheme="minorHAnsi" w:hAnsiTheme="minorHAnsi" w:cstheme="minorHAnsi"/>
           <w:b/>
           <w:sz w:val="22"/>
           <w:szCs w:val="22"/>
@@ -583,17 +574,16 @@
           <w:ilvl w:val="0"/>
           <w:numId w:val="16"/>
         </w:numPr>
-        <w:spacing w:line="360" w:lineRule="auto"/>
         <w:jc w:val="both"/>
         <w:rPr>
-          <w:rFonts w:ascii="Calibri" w:hAnsi="Calibri" w:cs="Calibri"/>
+          <w:rFonts w:asciiTheme="minorHAnsi" w:hAnsiTheme="minorHAnsi" w:cstheme="minorHAnsi"/>
           <w:sz w:val="22"/>
           <w:szCs w:val="22"/>
         </w:rPr>
       </w:pPr>
       <w:r>
         <w:rPr>
-          <w:rFonts w:ascii="Calibri" w:hAnsi="Calibri" w:cs="Calibri"/>
+          <w:rFonts w:asciiTheme="minorHAnsi" w:hAnsiTheme="minorHAnsi" w:cstheme="minorHAnsi"/>
           <w:sz w:val="22"/>
           <w:szCs w:val="22"/>
         </w:rPr>
@@ -602,16 +592,13 @@
     </w:p>
     <w:p>
       <w:pPr>
-        <w:spacing w:line="360" w:lineRule="auto"/>
         <w:jc w:val="both"/>
         <w:rPr>
-          <w:rFonts w:ascii="Calibri" w:hAnsi="Calibri" w:cs="Calibri"/>
-          <w:sz w:val="22"/>
-          <w:szCs w:val="22"/>
-        </w:rPr>
-      </w:pPr>
-      <w:bookmarkStart w:id="0" w:name="_GoBack"/>
-      <w:bookmarkEnd w:id="0"/>
+          <w:rFonts w:asciiTheme="minorHAnsi" w:hAnsiTheme="minorHAnsi" w:cstheme="minorHAnsi"/>
+          <w:sz w:val="22"/>
+          <w:szCs w:val="22"/>
+        </w:rPr>
+      </w:pPr>
     </w:p>
     <w:p>
       <w:pPr>
@@ -620,26 +607,24 @@
           <w:ilvl w:val="0"/>
           <w:numId w:val="16"/>
         </w:numPr>
-        <w:spacing w:line="360" w:lineRule="auto"/>
         <w:jc w:val="both"/>
         <w:rPr>
-          <w:rFonts w:ascii="Calibri" w:hAnsi="Calibri" w:cs="Calibri"/>
+          <w:rFonts w:asciiTheme="minorHAnsi" w:hAnsiTheme="minorHAnsi" w:cstheme="minorHAnsi"/>
           <w:sz w:val="22"/>
           <w:szCs w:val="22"/>
         </w:rPr>
       </w:pPr>
       <w:r>
         <w:rPr>
-          <w:rFonts w:ascii="Calibri" w:hAnsi="Calibri" w:cs="Calibri"/>
-          <w:sz w:val="22"/>
-          <w:szCs w:val="22"/>
-        </w:rPr>
-        <w:lastRenderedPageBreak/>
+          <w:rFonts w:asciiTheme="minorHAnsi" w:hAnsiTheme="minorHAnsi" w:cstheme="minorHAnsi"/>
+          <w:sz w:val="22"/>
+          <w:szCs w:val="22"/>
+        </w:rPr>
         <w:t>Report to Q</w:t>
       </w:r>
       <w:r>
         <w:rPr>
-          <w:rFonts w:ascii="Calibri" w:hAnsi="Calibri" w:cs="Calibri"/>
+          <w:rFonts w:asciiTheme="minorHAnsi" w:hAnsiTheme="minorHAnsi" w:cstheme="minorHAnsi"/>
           <w:sz w:val="22"/>
           <w:szCs w:val="22"/>
         </w:rPr>
@@ -647,7 +632,7 @@
       </w:r>
       <w:r>
         <w:rPr>
-          <w:rFonts w:ascii="Calibri" w:hAnsi="Calibri" w:cs="Calibri"/>
+          <w:rFonts w:asciiTheme="minorHAnsi" w:hAnsiTheme="minorHAnsi" w:cstheme="minorHAnsi"/>
           <w:sz w:val="22"/>
           <w:szCs w:val="22"/>
         </w:rPr>
@@ -661,17 +646,16 @@
           <w:ilvl w:val="0"/>
           <w:numId w:val="16"/>
         </w:numPr>
-        <w:spacing w:line="360" w:lineRule="auto"/>
         <w:jc w:val="both"/>
         <w:rPr>
-          <w:rFonts w:ascii="Calibri" w:hAnsi="Calibri" w:cs="Calibri"/>
+          <w:rFonts w:asciiTheme="minorHAnsi" w:hAnsiTheme="minorHAnsi" w:cstheme="minorHAnsi"/>
           <w:sz w:val="22"/>
           <w:szCs w:val="22"/>
         </w:rPr>
       </w:pPr>
       <w:r>
         <w:rPr>
-          <w:rFonts w:ascii="Calibri" w:hAnsi="Calibri" w:cs="Calibri"/>
+          <w:rFonts w:asciiTheme="minorHAnsi" w:hAnsiTheme="minorHAnsi" w:cstheme="minorHAnsi"/>
           <w:sz w:val="22"/>
           <w:szCs w:val="22"/>
         </w:rPr>
@@ -681,11 +665,10 @@
     <w:p>
       <w:pPr>
         <w:pStyle w:val="ListParagraph"/>
-        <w:spacing w:line="360" w:lineRule="auto"/>
         <w:ind w:left="360"/>
         <w:jc w:val="both"/>
         <w:rPr>
-          <w:rFonts w:ascii="Calibri" w:hAnsi="Calibri" w:cs="Calibri"/>
+          <w:rFonts w:asciiTheme="minorHAnsi" w:hAnsiTheme="minorHAnsi" w:cstheme="minorHAnsi"/>
           <w:sz w:val="22"/>
           <w:szCs w:val="22"/>
         </w:rPr>
@@ -712,17 +695,16 @@
           </w:tcPr>
           <w:p>
             <w:pPr>
-              <w:spacing w:line="360" w:lineRule="auto"/>
               <w:jc w:val="both"/>
               <w:rPr>
-                <w:rFonts w:ascii="Calibri" w:hAnsi="Calibri" w:cs="Calibri"/>
+                <w:rFonts w:asciiTheme="minorHAnsi" w:hAnsiTheme="minorHAnsi" w:cstheme="minorHAnsi"/>
                 <w:sz w:val="22"/>
                 <w:szCs w:val="22"/>
               </w:rPr>
             </w:pPr>
             <w:r>
               <w:rPr>
-                <w:rFonts w:ascii="Calibri" w:hAnsi="Calibri" w:cs="Calibri"/>
+                <w:rFonts w:asciiTheme="minorHAnsi" w:hAnsiTheme="minorHAnsi" w:cstheme="minorHAnsi"/>
                 <w:sz w:val="22"/>
                 <w:szCs w:val="22"/>
               </w:rPr>
@@ -736,17 +718,16 @@
           </w:tcPr>
           <w:p>
             <w:pPr>
-              <w:spacing w:line="360" w:lineRule="auto"/>
               <w:jc w:val="both"/>
               <w:rPr>
-                <w:rFonts w:ascii="Calibri" w:hAnsi="Calibri" w:cs="Calibri"/>
+                <w:rFonts w:asciiTheme="minorHAnsi" w:hAnsiTheme="minorHAnsi" w:cstheme="minorHAnsi"/>
                 <w:sz w:val="22"/>
                 <w:szCs w:val="22"/>
               </w:rPr>
             </w:pPr>
             <w:r>
               <w:rPr>
-                <w:rFonts w:ascii="Calibri" w:hAnsi="Calibri" w:cs="Calibri"/>
+                <w:rFonts w:asciiTheme="minorHAnsi" w:hAnsiTheme="minorHAnsi" w:cstheme="minorHAnsi"/>
                 <w:sz w:val="22"/>
                 <w:szCs w:val="22"/>
               </w:rPr>
@@ -760,17 +741,16 @@
           </w:tcPr>
           <w:p>
             <w:pPr>
-              <w:spacing w:line="360" w:lineRule="auto"/>
               <w:jc w:val="both"/>
               <w:rPr>
-                <w:rFonts w:ascii="Calibri" w:hAnsi="Calibri" w:cs="Calibri"/>
+                <w:rFonts w:asciiTheme="minorHAnsi" w:hAnsiTheme="minorHAnsi" w:cstheme="minorHAnsi"/>
                 <w:sz w:val="22"/>
                 <w:szCs w:val="22"/>
               </w:rPr>
             </w:pPr>
             <w:r>
               <w:rPr>
-                <w:rFonts w:ascii="Calibri" w:hAnsi="Calibri" w:cs="Calibri"/>
+                <w:rFonts w:asciiTheme="minorHAnsi" w:hAnsiTheme="minorHAnsi" w:cstheme="minorHAnsi"/>
                 <w:sz w:val="22"/>
                 <w:szCs w:val="22"/>
               </w:rPr>
@@ -784,17 +764,16 @@
           </w:tcPr>
           <w:p>
             <w:pPr>
-              <w:spacing w:line="360" w:lineRule="auto"/>
               <w:jc w:val="both"/>
               <w:rPr>
-                <w:rFonts w:ascii="Calibri" w:hAnsi="Calibri" w:cs="Calibri"/>
+                <w:rFonts w:asciiTheme="minorHAnsi" w:hAnsiTheme="minorHAnsi" w:cstheme="minorHAnsi"/>
                 <w:sz w:val="22"/>
                 <w:szCs w:val="22"/>
               </w:rPr>
             </w:pPr>
             <w:r>
               <w:rPr>
-                <w:rFonts w:ascii="Calibri" w:hAnsi="Calibri" w:cs="Calibri"/>
+                <w:rFonts w:asciiTheme="minorHAnsi" w:hAnsiTheme="minorHAnsi" w:cstheme="minorHAnsi"/>
                 <w:sz w:val="22"/>
                 <w:szCs w:val="22"/>
               </w:rPr>
@@ -808,17 +787,16 @@
           </w:tcPr>
           <w:p>
             <w:pPr>
-              <w:spacing w:line="360" w:lineRule="auto"/>
               <w:jc w:val="both"/>
               <w:rPr>
-                <w:rFonts w:ascii="Calibri" w:hAnsi="Calibri" w:cs="Calibri"/>
+                <w:rFonts w:asciiTheme="minorHAnsi" w:hAnsiTheme="minorHAnsi" w:cstheme="minorHAnsi"/>
                 <w:sz w:val="22"/>
                 <w:szCs w:val="22"/>
               </w:rPr>
             </w:pPr>
             <w:r>
               <w:rPr>
-                <w:rFonts w:ascii="Calibri" w:hAnsi="Calibri" w:cs="Calibri"/>
+                <w:rFonts w:asciiTheme="minorHAnsi" w:hAnsiTheme="minorHAnsi" w:cstheme="minorHAnsi"/>
                 <w:sz w:val="22"/>
                 <w:szCs w:val="22"/>
               </w:rPr>
@@ -832,17 +810,16 @@
           </w:tcPr>
           <w:p>
             <w:pPr>
-              <w:spacing w:line="360" w:lineRule="auto"/>
               <w:jc w:val="both"/>
               <w:rPr>
-                <w:rFonts w:ascii="Calibri" w:hAnsi="Calibri" w:cs="Calibri"/>
+                <w:rFonts w:asciiTheme="minorHAnsi" w:hAnsiTheme="minorHAnsi" w:cstheme="minorHAnsi"/>
                 <w:sz w:val="22"/>
                 <w:szCs w:val="22"/>
               </w:rPr>
             </w:pPr>
             <w:r>
               <w:rPr>
-                <w:rFonts w:ascii="Calibri" w:hAnsi="Calibri" w:cs="Calibri"/>
+                <w:rFonts w:asciiTheme="minorHAnsi" w:hAnsiTheme="minorHAnsi" w:cstheme="minorHAnsi"/>
                 <w:sz w:val="22"/>
                 <w:szCs w:val="22"/>
               </w:rPr>
@@ -854,10 +831,9 @@
     </w:tbl>
     <w:p>
       <w:pPr>
-        <w:spacing w:line="360" w:lineRule="auto"/>
         <w:jc w:val="both"/>
         <w:rPr>
-          <w:rFonts w:ascii="Calibri" w:hAnsi="Calibri" w:cs="Calibri"/>
+          <w:rFonts w:asciiTheme="minorHAnsi" w:hAnsiTheme="minorHAnsi" w:cstheme="minorHAnsi"/>
           <w:sz w:val="22"/>
           <w:szCs w:val="22"/>
         </w:rPr>
@@ -866,8 +842,9 @@
     <w:p>
       <w:pPr>
         <w:spacing w:after="200"/>
-        <w:rPr>
-          <w:rFonts w:ascii="Calibri" w:eastAsia="Calibri" w:hAnsi="Calibri" w:cs="Calibri"/>
+        <w:jc w:val="both"/>
+        <w:rPr>
+          <w:rFonts w:asciiTheme="minorHAnsi" w:eastAsia="Calibri" w:hAnsiTheme="minorHAnsi" w:cstheme="minorHAnsi"/>
           <w:b/>
           <w:sz w:val="22"/>
           <w:szCs w:val="22"/>
@@ -875,7 +852,7 @@
       </w:pPr>
       <w:r>
         <w:rPr>
-          <w:rFonts w:ascii="Calibri" w:eastAsia="Calibri" w:hAnsi="Calibri" w:cs="Calibri"/>
+          <w:rFonts w:asciiTheme="minorHAnsi" w:eastAsia="Calibri" w:hAnsiTheme="minorHAnsi" w:cstheme="minorHAnsi"/>
           <w:b/>
           <w:sz w:val="22"/>
           <w:szCs w:val="22"/>
@@ -889,17 +866,18 @@
           <w:ilvl w:val="0"/>
           <w:numId w:val="18"/>
         </w:numPr>
-        <w:spacing w:after="160" w:line="360" w:lineRule="auto"/>
+        <w:spacing w:after="160"/>
         <w:contextualSpacing/>
-        <w:rPr>
-          <w:rFonts w:ascii="Calibri" w:eastAsia="Calibri" w:hAnsi="Calibri" w:cs="Calibri"/>
+        <w:jc w:val="both"/>
+        <w:rPr>
+          <w:rFonts w:asciiTheme="minorHAnsi" w:eastAsia="Calibri" w:hAnsiTheme="minorHAnsi" w:cstheme="minorHAnsi"/>
           <w:sz w:val="22"/>
           <w:szCs w:val="22"/>
         </w:rPr>
       </w:pPr>
       <w:r>
         <w:rPr>
-          <w:rFonts w:ascii="Calibri" w:eastAsia="Calibri" w:hAnsi="Calibri" w:cs="Calibri"/>
+          <w:rFonts w:asciiTheme="minorHAnsi" w:eastAsia="Calibri" w:hAnsiTheme="minorHAnsi" w:cstheme="minorHAnsi"/>
           <w:sz w:val="22"/>
           <w:szCs w:val="22"/>
         </w:rPr>
@@ -912,17 +890,18 @@
           <w:ilvl w:val="0"/>
           <w:numId w:val="18"/>
         </w:numPr>
-        <w:spacing w:after="160" w:line="360" w:lineRule="auto"/>
+        <w:spacing w:after="160"/>
         <w:contextualSpacing/>
-        <w:rPr>
-          <w:rFonts w:ascii="Calibri" w:eastAsia="Calibri" w:hAnsi="Calibri" w:cs="Calibri"/>
+        <w:jc w:val="both"/>
+        <w:rPr>
+          <w:rFonts w:asciiTheme="minorHAnsi" w:eastAsia="Calibri" w:hAnsiTheme="minorHAnsi" w:cstheme="minorHAnsi"/>
           <w:sz w:val="22"/>
           <w:szCs w:val="22"/>
         </w:rPr>
       </w:pPr>
       <w:r>
         <w:rPr>
-          <w:rFonts w:ascii="Calibri" w:eastAsia="Calibri" w:hAnsi="Calibri" w:cs="Calibri"/>
+          <w:rFonts w:asciiTheme="minorHAnsi" w:eastAsia="Calibri" w:hAnsiTheme="minorHAnsi" w:cstheme="minorHAnsi"/>
           <w:sz w:val="22"/>
           <w:szCs w:val="22"/>
         </w:rPr>
@@ -931,8 +910,9 @@
     </w:p>
     <w:p>
       <w:pPr>
-        <w:rPr>
-          <w:rFonts w:ascii="Calibri" w:eastAsia="Calibri" w:hAnsi="Calibri" w:cs="Calibri"/>
+        <w:jc w:val="both"/>
+        <w:rPr>
+          <w:rFonts w:asciiTheme="minorHAnsi" w:eastAsia="Calibri" w:hAnsiTheme="minorHAnsi" w:cstheme="minorHAnsi"/>
           <w:b/>
           <w:sz w:val="22"/>
           <w:szCs w:val="22"/>
@@ -941,9 +921,9 @@
     </w:p>
     <w:p>
       <w:pPr>
-        <w:spacing w:line="360" w:lineRule="auto"/>
-        <w:rPr>
-          <w:rFonts w:ascii="Calibri" w:eastAsia="Calibri" w:hAnsi="Calibri" w:cs="Calibri"/>
+        <w:jc w:val="both"/>
+        <w:rPr>
+          <w:rFonts w:asciiTheme="minorHAnsi" w:eastAsia="Calibri" w:hAnsiTheme="minorHAnsi" w:cstheme="minorHAnsi"/>
           <w:b/>
           <w:sz w:val="22"/>
           <w:szCs w:val="22"/>
@@ -951,11 +931,12 @@
       </w:pPr>
       <w:r>
         <w:rPr>
-          <w:rFonts w:ascii="Calibri" w:eastAsia="Calibri" w:hAnsi="Calibri" w:cs="Calibri"/>
+          <w:rFonts w:asciiTheme="minorHAnsi" w:eastAsia="Calibri" w:hAnsiTheme="minorHAnsi" w:cstheme="minorHAnsi"/>
           <w:b/>
           <w:sz w:val="22"/>
           <w:szCs w:val="22"/>
         </w:rPr>
+        <w:lastRenderedPageBreak/>
         <w:t>Materials, Equipment, Apparatus and Reagents</w:t>
       </w:r>
     </w:p>
@@ -965,10 +946,11 @@
           <w:ilvl w:val="0"/>
           <w:numId w:val="17"/>
         </w:numPr>
-        <w:spacing w:after="160" w:line="360" w:lineRule="auto"/>
+        <w:spacing w:after="160"/>
         <w:contextualSpacing/>
-        <w:rPr>
-          <w:rFonts w:ascii="Calibri" w:eastAsia="Calibri" w:hAnsi="Calibri" w:cs="Calibri"/>
+        <w:jc w:val="both"/>
+        <w:rPr>
+          <w:rFonts w:asciiTheme="minorHAnsi" w:eastAsia="Calibri" w:hAnsiTheme="minorHAnsi" w:cstheme="minorHAnsi"/>
           <w:b/>
           <w:sz w:val="22"/>
           <w:szCs w:val="22"/>
@@ -976,7 +958,7 @@
       </w:pPr>
       <w:r>
         <w:rPr>
-          <w:rFonts w:ascii="Calibri" w:eastAsia="Calibri" w:hAnsi="Calibri" w:cs="Calibri"/>
+          <w:rFonts w:asciiTheme="minorHAnsi" w:eastAsia="Calibri" w:hAnsiTheme="minorHAnsi" w:cstheme="minorHAnsi"/>
           <w:sz w:val="22"/>
           <w:szCs w:val="22"/>
         </w:rPr>
@@ -989,10 +971,11 @@
           <w:ilvl w:val="0"/>
           <w:numId w:val="17"/>
         </w:numPr>
-        <w:spacing w:after="160" w:line="360" w:lineRule="auto"/>
+        <w:spacing w:after="160"/>
         <w:contextualSpacing/>
-        <w:rPr>
-          <w:rFonts w:ascii="Calibri" w:eastAsia="Calibri" w:hAnsi="Calibri" w:cs="Calibri"/>
+        <w:jc w:val="both"/>
+        <w:rPr>
+          <w:rFonts w:asciiTheme="minorHAnsi" w:eastAsia="Calibri" w:hAnsiTheme="minorHAnsi" w:cstheme="minorHAnsi"/>
           <w:b/>
           <w:sz w:val="22"/>
           <w:szCs w:val="22"/>
@@ -1000,7 +983,7 @@
       </w:pPr>
       <w:r>
         <w:rPr>
-          <w:rFonts w:ascii="Calibri" w:eastAsia="Calibri" w:hAnsi="Calibri" w:cs="Calibri"/>
+          <w:rFonts w:asciiTheme="minorHAnsi" w:eastAsia="Calibri" w:hAnsiTheme="minorHAnsi" w:cstheme="minorHAnsi"/>
           <w:sz w:val="22"/>
           <w:szCs w:val="22"/>
         </w:rPr>
@@ -1013,17 +996,18 @@
           <w:ilvl w:val="0"/>
           <w:numId w:val="17"/>
         </w:numPr>
-        <w:spacing w:after="160" w:line="360" w:lineRule="auto"/>
+        <w:spacing w:after="160"/>
         <w:contextualSpacing/>
-        <w:rPr>
-          <w:rFonts w:ascii="Calibri" w:eastAsia="Calibri" w:hAnsi="Calibri" w:cs="Calibri"/>
+        <w:jc w:val="both"/>
+        <w:rPr>
+          <w:rFonts w:asciiTheme="minorHAnsi" w:eastAsia="Calibri" w:hAnsiTheme="minorHAnsi" w:cstheme="minorHAnsi"/>
           <w:sz w:val="22"/>
           <w:szCs w:val="22"/>
         </w:rPr>
       </w:pPr>
       <w:r>
         <w:rPr>
-          <w:rFonts w:ascii="Calibri" w:eastAsia="Calibri" w:hAnsi="Calibri" w:cs="Calibri"/>
+          <w:rFonts w:asciiTheme="minorHAnsi" w:eastAsia="Calibri" w:hAnsiTheme="minorHAnsi" w:cstheme="minorHAnsi"/>
           <w:sz w:val="22"/>
           <w:szCs w:val="22"/>
         </w:rPr>
@@ -1036,17 +1020,18 @@
           <w:ilvl w:val="0"/>
           <w:numId w:val="17"/>
         </w:numPr>
-        <w:spacing w:after="160" w:line="360" w:lineRule="auto"/>
+        <w:spacing w:after="160"/>
         <w:contextualSpacing/>
-        <w:rPr>
-          <w:rFonts w:ascii="Calibri" w:eastAsia="Calibri" w:hAnsi="Calibri" w:cs="Calibri"/>
+        <w:jc w:val="both"/>
+        <w:rPr>
+          <w:rFonts w:asciiTheme="minorHAnsi" w:eastAsia="Calibri" w:hAnsiTheme="minorHAnsi" w:cstheme="minorHAnsi"/>
           <w:sz w:val="22"/>
           <w:szCs w:val="22"/>
         </w:rPr>
       </w:pPr>
       <w:r>
         <w:rPr>
-          <w:rFonts w:ascii="Calibri" w:eastAsia="Calibri" w:hAnsi="Calibri" w:cs="Calibri"/>
+          <w:rFonts w:asciiTheme="minorHAnsi" w:eastAsia="Calibri" w:hAnsiTheme="minorHAnsi" w:cstheme="minorHAnsi"/>
           <w:sz w:val="22"/>
           <w:szCs w:val="22"/>
         </w:rPr>
@@ -1058,10 +1043,9 @@
         <w:tabs>
           <w:tab w:val="left" w:pos="4257"/>
         </w:tabs>
-        <w:spacing w:line="276" w:lineRule="auto"/>
         <w:jc w:val="both"/>
         <w:rPr>
-          <w:rFonts w:ascii="Calibri" w:hAnsi="Calibri" w:cs="Calibri"/>
+          <w:rFonts w:asciiTheme="minorHAnsi" w:hAnsiTheme="minorHAnsi" w:cstheme="minorHAnsi"/>
           <w:b/>
           <w:sz w:val="22"/>
           <w:szCs w:val="22"/>
@@ -1069,7 +1053,7 @@
       </w:pPr>
       <w:r>
         <w:rPr>
-          <w:rFonts w:ascii="Calibri" w:hAnsi="Calibri" w:cs="Calibri"/>
+          <w:rFonts w:asciiTheme="minorHAnsi" w:hAnsiTheme="minorHAnsi" w:cstheme="minorHAnsi"/>
           <w:b/>
           <w:sz w:val="22"/>
           <w:szCs w:val="22"/>
@@ -1084,37 +1068,44 @@
           <w:numId w:val="4"/>
         </w:numPr>
         <w:shd w:val="clear" w:color="auto" w:fill="FFFFFF"/>
-        <w:spacing w:line="276" w:lineRule="auto"/>
         <w:jc w:val="both"/>
         <w:rPr>
-          <w:rFonts w:ascii="Calibri" w:hAnsi="Calibri" w:cs="Calibri"/>
+          <w:rFonts w:asciiTheme="minorHAnsi" w:hAnsiTheme="minorHAnsi" w:cstheme="minorHAnsi"/>
           <w:sz w:val="22"/>
           <w:szCs w:val="22"/>
         </w:rPr>
       </w:pPr>
       <w:r>
         <w:rPr>
-          <w:rFonts w:ascii="Calibri" w:hAnsi="Calibri" w:cs="Calibri"/>
+          <w:rFonts w:asciiTheme="minorHAnsi" w:hAnsiTheme="minorHAnsi" w:cstheme="minorHAnsi"/>
           <w:b/>
           <w:sz w:val="22"/>
           <w:szCs w:val="22"/>
         </w:rPr>
         <w:t>REFERENCE AND ENCLOSURE</w:t>
       </w:r>
-    </w:p>
-    <w:p>
-      <w:pPr>
-        <w:spacing w:line="276" w:lineRule="auto"/>
+      <w:r>
+        <w:rPr>
+          <w:rFonts w:asciiTheme="minorHAnsi" w:hAnsiTheme="minorHAnsi" w:cstheme="minorHAnsi"/>
+          <w:b/>
+          <w:sz w:val="22"/>
+          <w:szCs w:val="22"/>
+        </w:rPr>
+        <w:t>:</w:t>
+      </w:r>
+    </w:p>
+    <w:p>
+      <w:pPr>
         <w:jc w:val="both"/>
         <w:rPr>
-          <w:rFonts w:ascii="Calibri" w:hAnsi="Calibri" w:cs="Calibri"/>
+          <w:rFonts w:asciiTheme="minorHAnsi" w:hAnsiTheme="minorHAnsi" w:cstheme="minorHAnsi"/>
           <w:sz w:val="22"/>
           <w:szCs w:val="22"/>
         </w:rPr>
       </w:pPr>
       <w:r>
         <w:rPr>
-          <w:rFonts w:ascii="Calibri" w:hAnsi="Calibri" w:cs="Calibri"/>
+          <w:rFonts w:asciiTheme="minorHAnsi" w:hAnsiTheme="minorHAnsi" w:cstheme="minorHAnsi"/>
           <w:sz w:val="22"/>
           <w:szCs w:val="22"/>
         </w:rPr>
@@ -1123,17 +1114,16 @@
     </w:p>
     <w:p>
       <w:pPr>
-        <w:spacing w:line="276" w:lineRule="auto"/>
         <w:jc w:val="both"/>
         <w:rPr>
-          <w:rFonts w:ascii="Calibri" w:hAnsi="Calibri" w:cs="Calibri"/>
+          <w:rFonts w:asciiTheme="minorHAnsi" w:hAnsiTheme="minorHAnsi" w:cstheme="minorHAnsi"/>
           <w:sz w:val="22"/>
           <w:szCs w:val="22"/>
         </w:rPr>
       </w:pPr>
       <w:r>
         <w:rPr>
-          <w:rFonts w:ascii="Calibri" w:hAnsi="Calibri" w:cs="Calibri"/>
+          <w:rFonts w:asciiTheme="minorHAnsi" w:hAnsiTheme="minorHAnsi" w:cstheme="minorHAnsi"/>
           <w:sz w:val="22"/>
           <w:szCs w:val="22"/>
         </w:rPr>
@@ -1142,34 +1132,52 @@
     </w:p>
     <w:p>
       <w:pPr>
-        <w:spacing w:line="276" w:lineRule="auto"/>
         <w:jc w:val="both"/>
         <w:rPr>
-          <w:rFonts w:ascii="Calibri" w:hAnsi="Calibri" w:cs="Calibri"/>
-          <w:sz w:val="22"/>
-          <w:szCs w:val="22"/>
-        </w:rPr>
-      </w:pPr>
-    </w:p>
-    <w:p>
-      <w:pPr>
-        <w:spacing w:line="276" w:lineRule="auto"/>
+          <w:rFonts w:asciiTheme="minorHAnsi" w:hAnsiTheme="minorHAnsi" w:cstheme="minorHAnsi"/>
+          <w:sz w:val="22"/>
+          <w:szCs w:val="22"/>
+        </w:rPr>
+      </w:pPr>
+    </w:p>
+    <w:p>
+      <w:pPr>
         <w:jc w:val="both"/>
         <w:rPr>
-          <w:rFonts w:ascii="Calibri" w:hAnsi="Calibri" w:cs="Calibri"/>
+          <w:rFonts w:asciiTheme="minorHAnsi" w:hAnsiTheme="minorHAnsi" w:cstheme="minorHAnsi"/>
+          <w:b/>
           <w:sz w:val="22"/>
           <w:szCs w:val="22"/>
         </w:rPr>
       </w:pPr>
       <w:r>
         <w:rPr>
-          <w:rFonts w:ascii="Calibri" w:hAnsi="Calibri" w:cs="Calibri"/>
+          <w:rFonts w:asciiTheme="minorHAnsi" w:hAnsiTheme="minorHAnsi" w:cstheme="minorHAnsi"/>
           <w:b/>
           <w:sz w:val="22"/>
           <w:szCs w:val="22"/>
         </w:rPr>
         <w:t>7.0 TRAINING INVOLVEMENT</w:t>
       </w:r>
+      <w:r>
+        <w:rPr>
+          <w:rFonts w:asciiTheme="minorHAnsi" w:hAnsiTheme="minorHAnsi" w:cstheme="minorHAnsi"/>
+          <w:b/>
+          <w:sz w:val="22"/>
+          <w:szCs w:val="22"/>
+        </w:rPr>
+        <w:t>:</w:t>
+      </w:r>
+    </w:p>
+    <w:p>
+      <w:pPr>
+        <w:jc w:val="both"/>
+        <w:rPr>
+          <w:rFonts w:asciiTheme="minorHAnsi" w:hAnsiTheme="minorHAnsi" w:cstheme="minorHAnsi"/>
+          <w:sz w:val="22"/>
+          <w:szCs w:val="22"/>
+        </w:rPr>
+      </w:pPr>
     </w:p>
     <w:tbl>
       <w:tblPr>
@@ -1202,10 +1210,9 @@
           <w:p>
             <w:pPr>
               <w:pStyle w:val="Header"/>
-              <w:spacing w:line="276" w:lineRule="auto"/>
               <w:jc w:val="both"/>
               <w:rPr>
-                <w:rFonts w:ascii="Calibri" w:hAnsi="Calibri" w:cs="Calibri"/>
+                <w:rFonts w:asciiTheme="minorHAnsi" w:hAnsiTheme="minorHAnsi" w:cstheme="minorHAnsi"/>
                 <w:bCs/>
                 <w:snapToGrid w:val="0"/>
                 <w:sz w:val="22"/>
@@ -1214,7 +1221,7 @@
             </w:pPr>
             <w:r>
               <w:rPr>
-                <w:rFonts w:ascii="Calibri" w:hAnsi="Calibri" w:cs="Calibri"/>
+                <w:rFonts w:asciiTheme="minorHAnsi" w:hAnsiTheme="minorHAnsi" w:cstheme="minorHAnsi"/>
                 <w:bCs/>
                 <w:snapToGrid w:val="0"/>
                 <w:sz w:val="22"/>
@@ -1224,7 +1231,7 @@
             </w:r>
             <w:r>
               <w:rPr>
-                <w:rFonts w:ascii="Calibri" w:hAnsi="Calibri" w:cs="Calibri"/>
+                <w:rFonts w:asciiTheme="minorHAnsi" w:hAnsiTheme="minorHAnsi" w:cstheme="minorHAnsi"/>
                 <w:bCs/>
                 <w:snapToGrid w:val="0"/>
                 <w:sz w:val="22"/>
@@ -1242,10 +1249,9 @@
           <w:p>
             <w:pPr>
               <w:pStyle w:val="Header"/>
-              <w:spacing w:line="276" w:lineRule="auto"/>
               <w:jc w:val="both"/>
               <w:rPr>
-                <w:rFonts w:ascii="Calibri" w:hAnsi="Calibri" w:cs="Calibri"/>
+                <w:rFonts w:asciiTheme="minorHAnsi" w:hAnsiTheme="minorHAnsi" w:cstheme="minorHAnsi"/>
                 <w:b/>
                 <w:snapToGrid w:val="0"/>
                 <w:sz w:val="22"/>
@@ -1254,13 +1260,13 @@
             </w:pPr>
             <w:r>
               <w:rPr>
-                <w:rFonts w:ascii="Calibri" w:hAnsi="Calibri" w:cs="Calibri"/>
+                <w:rFonts w:asciiTheme="minorHAnsi" w:hAnsiTheme="minorHAnsi" w:cstheme="minorHAnsi"/>
                 <w:iCs/>
                 <w:snapToGrid w:val="0"/>
                 <w:sz w:val="22"/>
                 <w:szCs w:val="22"/>
               </w:rPr>
-              <w:t>Quality Control Microbiologist</w:t>
+              <w:t>QC Head</w:t>
             </w:r>
           </w:p>
         </w:tc>
@@ -1277,10 +1283,9 @@
           <w:p>
             <w:pPr>
               <w:pStyle w:val="Header"/>
-              <w:spacing w:line="276" w:lineRule="auto"/>
               <w:jc w:val="both"/>
               <w:rPr>
-                <w:rFonts w:ascii="Calibri" w:hAnsi="Calibri" w:cs="Calibri"/>
+                <w:rFonts w:asciiTheme="minorHAnsi" w:hAnsiTheme="minorHAnsi" w:cstheme="minorHAnsi"/>
                 <w:iCs/>
                 <w:snapToGrid w:val="0"/>
                 <w:sz w:val="22"/>
@@ -1289,13 +1294,13 @@
             </w:pPr>
             <w:r>
               <w:rPr>
-                <w:rFonts w:ascii="Calibri" w:hAnsi="Calibri" w:cs="Calibri"/>
+                <w:rFonts w:asciiTheme="minorHAnsi" w:hAnsiTheme="minorHAnsi" w:cstheme="minorHAnsi"/>
                 <w:iCs/>
                 <w:snapToGrid w:val="0"/>
                 <w:sz w:val="22"/>
                 <w:szCs w:val="22"/>
               </w:rPr>
-              <w:t>QA Doc. Unit staff</w:t>
+              <w:t>QC Microbiologist</w:t>
             </w:r>
           </w:p>
         </w:tc>
@@ -1307,10 +1312,9 @@
           <w:p>
             <w:pPr>
               <w:pStyle w:val="Header"/>
-              <w:spacing w:line="276" w:lineRule="auto"/>
               <w:jc w:val="both"/>
               <w:rPr>
-                <w:rFonts w:ascii="Calibri" w:hAnsi="Calibri" w:cs="Calibri"/>
+                <w:rFonts w:asciiTheme="minorHAnsi" w:hAnsiTheme="minorHAnsi" w:cstheme="minorHAnsi"/>
                 <w:iCs/>
                 <w:snapToGrid w:val="0"/>
                 <w:sz w:val="22"/>
@@ -1319,13 +1323,13 @@
             </w:pPr>
             <w:r>
               <w:rPr>
-                <w:rFonts w:ascii="Calibri" w:hAnsi="Calibri" w:cs="Calibri"/>
+                <w:rFonts w:asciiTheme="minorHAnsi" w:hAnsiTheme="minorHAnsi" w:cstheme="minorHAnsi"/>
                 <w:iCs/>
                 <w:snapToGrid w:val="0"/>
                 <w:sz w:val="22"/>
                 <w:szCs w:val="22"/>
               </w:rPr>
-              <w:t>Lab Assistant</w:t>
+              <w:t>Lab. Assistant</w:t>
             </w:r>
           </w:p>
         </w:tc>
@@ -1333,10 +1337,9 @@
     </w:tbl>
     <w:p>
       <w:pPr>
-        <w:spacing w:line="276" w:lineRule="auto"/>
         <w:jc w:val="both"/>
         <w:rPr>
-          <w:rFonts w:ascii="Calibri" w:hAnsi="Calibri" w:cs="Calibri"/>
+          <w:rFonts w:asciiTheme="minorHAnsi" w:hAnsiTheme="minorHAnsi" w:cstheme="minorHAnsi"/>
           <w:b/>
           <w:sz w:val="22"/>
           <w:szCs w:val="22"/>
@@ -1345,10 +1348,9 @@
     </w:p>
     <w:p>
       <w:pPr>
-        <w:spacing w:line="276" w:lineRule="auto"/>
         <w:jc w:val="both"/>
         <w:rPr>
-          <w:rFonts w:ascii="Calibri" w:hAnsi="Calibri" w:cs="Calibri"/>
+          <w:rFonts w:asciiTheme="minorHAnsi" w:hAnsiTheme="minorHAnsi" w:cstheme="minorHAnsi"/>
           <w:b/>
           <w:sz w:val="22"/>
           <w:szCs w:val="22"/>
@@ -1356,7 +1358,7 @@
       </w:pPr>
       <w:r>
         <w:rPr>
-          <w:rFonts w:ascii="Calibri" w:hAnsi="Calibri" w:cs="Calibri"/>
+          <w:rFonts w:asciiTheme="minorHAnsi" w:hAnsiTheme="minorHAnsi" w:cstheme="minorHAnsi"/>
           <w:b/>
           <w:sz w:val="22"/>
           <w:szCs w:val="22"/>
@@ -1390,17 +1392,16 @@
           </w:tcPr>
           <w:p>
             <w:pPr>
-              <w:spacing w:line="276" w:lineRule="auto"/>
               <w:jc w:val="both"/>
               <w:rPr>
-                <w:rFonts w:ascii="Calibri" w:eastAsia="Calibri" w:hAnsi="Calibri" w:cs="Calibri"/>
+                <w:rFonts w:asciiTheme="minorHAnsi" w:eastAsia="Calibri" w:hAnsiTheme="minorHAnsi" w:cstheme="minorHAnsi"/>
                 <w:sz w:val="22"/>
                 <w:szCs w:val="22"/>
               </w:rPr>
             </w:pPr>
             <w:r>
               <w:rPr>
-                <w:rFonts w:ascii="Calibri" w:eastAsia="Calibri" w:hAnsi="Calibri" w:cs="Calibri"/>
+                <w:rFonts w:asciiTheme="minorHAnsi" w:eastAsia="Calibri" w:hAnsiTheme="minorHAnsi" w:cstheme="minorHAnsi"/>
                 <w:sz w:val="22"/>
                 <w:szCs w:val="22"/>
               </w:rPr>
@@ -1415,17 +1416,16 @@
           </w:tcPr>
           <w:p>
             <w:pPr>
-              <w:spacing w:line="276" w:lineRule="auto"/>
               <w:jc w:val="both"/>
               <w:rPr>
-                <w:rFonts w:ascii="Calibri" w:eastAsia="Calibri" w:hAnsi="Calibri" w:cs="Calibri"/>
+                <w:rFonts w:asciiTheme="minorHAnsi" w:eastAsia="Calibri" w:hAnsiTheme="minorHAnsi" w:cstheme="minorHAnsi"/>
                 <w:sz w:val="22"/>
                 <w:szCs w:val="22"/>
               </w:rPr>
             </w:pPr>
             <w:r>
               <w:rPr>
-                <w:rFonts w:ascii="Calibri" w:eastAsia="Calibri" w:hAnsi="Calibri" w:cs="Calibri"/>
+                <w:rFonts w:asciiTheme="minorHAnsi" w:eastAsia="Calibri" w:hAnsiTheme="minorHAnsi" w:cstheme="minorHAnsi"/>
                 <w:sz w:val="22"/>
                 <w:szCs w:val="22"/>
               </w:rPr>
@@ -1442,17 +1442,16 @@
           </w:tcPr>
           <w:p>
             <w:pPr>
-              <w:spacing w:line="276" w:lineRule="auto"/>
               <w:jc w:val="both"/>
               <w:rPr>
-                <w:rFonts w:ascii="Calibri" w:eastAsia="Calibri" w:hAnsi="Calibri" w:cs="Calibri"/>
+                <w:rFonts w:asciiTheme="minorHAnsi" w:eastAsia="Calibri" w:hAnsiTheme="minorHAnsi" w:cstheme="minorHAnsi"/>
                 <w:sz w:val="22"/>
                 <w:szCs w:val="22"/>
               </w:rPr>
             </w:pPr>
             <w:r>
               <w:rPr>
-                <w:rFonts w:ascii="Calibri" w:eastAsia="Calibri" w:hAnsi="Calibri" w:cs="Calibri"/>
+                <w:rFonts w:asciiTheme="minorHAnsi" w:eastAsia="Calibri" w:hAnsiTheme="minorHAnsi" w:cstheme="minorHAnsi"/>
                 <w:sz w:val="22"/>
                 <w:szCs w:val="22"/>
               </w:rPr>
@@ -1467,21 +1466,20 @@
           </w:tcPr>
           <w:p>
             <w:pPr>
-              <w:spacing w:line="276" w:lineRule="auto"/>
               <w:jc w:val="both"/>
               <w:rPr>
-                <w:rFonts w:ascii="Calibri" w:eastAsia="Calibri" w:hAnsi="Calibri" w:cs="Calibri"/>
+                <w:rFonts w:asciiTheme="minorHAnsi" w:eastAsia="Calibri" w:hAnsiTheme="minorHAnsi" w:cstheme="minorHAnsi"/>
                 <w:sz w:val="22"/>
                 <w:szCs w:val="22"/>
               </w:rPr>
             </w:pPr>
             <w:r>
               <w:rPr>
-                <w:rFonts w:ascii="Calibri" w:eastAsia="Calibri" w:hAnsi="Calibri" w:cs="Calibri"/>
+                <w:rFonts w:asciiTheme="minorHAnsi" w:eastAsia="Calibri" w:hAnsiTheme="minorHAnsi" w:cstheme="minorHAnsi"/>
                 <w:sz w:val="22"/>
                 <w:szCs w:val="22"/>
               </w:rPr>
-              <w:t>ALL DEPARTMENT</w:t>
+              <w:t>MICROBIOLOGY LABORATORY</w:t>
             </w:r>
           </w:p>
         </w:tc>
@@ -1489,10 +1487,9 @@
     </w:tbl>
     <w:p>
       <w:pPr>
-        <w:spacing w:line="276" w:lineRule="auto"/>
         <w:jc w:val="both"/>
         <w:rPr>
-          <w:rFonts w:ascii="Calibri" w:hAnsi="Calibri" w:cs="Calibri"/>
+          <w:rFonts w:asciiTheme="minorHAnsi" w:hAnsiTheme="minorHAnsi" w:cstheme="minorHAnsi"/>
           <w:b/>
           <w:sz w:val="22"/>
           <w:szCs w:val="22"/>
@@ -1501,10 +1498,9 @@
     </w:p>
     <w:p>
       <w:pPr>
-        <w:spacing w:line="276" w:lineRule="auto"/>
         <w:jc w:val="both"/>
         <w:rPr>
-          <w:rFonts w:ascii="Calibri" w:hAnsi="Calibri" w:cs="Calibri"/>
+          <w:rFonts w:asciiTheme="minorHAnsi" w:hAnsiTheme="minorHAnsi" w:cstheme="minorHAnsi"/>
           <w:b/>
           <w:sz w:val="22"/>
           <w:szCs w:val="22"/>
@@ -1512,7 +1508,7 @@
       </w:pPr>
       <w:r>
         <w:rPr>
-          <w:rFonts w:ascii="Calibri" w:hAnsi="Calibri" w:cs="Calibri"/>
+          <w:rFonts w:asciiTheme="minorHAnsi" w:hAnsiTheme="minorHAnsi" w:cstheme="minorHAnsi"/>
           <w:b/>
           <w:sz w:val="22"/>
           <w:szCs w:val="22"/>
@@ -1546,10 +1542,9 @@
           </w:tcPr>
           <w:p>
             <w:pPr>
-              <w:spacing w:line="276" w:lineRule="auto"/>
               <w:jc w:val="both"/>
               <w:rPr>
-                <w:rFonts w:ascii="Calibri" w:eastAsia="Calibri" w:hAnsi="Calibri" w:cs="Calibri"/>
+                <w:rFonts w:asciiTheme="minorHAnsi" w:eastAsia="Calibri" w:hAnsiTheme="minorHAnsi" w:cstheme="minorHAnsi"/>
                 <w:b/>
                 <w:sz w:val="22"/>
                 <w:szCs w:val="22"/>
@@ -1557,7 +1552,7 @@
             </w:pPr>
             <w:r>
               <w:rPr>
-                <w:rFonts w:ascii="Calibri" w:eastAsia="Calibri" w:hAnsi="Calibri" w:cs="Calibri"/>
+                <w:rFonts w:asciiTheme="minorHAnsi" w:eastAsia="Calibri" w:hAnsiTheme="minorHAnsi" w:cstheme="minorHAnsi"/>
                 <w:b/>
                 <w:sz w:val="22"/>
                 <w:szCs w:val="22"/>
@@ -1573,10 +1568,9 @@
           </w:tcPr>
           <w:p>
             <w:pPr>
-              <w:spacing w:line="276" w:lineRule="auto"/>
               <w:jc w:val="both"/>
               <w:rPr>
-                <w:rFonts w:ascii="Calibri" w:eastAsia="Calibri" w:hAnsi="Calibri" w:cs="Calibri"/>
+                <w:rFonts w:asciiTheme="minorHAnsi" w:eastAsia="Calibri" w:hAnsiTheme="minorHAnsi" w:cstheme="minorHAnsi"/>
                 <w:b/>
                 <w:sz w:val="22"/>
                 <w:szCs w:val="22"/>
@@ -1584,7 +1578,7 @@
             </w:pPr>
             <w:r>
               <w:rPr>
-                <w:rFonts w:ascii="Calibri" w:eastAsia="Calibri" w:hAnsi="Calibri" w:cs="Calibri"/>
+                <w:rFonts w:asciiTheme="minorHAnsi" w:eastAsia="Calibri" w:hAnsiTheme="minorHAnsi" w:cstheme="minorHAnsi"/>
                 <w:b/>
                 <w:sz w:val="22"/>
                 <w:szCs w:val="22"/>
@@ -1600,10 +1594,9 @@
           </w:tcPr>
           <w:p>
             <w:pPr>
-              <w:spacing w:line="276" w:lineRule="auto"/>
               <w:jc w:val="both"/>
               <w:rPr>
-                <w:rFonts w:ascii="Calibri" w:eastAsia="Calibri" w:hAnsi="Calibri" w:cs="Calibri"/>
+                <w:rFonts w:asciiTheme="minorHAnsi" w:eastAsia="Calibri" w:hAnsiTheme="minorHAnsi" w:cstheme="minorHAnsi"/>
                 <w:b/>
                 <w:sz w:val="22"/>
                 <w:szCs w:val="22"/>
@@ -1611,7 +1604,7 @@
             </w:pPr>
             <w:r>
               <w:rPr>
-                <w:rFonts w:ascii="Calibri" w:eastAsia="Calibri" w:hAnsi="Calibri" w:cs="Calibri"/>
+                <w:rFonts w:asciiTheme="minorHAnsi" w:eastAsia="Calibri" w:hAnsiTheme="minorHAnsi" w:cstheme="minorHAnsi"/>
                 <w:b/>
                 <w:sz w:val="22"/>
                 <w:szCs w:val="22"/>
@@ -1629,10 +1622,9 @@
           </w:tcPr>
           <w:p>
             <w:pPr>
-              <w:spacing w:line="276" w:lineRule="auto"/>
               <w:jc w:val="both"/>
               <w:rPr>
-                <w:rFonts w:ascii="Calibri" w:eastAsia="Calibri" w:hAnsi="Calibri" w:cs="Calibri"/>
+                <w:rFonts w:asciiTheme="minorHAnsi" w:eastAsia="Calibri" w:hAnsiTheme="minorHAnsi" w:cstheme="minorHAnsi"/>
                 <w:b/>
                 <w:sz w:val="22"/>
                 <w:szCs w:val="22"/>
@@ -1640,7 +1632,7 @@
             </w:pPr>
             <w:r>
               <w:rPr>
-                <w:rFonts w:ascii="Calibri" w:eastAsia="Calibri" w:hAnsi="Calibri" w:cs="Calibri"/>
+                <w:rFonts w:asciiTheme="minorHAnsi" w:eastAsia="Calibri" w:hAnsiTheme="minorHAnsi" w:cstheme="minorHAnsi"/>
                 <w:sz w:val="22"/>
                 <w:szCs w:val="22"/>
               </w:rPr>
@@ -1655,10 +1647,9 @@
           </w:tcPr>
           <w:p>
             <w:pPr>
-              <w:spacing w:line="276" w:lineRule="auto"/>
               <w:jc w:val="both"/>
               <w:rPr>
-                <w:rFonts w:ascii="Calibri" w:eastAsia="Calibri" w:hAnsi="Calibri" w:cs="Calibri"/>
+                <w:rFonts w:asciiTheme="minorHAnsi" w:eastAsia="Calibri" w:hAnsiTheme="minorHAnsi" w:cstheme="minorHAnsi"/>
                 <w:b/>
                 <w:sz w:val="22"/>
                 <w:szCs w:val="22"/>
@@ -1666,7 +1657,7 @@
             </w:pPr>
             <w:r>
               <w:rPr>
-                <w:rFonts w:ascii="Calibri" w:eastAsia="Calibri" w:hAnsi="Calibri" w:cs="Calibri"/>
+                <w:rFonts w:asciiTheme="minorHAnsi" w:eastAsia="Calibri" w:hAnsiTheme="minorHAnsi" w:cstheme="minorHAnsi"/>
                 <w:sz w:val="22"/>
                 <w:szCs w:val="22"/>
               </w:rPr>
@@ -1681,10 +1672,9 @@
           </w:tcPr>
           <w:p>
             <w:pPr>
-              <w:spacing w:line="276" w:lineRule="auto"/>
               <w:jc w:val="both"/>
               <w:rPr>
-                <w:rFonts w:ascii="Calibri" w:eastAsia="Calibri" w:hAnsi="Calibri" w:cs="Calibri"/>
+                <w:rFonts w:asciiTheme="minorHAnsi" w:eastAsia="Calibri" w:hAnsiTheme="minorHAnsi" w:cstheme="minorHAnsi"/>
                 <w:b/>
                 <w:sz w:val="22"/>
                 <w:szCs w:val="22"/>
@@ -1692,7 +1682,7 @@
             </w:pPr>
             <w:r>
               <w:rPr>
-                <w:rFonts w:ascii="Calibri" w:eastAsia="Calibri" w:hAnsi="Calibri" w:cs="Calibri"/>
+                <w:rFonts w:asciiTheme="minorHAnsi" w:eastAsia="Calibri" w:hAnsiTheme="minorHAnsi" w:cstheme="minorHAnsi"/>
                 <w:sz w:val="22"/>
                 <w:szCs w:val="22"/>
               </w:rPr>
@@ -1709,10 +1699,9 @@
           </w:tcPr>
           <w:p>
             <w:pPr>
-              <w:spacing w:line="276" w:lineRule="auto"/>
               <w:jc w:val="both"/>
               <w:rPr>
-                <w:rFonts w:ascii="Calibri" w:eastAsia="Calibri" w:hAnsi="Calibri" w:cs="Calibri"/>
+                <w:rFonts w:asciiTheme="minorHAnsi" w:eastAsia="Calibri" w:hAnsiTheme="minorHAnsi" w:cstheme="minorHAnsi"/>
                 <w:b/>
                 <w:sz w:val="22"/>
                 <w:szCs w:val="22"/>
@@ -1720,7 +1709,7 @@
             </w:pPr>
             <w:r>
               <w:rPr>
-                <w:rFonts w:ascii="Calibri" w:eastAsia="Calibri" w:hAnsi="Calibri" w:cs="Calibri"/>
+                <w:rFonts w:asciiTheme="minorHAnsi" w:eastAsia="Calibri" w:hAnsiTheme="minorHAnsi" w:cstheme="minorHAnsi"/>
                 <w:sz w:val="22"/>
                 <w:szCs w:val="22"/>
               </w:rPr>
@@ -1735,10 +1724,9 @@
           </w:tcPr>
           <w:p>
             <w:pPr>
-              <w:spacing w:line="276" w:lineRule="auto"/>
               <w:jc w:val="both"/>
               <w:rPr>
-                <w:rFonts w:ascii="Calibri" w:eastAsia="Calibri" w:hAnsi="Calibri" w:cs="Calibri"/>
+                <w:rFonts w:asciiTheme="minorHAnsi" w:eastAsia="Calibri" w:hAnsiTheme="minorHAnsi" w:cstheme="minorHAnsi"/>
                 <w:b/>
                 <w:sz w:val="22"/>
                 <w:szCs w:val="22"/>
@@ -1746,7 +1734,7 @@
             </w:pPr>
             <w:r>
               <w:rPr>
-                <w:rFonts w:ascii="Calibri" w:eastAsia="Calibri" w:hAnsi="Calibri" w:cs="Calibri"/>
+                <w:rFonts w:asciiTheme="minorHAnsi" w:eastAsia="Calibri" w:hAnsiTheme="minorHAnsi" w:cstheme="minorHAnsi"/>
                 <w:sz w:val="22"/>
                 <w:szCs w:val="22"/>
               </w:rPr>
@@ -1765,22 +1753,37 @@
                 <w:ilvl w:val="2"/>
                 <w:numId w:val="2"/>
               </w:numPr>
-              <w:spacing w:line="276" w:lineRule="auto"/>
               <w:ind w:right="992"/>
               <w:jc w:val="both"/>
               <w:rPr>
-                <w:rFonts w:ascii="Calibri" w:eastAsia="Calibri" w:hAnsi="Calibri" w:cs="Calibri"/>
+                <w:rFonts w:asciiTheme="minorHAnsi" w:eastAsia="Calibri" w:hAnsiTheme="minorHAnsi" w:cstheme="minorHAnsi"/>
                 <w:sz w:val="22"/>
                 <w:szCs w:val="22"/>
               </w:rPr>
             </w:pPr>
             <w:r>
               <w:rPr>
-                <w:rFonts w:ascii="Calibri" w:eastAsia="Calibri" w:hAnsi="Calibri" w:cs="Calibri"/>
+                <w:rFonts w:asciiTheme="minorHAnsi" w:eastAsia="Calibri" w:hAnsiTheme="minorHAnsi" w:cstheme="minorHAnsi"/>
                 <w:sz w:val="22"/>
                 <w:szCs w:val="22"/>
               </w:rPr>
-              <w:t>Change in sop format.</w:t>
+              <w:t>Change in</w:t>
+            </w:r>
+            <w:r>
+              <w:rPr>
+                <w:rFonts w:asciiTheme="minorHAnsi" w:eastAsia="Calibri" w:hAnsiTheme="minorHAnsi" w:cstheme="minorHAnsi"/>
+                <w:sz w:val="22"/>
+                <w:szCs w:val="22"/>
+              </w:rPr>
+              <w:t xml:space="preserve"> SOP </w:t>
+            </w:r>
+            <w:r>
+              <w:rPr>
+                <w:rFonts w:asciiTheme="minorHAnsi" w:eastAsia="Calibri" w:hAnsiTheme="minorHAnsi" w:cstheme="minorHAnsi"/>
+                <w:sz w:val="22"/>
+                <w:szCs w:val="22"/>
+              </w:rPr>
+              <w:t>format.</w:t>
             </w:r>
           </w:p>
           <w:p>
@@ -1789,33 +1792,39 @@
                 <w:ilvl w:val="2"/>
                 <w:numId w:val="2"/>
               </w:numPr>
-              <w:spacing w:line="276" w:lineRule="auto"/>
               <w:ind w:right="992"/>
               <w:jc w:val="both"/>
               <w:rPr>
-                <w:rFonts w:ascii="Calibri" w:eastAsia="Calibri" w:hAnsi="Calibri" w:cs="Calibri"/>
+                <w:rFonts w:asciiTheme="minorHAnsi" w:eastAsia="Calibri" w:hAnsiTheme="minorHAnsi" w:cstheme="minorHAnsi"/>
                 <w:sz w:val="22"/>
                 <w:szCs w:val="22"/>
               </w:rPr>
             </w:pPr>
             <w:r>
               <w:rPr>
-                <w:rFonts w:ascii="Calibri" w:hAnsi="Calibri" w:cs="Calibri"/>
+                <w:rFonts w:asciiTheme="minorHAnsi" w:hAnsiTheme="minorHAnsi" w:cstheme="minorHAnsi"/>
                 <w:sz w:val="22"/>
                 <w:szCs w:val="22"/>
               </w:rPr>
               <w:t>Inclusion of traceability of enclosures to parent SOP</w:t>
             </w:r>
+            <w:r>
+              <w:rPr>
+                <w:rFonts w:asciiTheme="minorHAnsi" w:hAnsiTheme="minorHAnsi" w:cstheme="minorHAnsi"/>
+                <w:sz w:val="22"/>
+                <w:szCs w:val="22"/>
+              </w:rPr>
+              <w:t>.</w:t>
+            </w:r>
           </w:p>
         </w:tc>
       </w:tr>
     </w:tbl>
     <w:p>
       <w:pPr>
-        <w:spacing w:line="276" w:lineRule="auto"/>
         <w:jc w:val="both"/>
         <w:rPr>
-          <w:rFonts w:ascii="Calibri" w:hAnsi="Calibri" w:cs="Calibri"/>
+          <w:rFonts w:asciiTheme="minorHAnsi" w:hAnsiTheme="minorHAnsi" w:cstheme="minorHAnsi"/>
           <w:sz w:val="22"/>
           <w:szCs w:val="22"/>
         </w:rPr>
@@ -1829,7 +1838,7 @@
         </w:tabs>
         <w:jc w:val="both"/>
         <w:rPr>
-          <w:rFonts w:ascii="Calibri" w:hAnsi="Calibri" w:cs="Calibri"/>
+          <w:rFonts w:asciiTheme="minorHAnsi" w:hAnsiTheme="minorHAnsi" w:cstheme="minorHAnsi"/>
           <w:sz w:val="22"/>
           <w:szCs w:val="22"/>
         </w:rPr>
@@ -1843,7 +1852,7 @@
         </w:tabs>
         <w:jc w:val="both"/>
         <w:rPr>
-          <w:rFonts w:ascii="Calibri" w:hAnsi="Calibri" w:cs="Calibri"/>
+          <w:rFonts w:asciiTheme="minorHAnsi" w:hAnsiTheme="minorHAnsi" w:cstheme="minorHAnsi"/>
           <w:sz w:val="22"/>
           <w:szCs w:val="22"/>
         </w:rPr>
@@ -1857,7 +1866,7 @@
         </w:tabs>
         <w:jc w:val="both"/>
         <w:rPr>
-          <w:rFonts w:ascii="Calibri" w:hAnsi="Calibri" w:cs="Calibri"/>
+          <w:rFonts w:asciiTheme="minorHAnsi" w:hAnsiTheme="minorHAnsi" w:cstheme="minorHAnsi"/>
           <w:sz w:val="22"/>
           <w:szCs w:val="22"/>
         </w:rPr>
@@ -1871,7 +1880,7 @@
         </w:tabs>
         <w:jc w:val="both"/>
         <w:rPr>
-          <w:rFonts w:ascii="Calibri" w:hAnsi="Calibri" w:cs="Calibri"/>
+          <w:rFonts w:asciiTheme="minorHAnsi" w:hAnsiTheme="minorHAnsi" w:cstheme="minorHAnsi"/>
           <w:sz w:val="22"/>
           <w:szCs w:val="22"/>
         </w:rPr>
@@ -1885,7 +1894,7 @@
         </w:tabs>
         <w:jc w:val="both"/>
         <w:rPr>
-          <w:rFonts w:ascii="Calibri" w:hAnsi="Calibri" w:cs="Calibri"/>
+          <w:rFonts w:asciiTheme="minorHAnsi" w:hAnsiTheme="minorHAnsi" w:cstheme="minorHAnsi"/>
           <w:sz w:val="22"/>
           <w:szCs w:val="22"/>
         </w:rPr>
@@ -1899,7 +1908,7 @@
         </w:tabs>
         <w:jc w:val="both"/>
         <w:rPr>
-          <w:rFonts w:ascii="Calibri" w:hAnsi="Calibri" w:cs="Calibri"/>
+          <w:rFonts w:asciiTheme="minorHAnsi" w:hAnsiTheme="minorHAnsi" w:cstheme="minorHAnsi"/>
           <w:sz w:val="22"/>
           <w:szCs w:val="22"/>
         </w:rPr>
@@ -1913,7 +1922,7 @@
         </w:tabs>
         <w:jc w:val="both"/>
         <w:rPr>
-          <w:rFonts w:ascii="Calibri" w:hAnsi="Calibri" w:cs="Calibri"/>
+          <w:rFonts w:asciiTheme="minorHAnsi" w:hAnsiTheme="minorHAnsi" w:cstheme="minorHAnsi"/>
           <w:sz w:val="22"/>
           <w:szCs w:val="22"/>
         </w:rPr>
@@ -1927,16 +1936,17 @@
         </w:tabs>
         <w:jc w:val="both"/>
         <w:rPr>
-          <w:rFonts w:ascii="Calibri" w:hAnsi="Calibri" w:cs="Calibri"/>
-          <w:sz w:val="22"/>
-          <w:szCs w:val="22"/>
-        </w:rPr>
-      </w:pPr>
-    </w:p>
-    <w:p>
-      <w:pPr>
-        <w:rPr>
-          <w:rFonts w:ascii="Calibri" w:hAnsi="Calibri" w:cs="Calibri"/>
+          <w:rFonts w:asciiTheme="minorHAnsi" w:hAnsiTheme="minorHAnsi" w:cstheme="minorHAnsi"/>
+          <w:sz w:val="22"/>
+          <w:szCs w:val="22"/>
+        </w:rPr>
+      </w:pPr>
+    </w:p>
+    <w:p>
+      <w:pPr>
+        <w:jc w:val="both"/>
+        <w:rPr>
+          <w:rFonts w:asciiTheme="minorHAnsi" w:hAnsiTheme="minorHAnsi" w:cstheme="minorHAnsi"/>
           <w:sz w:val="22"/>
           <w:szCs w:val="22"/>
         </w:rPr>
@@ -1950,15 +1960,15 @@
         </w:tabs>
         <w:jc w:val="both"/>
         <w:rPr>
-          <w:rFonts w:ascii="Calibri" w:hAnsi="Calibri" w:cs="Calibri"/>
+          <w:rFonts w:asciiTheme="minorHAnsi" w:hAnsiTheme="minorHAnsi" w:cstheme="minorHAnsi"/>
           <w:sz w:val="22"/>
           <w:szCs w:val="22"/>
         </w:rPr>
       </w:pPr>
     </w:p>
     <w:sectPr>
-      <w:headerReference w:type="default" r:id="rId8"/>
-      <w:footerReference w:type="default" r:id="rId9"/>
+      <w:headerReference w:type="default" r:id="rId7"/>
+      <w:footerReference w:type="default" r:id="rId8"/>
       <w:pgSz w:w="12240" w:h="15840"/>
       <w:pgMar w:top="426" w:right="720" w:bottom="568" w:left="1440" w:header="576" w:footer="737" w:gutter="0"/>
       <w:cols w:space="720"/>
@@ -1969,7 +1979,7 @@
 </file>
 
 <file path=word/endnotes.xml><?xml version="1.0" encoding="utf-8"?>
-<w:endnotes xmlns:wpc="http://schemas.microsoft.com/office/word/2010/wordprocessingCanvas" xmlns:mc="http://schemas.openxmlformats.org/markup-compatibility/2006" xmlns:o="urn:schemas-microsoft-com:office:office" xmlns:r="http://schemas.openxmlformats.org/officeDocument/2006/relationships" xmlns:m="http://schemas.openxmlformats.org/officeDocument/2006/math" xmlns:v="urn:schemas-microsoft-com:vml" xmlns:wp14="http://schemas.microsoft.com/office/word/2010/wordprocessingDrawing" xmlns:wp="http://schemas.openxmlformats.org/drawingml/2006/wordprocessingDrawing" xmlns:w10="urn:schemas-microsoft-com:office:word" xmlns:w="http://schemas.openxmlformats.org/wordprocessingml/2006/main" xmlns:w14="http://schemas.microsoft.com/office/word/2010/wordml" xmlns:wpg="http://schemas.microsoft.com/office/word/2010/wordprocessingGroup" xmlns:wpi="http://schemas.microsoft.com/office/word/2010/wordprocessingInk" xmlns:wne="http://schemas.microsoft.com/office/word/2006/wordml" xmlns:wps="http://schemas.microsoft.com/office/word/2010/wordprocessingShape" mc:Ignorable="w14 wp14">
+<w:endnotes xmlns:wpc="http://schemas.microsoft.com/office/word/2010/wordprocessingCanvas" xmlns:cx="http://schemas.microsoft.com/office/drawing/2014/chartex" xmlns:cx1="http://schemas.microsoft.com/office/drawing/2015/9/8/chartex" xmlns:cx2="http://schemas.microsoft.com/office/drawing/2015/10/21/chartex" xmlns:cx3="http://schemas.microsoft.com/office/drawing/2016/5/9/chartex" xmlns:cx4="http://schemas.microsoft.com/office/drawing/2016/5/10/chartex" xmlns:cx5="http://schemas.microsoft.com/office/drawing/2016/5/11/chartex" xmlns:cx6="http://schemas.microsoft.com/office/drawing/2016/5/12/chartex" xmlns:cx7="http://schemas.microsoft.com/office/drawing/2016/5/13/chartex" xmlns:cx8="http://schemas.microsoft.com/office/drawing/2016/5/14/chartex" xmlns:mc="http://schemas.openxmlformats.org/markup-compatibility/2006" xmlns:aink="http://schemas.microsoft.com/office/drawing/2016/ink" xmlns:am3d="http://schemas.microsoft.com/office/drawing/2017/model3d" xmlns:o="urn:schemas-microsoft-com:office:office" xmlns:oel="http://schemas.microsoft.com/office/2019/extlst" xmlns:r="http://schemas.openxmlformats.org/officeDocument/2006/relationships" xmlns:m="http://schemas.openxmlformats.org/officeDocument/2006/math" xmlns:v="urn:schemas-microsoft-com:vml" xmlns:wp14="http://schemas.microsoft.com/office/word/2010/wordprocessingDrawing" xmlns:wp="http://schemas.openxmlformats.org/drawingml/2006/wordprocessingDrawing" xmlns:w10="urn:schemas-microsoft-com:office:word" xmlns:w="http://schemas.openxmlformats.org/wordprocessingml/2006/main" xmlns:w14="http://schemas.microsoft.com/office/word/2010/wordml" xmlns:w15="http://schemas.microsoft.com/office/word/2012/wordml" xmlns:w16cex="http://schemas.microsoft.com/office/word/2018/wordml/cex" xmlns:w16cid="http://schemas.microsoft.com/office/word/2016/wordml/cid" xmlns:w16="http://schemas.microsoft.com/office/word/2018/wordml" xmlns:w16sdtdh="http://schemas.microsoft.com/office/word/2020/wordml/sdtdatahash" xmlns:w16se="http://schemas.microsoft.com/office/word/2015/wordml/symex" xmlns:wpg="http://schemas.microsoft.com/office/word/2010/wordprocessingGroup" xmlns:wpi="http://schemas.microsoft.com/office/word/2010/wordprocessingInk" xmlns:wne="http://schemas.microsoft.com/office/word/2006/wordml" xmlns:wps="http://schemas.microsoft.com/office/word/2010/wordprocessingShape" mc:Ignorable="w14 w15 w16se w16cid w16 w16cex w16sdtdh wp14">
   <w:endnote w:type="separator" w:id="-1">
     <w:p>
       <w:r>
@@ -1988,7 +1998,7 @@
 </file>
 
 <file path=word/footer1.xml><?xml version="1.0" encoding="utf-8"?>
-<w:ftr xmlns:wpc="http://schemas.microsoft.com/office/word/2010/wordprocessingCanvas" xmlns:mc="http://schemas.openxmlformats.org/markup-compatibility/2006" xmlns:o="urn:schemas-microsoft-com:office:office" xmlns:r="http://schemas.openxmlformats.org/officeDocument/2006/relationships" xmlns:m="http://schemas.openxmlformats.org/officeDocument/2006/math" xmlns:v="urn:schemas-microsoft-com:vml" xmlns:wp14="http://schemas.microsoft.com/office/word/2010/wordprocessingDrawing" xmlns:wp="http://schemas.openxmlformats.org/drawingml/2006/wordprocessingDrawing" xmlns:w10="urn:schemas-microsoft-com:office:word" xmlns:w="http://schemas.openxmlformats.org/wordprocessingml/2006/main" xmlns:w14="http://schemas.microsoft.com/office/word/2010/wordml" xmlns:wpg="http://schemas.microsoft.com/office/word/2010/wordprocessingGroup" xmlns:wpi="http://schemas.microsoft.com/office/word/2010/wordprocessingInk" xmlns:wne="http://schemas.microsoft.com/office/word/2006/wordml" xmlns:wps="http://schemas.microsoft.com/office/word/2010/wordprocessingShape" mc:Ignorable="w14 wp14">
+<w:ftr xmlns:wpc="http://schemas.microsoft.com/office/word/2010/wordprocessingCanvas" xmlns:cx="http://schemas.microsoft.com/office/drawing/2014/chartex" xmlns:cx1="http://schemas.microsoft.com/office/drawing/2015/9/8/chartex" xmlns:cx2="http://schemas.microsoft.com/office/drawing/2015/10/21/chartex" xmlns:cx3="http://schemas.microsoft.com/office/drawing/2016/5/9/chartex" xmlns:cx4="http://schemas.microsoft.com/office/drawing/2016/5/10/chartex" xmlns:cx5="http://schemas.microsoft.com/office/drawing/2016/5/11/chartex" xmlns:cx6="http://schemas.microsoft.com/office/drawing/2016/5/12/chartex" xmlns:cx7="http://schemas.microsoft.com/office/drawing/2016/5/13/chartex" xmlns:cx8="http://schemas.microsoft.com/office/drawing/2016/5/14/chartex" xmlns:mc="http://schemas.openxmlformats.org/markup-compatibility/2006" xmlns:aink="http://schemas.microsoft.com/office/drawing/2016/ink" xmlns:am3d="http://schemas.microsoft.com/office/drawing/2017/model3d" xmlns:o="urn:schemas-microsoft-com:office:office" xmlns:oel="http://schemas.microsoft.com/office/2019/extlst" xmlns:r="http://schemas.openxmlformats.org/officeDocument/2006/relationships" xmlns:m="http://schemas.openxmlformats.org/officeDocument/2006/math" xmlns:v="urn:schemas-microsoft-com:vml" xmlns:wp14="http://schemas.microsoft.com/office/word/2010/wordprocessingDrawing" xmlns:wp="http://schemas.openxmlformats.org/drawingml/2006/wordprocessingDrawing" xmlns:w10="urn:schemas-microsoft-com:office:word" xmlns:w="http://schemas.openxmlformats.org/wordprocessingml/2006/main" xmlns:w14="http://schemas.microsoft.com/office/word/2010/wordml" xmlns:w15="http://schemas.microsoft.com/office/word/2012/wordml" xmlns:w16cex="http://schemas.microsoft.com/office/word/2018/wordml/cex" xmlns:w16cid="http://schemas.microsoft.com/office/word/2016/wordml/cid" xmlns:w16="http://schemas.microsoft.com/office/word/2018/wordml" xmlns:w16sdtdh="http://schemas.microsoft.com/office/word/2020/wordml/sdtdatahash" xmlns:w16se="http://schemas.microsoft.com/office/word/2015/wordml/symex" xmlns:wpg="http://schemas.microsoft.com/office/word/2010/wordprocessingGroup" xmlns:wpi="http://schemas.microsoft.com/office/word/2010/wordprocessingInk" xmlns:wne="http://schemas.microsoft.com/office/word/2006/wordml" xmlns:wps="http://schemas.microsoft.com/office/word/2010/wordprocessingShape" mc:Ignorable="w14 w15 w16se w16cid w16 w16cex w16sdtdh wp14">
   <w:p>
     <w:pPr>
       <w:pStyle w:val="Footer"/>
@@ -2099,7 +2109,7 @@
 </file>
 
 <file path=word/footnotes.xml><?xml version="1.0" encoding="utf-8"?>
-<w:footnotes xmlns:wpc="http://schemas.microsoft.com/office/word/2010/wordprocessingCanvas" xmlns:mc="http://schemas.openxmlformats.org/markup-compatibility/2006" xmlns:o="urn:schemas-microsoft-com:office:office" xmlns:r="http://schemas.openxmlformats.org/officeDocument/2006/relationships" xmlns:m="http://schemas.openxmlformats.org/officeDocument/2006/math" xmlns:v="urn:schemas-microsoft-com:vml" xmlns:wp14="http://schemas.microsoft.com/office/word/2010/wordprocessingDrawing" xmlns:wp="http://schemas.openxmlformats.org/drawingml/2006/wordprocessingDrawing" xmlns:w10="urn:schemas-microsoft-com:office:word" xmlns:w="http://schemas.openxmlformats.org/wordprocessingml/2006/main" xmlns:w14="http://schemas.microsoft.com/office/word/2010/wordml" xmlns:wpg="http://schemas.microsoft.com/office/word/2010/wordprocessingGroup" xmlns:wpi="http://schemas.microsoft.com/office/word/2010/wordprocessingInk" xmlns:wne="http://schemas.microsoft.com/office/word/2006/wordml" xmlns:wps="http://schemas.microsoft.com/office/word/2010/wordprocessingShape" mc:Ignorable="w14 wp14">
+<w:footnotes xmlns:wpc="http://schemas.microsoft.com/office/word/2010/wordprocessingCanvas" xmlns:cx="http://schemas.microsoft.com/office/drawing/2014/chartex" xmlns:cx1="http://schemas.microsoft.com/office/drawing/2015/9/8/chartex" xmlns:cx2="http://schemas.microsoft.com/office/drawing/2015/10/21/chartex" xmlns:cx3="http://schemas.microsoft.com/office/drawing/2016/5/9/chartex" xmlns:cx4="http://schemas.microsoft.com/office/drawing/2016/5/10/chartex" xmlns:cx5="http://schemas.microsoft.com/office/drawing/2016/5/11/chartex" xmlns:cx6="http://schemas.microsoft.com/office/drawing/2016/5/12/chartex" xmlns:cx7="http://schemas.microsoft.com/office/drawing/2016/5/13/chartex" xmlns:cx8="http://schemas.microsoft.com/office/drawing/2016/5/14/chartex" xmlns:mc="http://schemas.openxmlformats.org/markup-compatibility/2006" xmlns:aink="http://schemas.microsoft.com/office/drawing/2016/ink" xmlns:am3d="http://schemas.microsoft.com/office/drawing/2017/model3d" xmlns:o="urn:schemas-microsoft-com:office:office" xmlns:oel="http://schemas.microsoft.com/office/2019/extlst" xmlns:r="http://schemas.openxmlformats.org/officeDocument/2006/relationships" xmlns:m="http://schemas.openxmlformats.org/officeDocument/2006/math" xmlns:v="urn:schemas-microsoft-com:vml" xmlns:wp14="http://schemas.microsoft.com/office/word/2010/wordprocessingDrawing" xmlns:wp="http://schemas.openxmlformats.org/drawingml/2006/wordprocessingDrawing" xmlns:w10="urn:schemas-microsoft-com:office:word" xmlns:w="http://schemas.openxmlformats.org/wordprocessingml/2006/main" xmlns:w14="http://schemas.microsoft.com/office/word/2010/wordml" xmlns:w15="http://schemas.microsoft.com/office/word/2012/wordml" xmlns:w16cex="http://schemas.microsoft.com/office/word/2018/wordml/cex" xmlns:w16cid="http://schemas.microsoft.com/office/word/2016/wordml/cid" xmlns:w16="http://schemas.microsoft.com/office/word/2018/wordml" xmlns:w16sdtdh="http://schemas.microsoft.com/office/word/2020/wordml/sdtdatahash" xmlns:w16se="http://schemas.microsoft.com/office/word/2015/wordml/symex" xmlns:wpg="http://schemas.microsoft.com/office/word/2010/wordprocessingGroup" xmlns:wpi="http://schemas.microsoft.com/office/word/2010/wordprocessingInk" xmlns:wne="http://schemas.microsoft.com/office/word/2006/wordml" xmlns:wps="http://schemas.microsoft.com/office/word/2010/wordprocessingShape" mc:Ignorable="w14 w15 w16se w16cid w16 w16cex w16sdtdh wp14">
   <w:footnote w:type="separator" w:id="-1">
     <w:p>
       <w:r>
@@ -2118,7 +2128,7 @@
 </file>
 
 <file path=word/header1.xml><?xml version="1.0" encoding="utf-8"?>
-<w:hdr xmlns:wpc="http://schemas.microsoft.com/office/word/2010/wordprocessingCanvas" xmlns:mc="http://schemas.openxmlformats.org/markup-compatibility/2006" xmlns:o="urn:schemas-microsoft-com:office:office" xmlns:r="http://schemas.openxmlformats.org/officeDocument/2006/relationships" xmlns:m="http://schemas.openxmlformats.org/officeDocument/2006/math" xmlns:v="urn:schemas-microsoft-com:vml" xmlns:wp14="http://schemas.microsoft.com/office/word/2010/wordprocessingDrawing" xmlns:wp="http://schemas.openxmlformats.org/drawingml/2006/wordprocessingDrawing" xmlns:w10="urn:schemas-microsoft-com:office:word" xmlns:w="http://schemas.openxmlformats.org/wordprocessingml/2006/main" xmlns:w14="http://schemas.microsoft.com/office/word/2010/wordml" xmlns:wpg="http://schemas.microsoft.com/office/word/2010/wordprocessingGroup" xmlns:wpi="http://schemas.microsoft.com/office/word/2010/wordprocessingInk" xmlns:wne="http://schemas.microsoft.com/office/word/2006/wordml" xmlns:wps="http://schemas.microsoft.com/office/word/2010/wordprocessingShape" mc:Ignorable="w14 wp14">
+<w:hdr xmlns:wpc="http://schemas.microsoft.com/office/word/2010/wordprocessingCanvas" xmlns:cx="http://schemas.microsoft.com/office/drawing/2014/chartex" xmlns:cx1="http://schemas.microsoft.com/office/drawing/2015/9/8/chartex" xmlns:cx2="http://schemas.microsoft.com/office/drawing/2015/10/21/chartex" xmlns:cx3="http://schemas.microsoft.com/office/drawing/2016/5/9/chartex" xmlns:cx4="http://schemas.microsoft.com/office/drawing/2016/5/10/chartex" xmlns:cx5="http://schemas.microsoft.com/office/drawing/2016/5/11/chartex" xmlns:cx6="http://schemas.microsoft.com/office/drawing/2016/5/12/chartex" xmlns:cx7="http://schemas.microsoft.com/office/drawing/2016/5/13/chartex" xmlns:cx8="http://schemas.microsoft.com/office/drawing/2016/5/14/chartex" xmlns:mc="http://schemas.openxmlformats.org/markup-compatibility/2006" xmlns:aink="http://schemas.microsoft.com/office/drawing/2016/ink" xmlns:am3d="http://schemas.microsoft.com/office/drawing/2017/model3d" xmlns:o="urn:schemas-microsoft-com:office:office" xmlns:oel="http://schemas.microsoft.com/office/2019/extlst" xmlns:r="http://schemas.openxmlformats.org/officeDocument/2006/relationships" xmlns:m="http://schemas.openxmlformats.org/officeDocument/2006/math" xmlns:v="urn:schemas-microsoft-com:vml" xmlns:wp14="http://schemas.microsoft.com/office/word/2010/wordprocessingDrawing" xmlns:wp="http://schemas.openxmlformats.org/drawingml/2006/wordprocessingDrawing" xmlns:w10="urn:schemas-microsoft-com:office:word" xmlns:w="http://schemas.openxmlformats.org/wordprocessingml/2006/main" xmlns:w14="http://schemas.microsoft.com/office/word/2010/wordml" xmlns:w15="http://schemas.microsoft.com/office/word/2012/wordml" xmlns:w16cex="http://schemas.microsoft.com/office/word/2018/wordml/cex" xmlns:w16cid="http://schemas.microsoft.com/office/word/2016/wordml/cid" xmlns:w16="http://schemas.microsoft.com/office/word/2018/wordml" xmlns:w16sdtdh="http://schemas.microsoft.com/office/word/2020/wordml/sdtdatahash" xmlns:w16se="http://schemas.microsoft.com/office/word/2015/wordml/symex" xmlns:wpg="http://schemas.microsoft.com/office/word/2010/wordprocessingGroup" xmlns:wpi="http://schemas.microsoft.com/office/word/2010/wordprocessingInk" xmlns:wne="http://schemas.microsoft.com/office/word/2006/wordml" xmlns:wps="http://schemas.microsoft.com/office/word/2010/wordprocessingShape" mc:Ignorable="w14 w15 w16se w16cid w16 w16cex w16sdtdh wp14">
   <w:p>
     <w:pPr>
       <w:pStyle w:val="Header"/>
@@ -2152,7 +2162,7 @@
           </v:handles>
           <o:lock v:ext="edit" text="t" shapetype="t"/>
         </v:shapetype>
-        <v:shape id="PowerPlusWaterMarkObject615578002" o:spid="_x0000_s2049" type="#_x0000_t136" style="position:absolute;margin-left:0;margin-top:0;width:585.15pt;height:125.35pt;rotation:315;z-index:-251658752;mso-position-horizontal:center;mso-position-horizontal-relative:margin;mso-position-vertical:center;mso-position-vertical-relative:margin" o:allowincell="f" fillcolor="silver" stroked="f">
+        <v:shape id="PowerPlusWaterMarkObject615578002" o:spid="_x0000_s1025" type="#_x0000_t136" style="position:absolute;margin-left:0;margin-top:0;width:585.15pt;height:125.35pt;rotation:315;z-index:-251658752;mso-position-horizontal:center;mso-position-horizontal-relative:margin;mso-position-vertical:center;mso-position-vertical-relative:margin" o:allowincell="f" fillcolor="silver" stroked="f">
           <v:fill opacity=".5"/>
           <v:textpath style="font-family:&quot;Calibri&quot;;font-size:1pt" string="BIOMEDICAL LTD"/>
           <w10:wrap anchorx="margin" anchory="margin"/>
@@ -2299,43 +2309,7 @@
               <w:sz w:val="22"/>
               <w:szCs w:val="22"/>
             </w:rPr>
-            <w:t xml:space="preserve">No 1 </w:t>
-          </w:r>
-          <w:proofErr w:type="spellStart"/>
-          <w:r>
-            <w:rPr>
-              <w:rFonts w:ascii="Calibri" w:eastAsia="Calibri" w:hAnsi="Calibri" w:cs="Calibri"/>
-              <w:sz w:val="22"/>
-              <w:szCs w:val="22"/>
-            </w:rPr>
-            <w:t>Ohimege</w:t>
-          </w:r>
-          <w:proofErr w:type="spellEnd"/>
-          <w:r>
-            <w:rPr>
-              <w:rFonts w:ascii="Calibri" w:eastAsia="Calibri" w:hAnsi="Calibri" w:cs="Calibri"/>
-              <w:sz w:val="22"/>
-              <w:szCs w:val="22"/>
-            </w:rPr>
-            <w:t xml:space="preserve"> Road, Industrial Estate, Ilorin </w:t>
-          </w:r>
-          <w:proofErr w:type="spellStart"/>
-          <w:r>
-            <w:rPr>
-              <w:rFonts w:ascii="Calibri" w:eastAsia="Calibri" w:hAnsi="Calibri" w:cs="Calibri"/>
-              <w:sz w:val="22"/>
-              <w:szCs w:val="22"/>
-            </w:rPr>
-            <w:t>Kwara</w:t>
-          </w:r>
-          <w:proofErr w:type="spellEnd"/>
-          <w:r>
-            <w:rPr>
-              <w:rFonts w:ascii="Calibri" w:eastAsia="Calibri" w:hAnsi="Calibri" w:cs="Calibri"/>
-              <w:sz w:val="22"/>
-              <w:szCs w:val="22"/>
-            </w:rPr>
-            <w:t xml:space="preserve"> State, PMB 1449</w:t>
+            <w:t>No 1 Ohimege Road, Industrial Estate, Ilorin Kwara State, PMB 1449</w:t>
           </w:r>
         </w:p>
       </w:tc>
@@ -3201,8 +3175,8 @@
 </file>
 
 <file path=word/numbering.xml><?xml version="1.0" encoding="utf-8"?>
-<w:numbering xmlns:wpc="http://schemas.microsoft.com/office/word/2010/wordprocessingCanvas" xmlns:mc="http://schemas.openxmlformats.org/markup-compatibility/2006" xmlns:o="urn:schemas-microsoft-com:office:office" xmlns:r="http://schemas.openxmlformats.org/officeDocument/2006/relationships" xmlns:m="http://schemas.openxmlformats.org/officeDocument/2006/math" xmlns:v="urn:schemas-microsoft-com:vml" xmlns:wp14="http://schemas.microsoft.com/office/word/2010/wordprocessingDrawing" xmlns:wp="http://schemas.openxmlformats.org/drawingml/2006/wordprocessingDrawing" xmlns:w10="urn:schemas-microsoft-com:office:word" xmlns:w="http://schemas.openxmlformats.org/wordprocessingml/2006/main" xmlns:w14="http://schemas.microsoft.com/office/word/2010/wordml" xmlns:wpg="http://schemas.microsoft.com/office/word/2010/wordprocessingGroup" xmlns:wpi="http://schemas.microsoft.com/office/word/2010/wordprocessingInk" xmlns:wne="http://schemas.microsoft.com/office/word/2006/wordml" xmlns:wps="http://schemas.microsoft.com/office/word/2010/wordprocessingShape" mc:Ignorable="w14 wp14">
-  <w:abstractNum w:abstractNumId="0">
+<w:numbering xmlns:wpc="http://schemas.microsoft.com/office/word/2010/wordprocessingCanvas" xmlns:cx="http://schemas.microsoft.com/office/drawing/2014/chartex" xmlns:cx1="http://schemas.microsoft.com/office/drawing/2015/9/8/chartex" xmlns:cx2="http://schemas.microsoft.com/office/drawing/2015/10/21/chartex" xmlns:cx3="http://schemas.microsoft.com/office/drawing/2016/5/9/chartex" xmlns:cx4="http://schemas.microsoft.com/office/drawing/2016/5/10/chartex" xmlns:cx5="http://schemas.microsoft.com/office/drawing/2016/5/11/chartex" xmlns:cx6="http://schemas.microsoft.com/office/drawing/2016/5/12/chartex" xmlns:cx7="http://schemas.microsoft.com/office/drawing/2016/5/13/chartex" xmlns:cx8="http://schemas.microsoft.com/office/drawing/2016/5/14/chartex" xmlns:mc="http://schemas.openxmlformats.org/markup-compatibility/2006" xmlns:aink="http://schemas.microsoft.com/office/drawing/2016/ink" xmlns:am3d="http://schemas.microsoft.com/office/drawing/2017/model3d" xmlns:o="urn:schemas-microsoft-com:office:office" xmlns:oel="http://schemas.microsoft.com/office/2019/extlst" xmlns:r="http://schemas.openxmlformats.org/officeDocument/2006/relationships" xmlns:m="http://schemas.openxmlformats.org/officeDocument/2006/math" xmlns:v="urn:schemas-microsoft-com:vml" xmlns:wp14="http://schemas.microsoft.com/office/word/2010/wordprocessingDrawing" xmlns:wp="http://schemas.openxmlformats.org/drawingml/2006/wordprocessingDrawing" xmlns:w10="urn:schemas-microsoft-com:office:word" xmlns:w="http://schemas.openxmlformats.org/wordprocessingml/2006/main" xmlns:w14="http://schemas.microsoft.com/office/word/2010/wordml" xmlns:w15="http://schemas.microsoft.com/office/word/2012/wordml" xmlns:w16cex="http://schemas.microsoft.com/office/word/2018/wordml/cex" xmlns:w16cid="http://schemas.microsoft.com/office/word/2016/wordml/cid" xmlns:w16="http://schemas.microsoft.com/office/word/2018/wordml" xmlns:w16sdtdh="http://schemas.microsoft.com/office/word/2020/wordml/sdtdatahash" xmlns:w16se="http://schemas.microsoft.com/office/word/2015/wordml/symex" xmlns:wpg="http://schemas.microsoft.com/office/word/2010/wordprocessingGroup" xmlns:wpi="http://schemas.microsoft.com/office/word/2010/wordprocessingInk" xmlns:wne="http://schemas.microsoft.com/office/word/2006/wordml" xmlns:wps="http://schemas.microsoft.com/office/word/2010/wordprocessingShape" mc:Ignorable="w14 w15 w16se w16cid w16 w16cex w16sdtdh wp14">
+  <w:abstractNum w:abstractNumId="0" w15:restartNumberingAfterBreak="0">
     <w:nsid w:val="0C88018B"/>
     <w:multiLevelType w:val="hybridMultilevel"/>
     <w:tmpl w:val="D1DC705E"/>
@@ -3291,7 +3265,7 @@
       </w:pPr>
     </w:lvl>
   </w:abstractNum>
-  <w:abstractNum w:abstractNumId="1">
+  <w:abstractNum w:abstractNumId="1" w15:restartNumberingAfterBreak="0">
     <w:nsid w:val="0D8A1D2D"/>
     <w:multiLevelType w:val="hybridMultilevel"/>
     <w:tmpl w:val="EE40941A"/>
@@ -3404,7 +3378,7 @@
       </w:rPr>
     </w:lvl>
   </w:abstractNum>
-  <w:abstractNum w:abstractNumId="2">
+  <w:abstractNum w:abstractNumId="2" w15:restartNumberingAfterBreak="0">
     <w:nsid w:val="0EFF72BE"/>
     <w:multiLevelType w:val="hybridMultilevel"/>
     <w:tmpl w:val="6F1E2B46"/>
@@ -3517,7 +3491,7 @@
       </w:rPr>
     </w:lvl>
   </w:abstractNum>
-  <w:abstractNum w:abstractNumId="3">
+  <w:abstractNum w:abstractNumId="3" w15:restartNumberingAfterBreak="0">
     <w:nsid w:val="10803F7C"/>
     <w:multiLevelType w:val="multilevel"/>
     <w:tmpl w:val="6122BD0A"/>
@@ -3603,7 +3577,7 @@
       </w:pPr>
     </w:lvl>
   </w:abstractNum>
-  <w:abstractNum w:abstractNumId="4">
+  <w:abstractNum w:abstractNumId="4" w15:restartNumberingAfterBreak="0">
     <w:nsid w:val="175957ED"/>
     <w:multiLevelType w:val="multilevel"/>
     <w:tmpl w:val="81A05B86"/>
@@ -3692,7 +3666,7 @@
       </w:pPr>
     </w:lvl>
   </w:abstractNum>
-  <w:abstractNum w:abstractNumId="5">
+  <w:abstractNum w:abstractNumId="5" w15:restartNumberingAfterBreak="0">
     <w:nsid w:val="1CAF1F2A"/>
     <w:multiLevelType w:val="hybridMultilevel"/>
     <w:tmpl w:val="2D6854A2"/>
@@ -3781,7 +3755,7 @@
       </w:pPr>
     </w:lvl>
   </w:abstractNum>
-  <w:abstractNum w:abstractNumId="6">
+  <w:abstractNum w:abstractNumId="6" w15:restartNumberingAfterBreak="0">
     <w:nsid w:val="1E12567A"/>
     <w:multiLevelType w:val="multilevel"/>
     <w:tmpl w:val="93607520"/>
@@ -3895,7 +3869,7 @@
       </w:rPr>
     </w:lvl>
   </w:abstractNum>
-  <w:abstractNum w:abstractNumId="7">
+  <w:abstractNum w:abstractNumId="7" w15:restartNumberingAfterBreak="0">
     <w:nsid w:val="1E2B0B85"/>
     <w:multiLevelType w:val="multilevel"/>
     <w:tmpl w:val="5CE08598"/>
@@ -4008,7 +3982,7 @@
       </w:rPr>
     </w:lvl>
   </w:abstractNum>
-  <w:abstractNum w:abstractNumId="8">
+  <w:abstractNum w:abstractNumId="8" w15:restartNumberingAfterBreak="0">
     <w:nsid w:val="22DF7B2E"/>
     <w:multiLevelType w:val="multilevel"/>
     <w:tmpl w:val="EA8C7C4C"/>
@@ -4094,7 +4068,7 @@
       </w:pPr>
     </w:lvl>
   </w:abstractNum>
-  <w:abstractNum w:abstractNumId="9">
+  <w:abstractNum w:abstractNumId="9" w15:restartNumberingAfterBreak="0">
     <w:nsid w:val="25FE3CCB"/>
     <w:multiLevelType w:val="hybridMultilevel"/>
     <w:tmpl w:val="DDD4AEE8"/>
@@ -4207,7 +4181,7 @@
       </w:rPr>
     </w:lvl>
   </w:abstractNum>
-  <w:abstractNum w:abstractNumId="10">
+  <w:abstractNum w:abstractNumId="10" w15:restartNumberingAfterBreak="0">
     <w:nsid w:val="2B8A05A2"/>
     <w:multiLevelType w:val="hybridMultilevel"/>
     <w:tmpl w:val="AC8642EC"/>
@@ -4320,7 +4294,7 @@
       </w:rPr>
     </w:lvl>
   </w:abstractNum>
-  <w:abstractNum w:abstractNumId="11">
+  <w:abstractNum w:abstractNumId="11" w15:restartNumberingAfterBreak="0">
     <w:nsid w:val="3074053C"/>
     <w:multiLevelType w:val="hybridMultilevel"/>
     <w:tmpl w:val="D6F4D396"/>
@@ -4409,7 +4383,7 @@
       </w:pPr>
     </w:lvl>
   </w:abstractNum>
-  <w:abstractNum w:abstractNumId="12">
+  <w:abstractNum w:abstractNumId="12" w15:restartNumberingAfterBreak="0">
     <w:nsid w:val="33266C29"/>
     <w:multiLevelType w:val="hybridMultilevel"/>
     <w:tmpl w:val="A5204884"/>
@@ -4498,7 +4472,7 @@
       </w:pPr>
     </w:lvl>
   </w:abstractNum>
-  <w:abstractNum w:abstractNumId="13">
+  <w:abstractNum w:abstractNumId="13" w15:restartNumberingAfterBreak="0">
     <w:nsid w:val="36F17BF6"/>
     <w:multiLevelType w:val="multilevel"/>
     <w:tmpl w:val="BF5CA882"/>
@@ -4612,7 +4586,7 @@
       </w:rPr>
     </w:lvl>
   </w:abstractNum>
-  <w:abstractNum w:abstractNumId="14">
+  <w:abstractNum w:abstractNumId="14" w15:restartNumberingAfterBreak="0">
     <w:nsid w:val="375568FE"/>
     <w:multiLevelType w:val="hybridMultilevel"/>
     <w:tmpl w:val="84F29944"/>
@@ -4701,7 +4675,7 @@
       </w:pPr>
     </w:lvl>
   </w:abstractNum>
-  <w:abstractNum w:abstractNumId="15">
+  <w:abstractNum w:abstractNumId="15" w15:restartNumberingAfterBreak="0">
     <w:nsid w:val="401E068B"/>
     <w:multiLevelType w:val="hybridMultilevel"/>
     <w:tmpl w:val="2876BA3C"/>
@@ -4790,7 +4764,7 @@
       </w:pPr>
     </w:lvl>
   </w:abstractNum>
-  <w:abstractNum w:abstractNumId="16">
+  <w:abstractNum w:abstractNumId="16" w15:restartNumberingAfterBreak="0">
     <w:nsid w:val="4E753569"/>
     <w:multiLevelType w:val="multilevel"/>
     <w:tmpl w:val="55F29200"/>
@@ -4912,7 +4886,7 @@
       </w:rPr>
     </w:lvl>
   </w:abstractNum>
-  <w:abstractNum w:abstractNumId="17">
+  <w:abstractNum w:abstractNumId="17" w15:restartNumberingAfterBreak="0">
     <w:nsid w:val="75161C97"/>
     <w:multiLevelType w:val="hybridMultilevel"/>
     <w:tmpl w:val="6940221E"/>
@@ -5025,65 +4999,65 @@
       </w:rPr>
     </w:lvl>
   </w:abstractNum>
-  <w:num w:numId="1">
+  <w:num w:numId="1" w16cid:durableId="1356923827">
     <w:abstractNumId w:val="4"/>
   </w:num>
-  <w:num w:numId="2">
+  <w:num w:numId="2" w16cid:durableId="395978423">
     <w:abstractNumId w:val="7"/>
   </w:num>
-  <w:num w:numId="3">
+  <w:num w:numId="3" w16cid:durableId="549927187">
     <w:abstractNumId w:val="3"/>
   </w:num>
-  <w:num w:numId="4">
+  <w:num w:numId="4" w16cid:durableId="2144231954">
     <w:abstractNumId w:val="16"/>
   </w:num>
-  <w:num w:numId="5">
+  <w:num w:numId="5" w16cid:durableId="1755013857">
     <w:abstractNumId w:val="8"/>
   </w:num>
-  <w:num w:numId="6">
+  <w:num w:numId="6" w16cid:durableId="1510634193">
     <w:abstractNumId w:val="17"/>
   </w:num>
-  <w:num w:numId="7">
+  <w:num w:numId="7" w16cid:durableId="786852837">
     <w:abstractNumId w:val="11"/>
   </w:num>
-  <w:num w:numId="8">
+  <w:num w:numId="8" w16cid:durableId="671421554">
     <w:abstractNumId w:val="2"/>
   </w:num>
-  <w:num w:numId="9">
+  <w:num w:numId="9" w16cid:durableId="2074154441">
     <w:abstractNumId w:val="5"/>
   </w:num>
-  <w:num w:numId="10">
+  <w:num w:numId="10" w16cid:durableId="170217074">
     <w:abstractNumId w:val="14"/>
   </w:num>
-  <w:num w:numId="11">
+  <w:num w:numId="11" w16cid:durableId="1616594733">
     <w:abstractNumId w:val="15"/>
   </w:num>
-  <w:num w:numId="12">
+  <w:num w:numId="12" w16cid:durableId="1334797832">
     <w:abstractNumId w:val="12"/>
   </w:num>
-  <w:num w:numId="13">
+  <w:num w:numId="13" w16cid:durableId="2029867959">
     <w:abstractNumId w:val="1"/>
   </w:num>
-  <w:num w:numId="14">
+  <w:num w:numId="14" w16cid:durableId="321668621">
     <w:abstractNumId w:val="6"/>
   </w:num>
-  <w:num w:numId="15">
+  <w:num w:numId="15" w16cid:durableId="458381288">
     <w:abstractNumId w:val="9"/>
   </w:num>
-  <w:num w:numId="16">
+  <w:num w:numId="16" w16cid:durableId="1033580337">
     <w:abstractNumId w:val="13"/>
   </w:num>
-  <w:num w:numId="17">
+  <w:num w:numId="17" w16cid:durableId="1213735369">
     <w:abstractNumId w:val="0"/>
   </w:num>
-  <w:num w:numId="18">
+  <w:num w:numId="18" w16cid:durableId="503983737">
     <w:abstractNumId w:val="10"/>
   </w:num>
 </w:numbering>
 </file>
 
 <file path=word/styles.xml><?xml version="1.0" encoding="utf-8"?>
-<w:styles xmlns:mc="http://schemas.openxmlformats.org/markup-compatibility/2006" xmlns:r="http://schemas.openxmlformats.org/officeDocument/2006/relationships" xmlns:w="http://schemas.openxmlformats.org/wordprocessingml/2006/main" xmlns:w14="http://schemas.microsoft.com/office/word/2010/wordml" mc:Ignorable="w14">
+<w:styles xmlns:mc="http://schemas.openxmlformats.org/markup-compatibility/2006" xmlns:r="http://schemas.openxmlformats.org/officeDocument/2006/relationships" xmlns:w="http://schemas.openxmlformats.org/wordprocessingml/2006/main" xmlns:w14="http://schemas.microsoft.com/office/word/2010/wordml" xmlns:w15="http://schemas.microsoft.com/office/word/2012/wordml" xmlns:w16cex="http://schemas.microsoft.com/office/word/2018/wordml/cex" xmlns:w16cid="http://schemas.microsoft.com/office/word/2016/wordml/cid" xmlns:w16="http://schemas.microsoft.com/office/word/2018/wordml" xmlns:w16sdtdh="http://schemas.microsoft.com/office/word/2020/wordml/sdtdatahash" xmlns:w16se="http://schemas.microsoft.com/office/word/2015/wordml/symex" mc:Ignorable="w14 w15 w16se w16cid w16 w16cex w16sdtdh">
   <w:docDefaults>
     <w:rPrDefault>
       <w:rPr>
@@ -5099,145 +5073,383 @@
       </w:pPr>
     </w:pPrDefault>
   </w:docDefaults>
-  <w:latentStyles w:defLockedState="0" w:defUIPriority="99" w:defSemiHidden="1" w:defUnhideWhenUsed="1" w:defQFormat="0" w:count="267">
-    <w:lsdException w:name="Normal" w:semiHidden="0" w:uiPriority="0" w:unhideWhenUsed="0" w:qFormat="1"/>
-    <w:lsdException w:name="heading 1" w:semiHidden="0" w:uiPriority="9" w:unhideWhenUsed="0" w:qFormat="1"/>
-    <w:lsdException w:name="heading 2" w:uiPriority="9" w:qFormat="1"/>
-    <w:lsdException w:name="heading 3" w:uiPriority="9" w:qFormat="1"/>
-    <w:lsdException w:name="heading 4" w:uiPriority="9" w:qFormat="1"/>
-    <w:lsdException w:name="heading 5" w:uiPriority="9" w:qFormat="1"/>
-    <w:lsdException w:name="heading 6" w:uiPriority="9" w:qFormat="1"/>
-    <w:lsdException w:name="heading 7" w:uiPriority="9" w:qFormat="1"/>
-    <w:lsdException w:name="heading 8" w:uiPriority="9" w:qFormat="1"/>
-    <w:lsdException w:name="heading 9" w:uiPriority="9" w:qFormat="1"/>
-    <w:lsdException w:name="toc 1" w:uiPriority="39"/>
-    <w:lsdException w:name="toc 2" w:uiPriority="39"/>
-    <w:lsdException w:name="toc 3" w:uiPriority="39"/>
-    <w:lsdException w:name="toc 4" w:uiPriority="39"/>
-    <w:lsdException w:name="toc 5" w:uiPriority="39"/>
-    <w:lsdException w:name="toc 6" w:uiPriority="39"/>
-    <w:lsdException w:name="toc 7" w:uiPriority="39"/>
-    <w:lsdException w:name="toc 8" w:uiPriority="39"/>
-    <w:lsdException w:name="toc 9" w:uiPriority="39"/>
-    <w:lsdException w:name="header" w:uiPriority="0"/>
-    <w:lsdException w:name="caption" w:uiPriority="35" w:qFormat="1"/>
-    <w:lsdException w:name="Title" w:semiHidden="0" w:uiPriority="10" w:unhideWhenUsed="0" w:qFormat="1"/>
-    <w:lsdException w:name="Default Paragraph Font" w:uiPriority="1"/>
-    <w:lsdException w:name="Subtitle" w:semiHidden="0" w:uiPriority="11" w:unhideWhenUsed="0" w:qFormat="1"/>
-    <w:lsdException w:name="Strong" w:semiHidden="0" w:uiPriority="22" w:unhideWhenUsed="0" w:qFormat="1"/>
-    <w:lsdException w:name="Emphasis" w:semiHidden="0" w:uiPriority="20" w:unhideWhenUsed="0" w:qFormat="1"/>
+  <w:latentStyles w:defLockedState="0" w:defUIPriority="99" w:defSemiHidden="0" w:defUnhideWhenUsed="0" w:defQFormat="0" w:count="376">
+    <w:lsdException w:name="Normal" w:uiPriority="0" w:qFormat="1"/>
+    <w:lsdException w:name="heading 1" w:uiPriority="9" w:qFormat="1"/>
+    <w:lsdException w:name="heading 2" w:semiHidden="1" w:uiPriority="9" w:unhideWhenUsed="1" w:qFormat="1"/>
+    <w:lsdException w:name="heading 3" w:semiHidden="1" w:uiPriority="9" w:unhideWhenUsed="1" w:qFormat="1"/>
+    <w:lsdException w:name="heading 4" w:semiHidden="1" w:uiPriority="9" w:unhideWhenUsed="1" w:qFormat="1"/>
+    <w:lsdException w:name="heading 5" w:semiHidden="1" w:uiPriority="9" w:unhideWhenUsed="1" w:qFormat="1"/>
+    <w:lsdException w:name="heading 6" w:semiHidden="1" w:uiPriority="9" w:unhideWhenUsed="1" w:qFormat="1"/>
+    <w:lsdException w:name="heading 7" w:semiHidden="1" w:uiPriority="9" w:unhideWhenUsed="1" w:qFormat="1"/>
+    <w:lsdException w:name="heading 8" w:semiHidden="1" w:uiPriority="9" w:unhideWhenUsed="1" w:qFormat="1"/>
+    <w:lsdException w:name="heading 9" w:semiHidden="1" w:uiPriority="9" w:unhideWhenUsed="1" w:qFormat="1"/>
+    <w:lsdException w:name="index 1" w:semiHidden="1" w:unhideWhenUsed="1"/>
+    <w:lsdException w:name="index 2" w:semiHidden="1" w:unhideWhenUsed="1"/>
+    <w:lsdException w:name="index 3" w:semiHidden="1" w:unhideWhenUsed="1"/>
+    <w:lsdException w:name="index 4" w:semiHidden="1" w:unhideWhenUsed="1"/>
+    <w:lsdException w:name="index 5" w:semiHidden="1" w:unhideWhenUsed="1"/>
+    <w:lsdException w:name="index 6" w:semiHidden="1" w:unhideWhenUsed="1"/>
+    <w:lsdException w:name="index 7" w:semiHidden="1" w:unhideWhenUsed="1"/>
+    <w:lsdException w:name="index 8" w:semiHidden="1" w:unhideWhenUsed="1"/>
+    <w:lsdException w:name="index 9" w:semiHidden="1" w:unhideWhenUsed="1"/>
+    <w:lsdException w:name="toc 1" w:semiHidden="1" w:uiPriority="39" w:unhideWhenUsed="1"/>
+    <w:lsdException w:name="toc 2" w:semiHidden="1" w:uiPriority="39" w:unhideWhenUsed="1"/>
+    <w:lsdException w:name="toc 3" w:semiHidden="1" w:uiPriority="39" w:unhideWhenUsed="1"/>
+    <w:lsdException w:name="toc 4" w:semiHidden="1" w:uiPriority="39" w:unhideWhenUsed="1"/>
+    <w:lsdException w:name="toc 5" w:semiHidden="1" w:uiPriority="39" w:unhideWhenUsed="1"/>
+    <w:lsdException w:name="toc 6" w:semiHidden="1" w:uiPriority="39" w:unhideWhenUsed="1"/>
+    <w:lsdException w:name="toc 7" w:semiHidden="1" w:uiPriority="39" w:unhideWhenUsed="1"/>
+    <w:lsdException w:name="toc 8" w:semiHidden="1" w:uiPriority="39" w:unhideWhenUsed="1"/>
+    <w:lsdException w:name="toc 9" w:semiHidden="1" w:uiPriority="39" w:unhideWhenUsed="1"/>
+    <w:lsdException w:name="Normal Indent" w:semiHidden="1" w:unhideWhenUsed="1"/>
+    <w:lsdException w:name="footnote text" w:semiHidden="1" w:unhideWhenUsed="1"/>
+    <w:lsdException w:name="annotation text" w:semiHidden="1" w:unhideWhenUsed="1"/>
+    <w:lsdException w:name="header" w:semiHidden="1" w:uiPriority="0" w:unhideWhenUsed="1"/>
+    <w:lsdException w:name="footer" w:semiHidden="1" w:unhideWhenUsed="1"/>
+    <w:lsdException w:name="index heading" w:semiHidden="1" w:unhideWhenUsed="1"/>
+    <w:lsdException w:name="caption" w:semiHidden="1" w:uiPriority="35" w:unhideWhenUsed="1" w:qFormat="1"/>
+    <w:lsdException w:name="table of figures" w:semiHidden="1" w:unhideWhenUsed="1"/>
+    <w:lsdException w:name="envelope address" w:semiHidden="1" w:unhideWhenUsed="1"/>
+    <w:lsdException w:name="envelope return" w:semiHidden="1" w:unhideWhenUsed="1"/>
+    <w:lsdException w:name="footnote reference" w:semiHidden="1" w:unhideWhenUsed="1"/>
+    <w:lsdException w:name="annotation reference" w:semiHidden="1" w:unhideWhenUsed="1"/>
+    <w:lsdException w:name="line number" w:semiHidden="1" w:unhideWhenUsed="1"/>
+    <w:lsdException w:name="page number" w:semiHidden="1" w:unhideWhenUsed="1"/>
+    <w:lsdException w:name="endnote reference" w:semiHidden="1" w:unhideWhenUsed="1"/>
+    <w:lsdException w:name="endnote text" w:semiHidden="1" w:unhideWhenUsed="1"/>
+    <w:lsdException w:name="table of authorities" w:semiHidden="1" w:unhideWhenUsed="1"/>
+    <w:lsdException w:name="macro" w:semiHidden="1" w:unhideWhenUsed="1"/>
+    <w:lsdException w:name="toa heading" w:semiHidden="1" w:unhideWhenUsed="1"/>
+    <w:lsdException w:name="List" w:semiHidden="1" w:unhideWhenUsed="1"/>
+    <w:lsdException w:name="List Bullet" w:semiHidden="1" w:unhideWhenUsed="1"/>
+    <w:lsdException w:name="List Number" w:semiHidden="1" w:unhideWhenUsed="1"/>
+    <w:lsdException w:name="List 2" w:semiHidden="1" w:unhideWhenUsed="1"/>
+    <w:lsdException w:name="List 3" w:semiHidden="1" w:unhideWhenUsed="1"/>
+    <w:lsdException w:name="List 4" w:semiHidden="1" w:unhideWhenUsed="1"/>
+    <w:lsdException w:name="List 5" w:semiHidden="1" w:unhideWhenUsed="1"/>
+    <w:lsdException w:name="List Bullet 2" w:semiHidden="1" w:unhideWhenUsed="1"/>
+    <w:lsdException w:name="List Bullet 3" w:semiHidden="1" w:unhideWhenUsed="1"/>
+    <w:lsdException w:name="List Bullet 4" w:semiHidden="1" w:unhideWhenUsed="1"/>
+    <w:lsdException w:name="List Bullet 5" w:semiHidden="1" w:unhideWhenUsed="1"/>
+    <w:lsdException w:name="List Number 2" w:semiHidden="1" w:unhideWhenUsed="1"/>
+    <w:lsdException w:name="List Number 3" w:semiHidden="1" w:unhideWhenUsed="1"/>
+    <w:lsdException w:name="List Number 4" w:semiHidden="1" w:unhideWhenUsed="1"/>
+    <w:lsdException w:name="List Number 5" w:semiHidden="1" w:unhideWhenUsed="1"/>
+    <w:lsdException w:name="Title" w:uiPriority="10" w:qFormat="1"/>
+    <w:lsdException w:name="Closing" w:semiHidden="1" w:unhideWhenUsed="1"/>
+    <w:lsdException w:name="Signature" w:semiHidden="1" w:unhideWhenUsed="1"/>
+    <w:lsdException w:name="Default Paragraph Font" w:semiHidden="1" w:uiPriority="1" w:unhideWhenUsed="1"/>
+    <w:lsdException w:name="Body Text" w:semiHidden="1" w:unhideWhenUsed="1"/>
+    <w:lsdException w:name="Body Text Indent" w:semiHidden="1" w:unhideWhenUsed="1"/>
+    <w:lsdException w:name="List Continue" w:semiHidden="1" w:unhideWhenUsed="1"/>
+    <w:lsdException w:name="List Continue 2" w:semiHidden="1" w:unhideWhenUsed="1"/>
+    <w:lsdException w:name="List Continue 3" w:semiHidden="1" w:unhideWhenUsed="1"/>
+    <w:lsdException w:name="List Continue 4" w:semiHidden="1" w:unhideWhenUsed="1"/>
+    <w:lsdException w:name="List Continue 5" w:semiHidden="1" w:unhideWhenUsed="1"/>
+    <w:lsdException w:name="Message Header" w:semiHidden="1" w:unhideWhenUsed="1"/>
+    <w:lsdException w:name="Subtitle" w:uiPriority="11" w:qFormat="1"/>
+    <w:lsdException w:name="Salutation" w:semiHidden="1" w:unhideWhenUsed="1"/>
+    <w:lsdException w:name="Date" w:semiHidden="1" w:unhideWhenUsed="1"/>
+    <w:lsdException w:name="Body Text First Indent" w:semiHidden="1" w:unhideWhenUsed="1"/>
+    <w:lsdException w:name="Body Text First Indent 2" w:semiHidden="1" w:unhideWhenUsed="1"/>
+    <w:lsdException w:name="Note Heading" w:semiHidden="1" w:unhideWhenUsed="1"/>
+    <w:lsdException w:name="Body Text 2" w:semiHidden="1" w:unhideWhenUsed="1"/>
+    <w:lsdException w:name="Body Text 3" w:semiHidden="1" w:unhideWhenUsed="1"/>
+    <w:lsdException w:name="Body Text Indent 2" w:semiHidden="1" w:unhideWhenUsed="1"/>
+    <w:lsdException w:name="Body Text Indent 3" w:semiHidden="1" w:unhideWhenUsed="1"/>
+    <w:lsdException w:name="Block Text" w:semiHidden="1" w:unhideWhenUsed="1"/>
+    <w:lsdException w:name="Hyperlink" w:semiHidden="1" w:unhideWhenUsed="1"/>
+    <w:lsdException w:name="FollowedHyperlink" w:semiHidden="1" w:unhideWhenUsed="1"/>
+    <w:lsdException w:name="Strong" w:uiPriority="22" w:qFormat="1"/>
+    <w:lsdException w:name="Emphasis" w:uiPriority="20" w:qFormat="1"/>
+    <w:lsdException w:name="Document Map" w:semiHidden="1" w:unhideWhenUsed="1"/>
+    <w:lsdException w:name="Plain Text" w:semiHidden="1" w:unhideWhenUsed="1"/>
+    <w:lsdException w:name="E-mail Signature" w:semiHidden="1" w:unhideWhenUsed="1"/>
+    <w:lsdException w:name="HTML Top of Form" w:semiHidden="1" w:unhideWhenUsed="1"/>
+    <w:lsdException w:name="HTML Bottom of Form" w:semiHidden="1" w:unhideWhenUsed="1"/>
+    <w:lsdException w:name="Normal (Web)" w:semiHidden="1" w:unhideWhenUsed="1"/>
+    <w:lsdException w:name="HTML Acronym" w:semiHidden="1" w:unhideWhenUsed="1"/>
+    <w:lsdException w:name="HTML Address" w:semiHidden="1" w:unhideWhenUsed="1"/>
+    <w:lsdException w:name="HTML Cite" w:semiHidden="1" w:unhideWhenUsed="1"/>
+    <w:lsdException w:name="HTML Code" w:semiHidden="1" w:unhideWhenUsed="1"/>
+    <w:lsdException w:name="HTML Definition" w:semiHidden="1" w:unhideWhenUsed="1"/>
+    <w:lsdException w:name="HTML Keyboard" w:semiHidden="1" w:unhideWhenUsed="1"/>
+    <w:lsdException w:name="HTML Preformatted" w:semiHidden="1" w:unhideWhenUsed="1"/>
+    <w:lsdException w:name="HTML Sample" w:semiHidden="1" w:unhideWhenUsed="1"/>
+    <w:lsdException w:name="HTML Typewriter" w:semiHidden="1" w:unhideWhenUsed="1"/>
+    <w:lsdException w:name="HTML Variable" w:semiHidden="1" w:unhideWhenUsed="1"/>
+    <w:lsdException w:name="Normal Table" w:semiHidden="1" w:unhideWhenUsed="1"/>
+    <w:lsdException w:name="annotation subject" w:semiHidden="1" w:unhideWhenUsed="1"/>
+    <w:lsdException w:name="No List" w:semiHidden="1" w:unhideWhenUsed="1"/>
+    <w:lsdException w:name="Outline List 1" w:semiHidden="1" w:unhideWhenUsed="1"/>
+    <w:lsdException w:name="Outline List 2" w:semiHidden="1" w:unhideWhenUsed="1"/>
+    <w:lsdException w:name="Outline List 3" w:semiHidden="1" w:unhideWhenUsed="1"/>
+    <w:lsdException w:name="Table Simple 1" w:semiHidden="1" w:unhideWhenUsed="1"/>
+    <w:lsdException w:name="Table Simple 2" w:semiHidden="1" w:unhideWhenUsed="1"/>
+    <w:lsdException w:name="Table Simple 3" w:semiHidden="1" w:unhideWhenUsed="1"/>
+    <w:lsdException w:name="Table Classic 1" w:semiHidden="1" w:unhideWhenUsed="1"/>
+    <w:lsdException w:name="Table Classic 2" w:semiHidden="1" w:unhideWhenUsed="1"/>
+    <w:lsdException w:name="Table Classic 3" w:semiHidden="1" w:unhideWhenUsed="1"/>
+    <w:lsdException w:name="Table Classic 4" w:semiHidden="1" w:unhideWhenUsed="1"/>
+    <w:lsdException w:name="Table Colorful 1" w:semiHidden="1" w:unhideWhenUsed="1"/>
+    <w:lsdException w:name="Table Colorful 2" w:semiHidden="1" w:unhideWhenUsed="1"/>
+    <w:lsdException w:name="Table Colorful 3" w:semiHidden="1" w:unhideWhenUsed="1"/>
+    <w:lsdException w:name="Table Columns 1" w:semiHidden="1" w:unhideWhenUsed="1"/>
+    <w:lsdException w:name="Table Columns 2" w:semiHidden="1" w:unhideWhenUsed="1"/>
+    <w:lsdException w:name="Table Columns 3" w:semiHidden="1" w:unhideWhenUsed="1"/>
+    <w:lsdException w:name="Table Columns 4" w:semiHidden="1" w:unhideWhenUsed="1"/>
+    <w:lsdException w:name="Table Columns 5" w:semiHidden="1" w:unhideWhenUsed="1"/>
+    <w:lsdException w:name="Table Grid 1" w:semiHidden="1" w:unhideWhenUsed="1"/>
+    <w:lsdException w:name="Table Grid 2" w:semiHidden="1" w:unhideWhenUsed="1"/>
+    <w:lsdException w:name="Table Grid 3" w:semiHidden="1" w:unhideWhenUsed="1"/>
+    <w:lsdException w:name="Table Grid 4" w:semiHidden="1" w:unhideWhenUsed="1"/>
+    <w:lsdException w:name="Table Grid 5" w:semiHidden="1" w:unhideWhenUsed="1"/>
+    <w:lsdException w:name="Table Grid 6" w:semiHidden="1" w:unhideWhenUsed="1"/>
+    <w:lsdException w:name="Table Grid 7" w:semiHidden="1" w:unhideWhenUsed="1"/>
+    <w:lsdException w:name="Table Grid 8" w:semiHidden="1" w:unhideWhenUsed="1"/>
+    <w:lsdException w:name="Table List 1" w:semiHidden="1" w:unhideWhenUsed="1"/>
+    <w:lsdException w:name="Table List 2" w:semiHidden="1" w:unhideWhenUsed="1"/>
+    <w:lsdException w:name="Table List 3" w:semiHidden="1" w:unhideWhenUsed="1"/>
+    <w:lsdException w:name="Table List 4" w:semiHidden="1" w:unhideWhenUsed="1"/>
+    <w:lsdException w:name="Table List 5" w:semiHidden="1" w:unhideWhenUsed="1"/>
+    <w:lsdException w:name="Table List 6" w:semiHidden="1" w:unhideWhenUsed="1"/>
+    <w:lsdException w:name="Table List 7" w:semiHidden="1" w:unhideWhenUsed="1"/>
+    <w:lsdException w:name="Table List 8" w:semiHidden="1" w:unhideWhenUsed="1"/>
+    <w:lsdException w:name="Table 3D effects 1" w:semiHidden="1" w:unhideWhenUsed="1"/>
+    <w:lsdException w:name="Table 3D effects 2" w:semiHidden="1" w:unhideWhenUsed="1"/>
+    <w:lsdException w:name="Table 3D effects 3" w:semiHidden="1" w:unhideWhenUsed="1"/>
+    <w:lsdException w:name="Table Contemporary" w:semiHidden="1" w:unhideWhenUsed="1"/>
+    <w:lsdException w:name="Table Elegant" w:semiHidden="1" w:unhideWhenUsed="1"/>
+    <w:lsdException w:name="Table Professional" w:semiHidden="1" w:unhideWhenUsed="1"/>
+    <w:lsdException w:name="Table Subtle 1" w:semiHidden="1" w:unhideWhenUsed="1"/>
+    <w:lsdException w:name="Table Subtle 2" w:semiHidden="1" w:unhideWhenUsed="1"/>
+    <w:lsdException w:name="Table Web 1" w:semiHidden="1" w:unhideWhenUsed="1"/>
+    <w:lsdException w:name="Table Web 2" w:semiHidden="1" w:unhideWhenUsed="1"/>
+    <w:lsdException w:name="Table Web 3" w:semiHidden="1" w:unhideWhenUsed="1"/>
+    <w:lsdException w:name="Balloon Text" w:semiHidden="1" w:unhideWhenUsed="1"/>
     <w:lsdException w:name="Table Grid" w:uiPriority="39"/>
-    <w:lsdException w:name="Placeholder Text" w:unhideWhenUsed="0"/>
-    <w:lsdException w:name="No Spacing" w:semiHidden="0" w:uiPriority="1" w:unhideWhenUsed="0" w:qFormat="1"/>
-    <w:lsdException w:name="Light Shading" w:semiHidden="0" w:uiPriority="60" w:unhideWhenUsed="0"/>
-    <w:lsdException w:name="Light List" w:semiHidden="0" w:uiPriority="61" w:unhideWhenUsed="0"/>
-    <w:lsdException w:name="Light Grid" w:semiHidden="0" w:uiPriority="62" w:unhideWhenUsed="0"/>
-    <w:lsdException w:name="Medium Shading 1" w:semiHidden="0" w:uiPriority="63" w:unhideWhenUsed="0"/>
-    <w:lsdException w:name="Medium Shading 2" w:semiHidden="0" w:uiPriority="64" w:unhideWhenUsed="0"/>
-    <w:lsdException w:name="Medium List 1" w:semiHidden="0" w:uiPriority="65" w:unhideWhenUsed="0"/>
-    <w:lsdException w:name="Medium List 2" w:semiHidden="0" w:uiPriority="66" w:unhideWhenUsed="0"/>
-    <w:lsdException w:name="Medium Grid 1" w:semiHidden="0" w:uiPriority="67" w:unhideWhenUsed="0"/>
-    <w:lsdException w:name="Medium Grid 2" w:semiHidden="0" w:uiPriority="68" w:unhideWhenUsed="0"/>
-    <w:lsdException w:name="Medium Grid 3" w:semiHidden="0" w:uiPriority="69" w:unhideWhenUsed="0"/>
-    <w:lsdException w:name="Dark List" w:semiHidden="0" w:uiPriority="70" w:unhideWhenUsed="0"/>
-    <w:lsdException w:name="Colorful Shading" w:semiHidden="0" w:uiPriority="71" w:unhideWhenUsed="0"/>
-    <w:lsdException w:name="Colorful List" w:semiHidden="0" w:uiPriority="72" w:unhideWhenUsed="0"/>
-    <w:lsdException w:name="Colorful Grid" w:semiHidden="0" w:uiPriority="73" w:unhideWhenUsed="0"/>
-    <w:lsdException w:name="Light Shading Accent 1" w:semiHidden="0" w:uiPriority="60" w:unhideWhenUsed="0"/>
-    <w:lsdException w:name="Light List Accent 1" w:semiHidden="0" w:uiPriority="61" w:unhideWhenUsed="0"/>
-    <w:lsdException w:name="Light Grid Accent 1" w:semiHidden="0" w:uiPriority="62" w:unhideWhenUsed="0"/>
-    <w:lsdException w:name="Medium Shading 1 Accent 1" w:semiHidden="0" w:uiPriority="63" w:unhideWhenUsed="0"/>
-    <w:lsdException w:name="Medium Shading 2 Accent 1" w:semiHidden="0" w:uiPriority="64" w:unhideWhenUsed="0"/>
-    <w:lsdException w:name="Medium List 1 Accent 1" w:semiHidden="0" w:uiPriority="65" w:unhideWhenUsed="0"/>
-    <w:lsdException w:name="Revision" w:unhideWhenUsed="0"/>
-    <w:lsdException w:name="List Paragraph" w:semiHidden="0" w:uiPriority="34" w:unhideWhenUsed="0" w:qFormat="1"/>
-    <w:lsdException w:name="Quote" w:semiHidden="0" w:uiPriority="29" w:unhideWhenUsed="0" w:qFormat="1"/>
-    <w:lsdException w:name="Intense Quote" w:semiHidden="0" w:uiPriority="30" w:unhideWhenUsed="0" w:qFormat="1"/>
-    <w:lsdException w:name="Medium List 2 Accent 1" w:semiHidden="0" w:uiPriority="66" w:unhideWhenUsed="0"/>
-    <w:lsdException w:name="Medium Grid 1 Accent 1" w:semiHidden="0" w:uiPriority="67" w:unhideWhenUsed="0"/>
-    <w:lsdException w:name="Medium Grid 2 Accent 1" w:semiHidden="0" w:uiPriority="68" w:unhideWhenUsed="0"/>
-    <w:lsdException w:name="Medium Grid 3 Accent 1" w:semiHidden="0" w:uiPriority="69" w:unhideWhenUsed="0"/>
-    <w:lsdException w:name="Dark List Accent 1" w:semiHidden="0" w:uiPriority="70" w:unhideWhenUsed="0"/>
-    <w:lsdException w:name="Colorful Shading Accent 1" w:semiHidden="0" w:uiPriority="71" w:unhideWhenUsed="0"/>
-    <w:lsdException w:name="Colorful List Accent 1" w:semiHidden="0" w:uiPriority="72" w:unhideWhenUsed="0"/>
-    <w:lsdException w:name="Colorful Grid Accent 1" w:semiHidden="0" w:uiPriority="73" w:unhideWhenUsed="0"/>
-    <w:lsdException w:name="Light Shading Accent 2" w:semiHidden="0" w:uiPriority="60" w:unhideWhenUsed="0"/>
-    <w:lsdException w:name="Light List Accent 2" w:semiHidden="0" w:uiPriority="61" w:unhideWhenUsed="0"/>
-    <w:lsdException w:name="Light Grid Accent 2" w:semiHidden="0" w:uiPriority="62" w:unhideWhenUsed="0"/>
-    <w:lsdException w:name="Medium Shading 1 Accent 2" w:semiHidden="0" w:uiPriority="63" w:unhideWhenUsed="0"/>
-    <w:lsdException w:name="Medium Shading 2 Accent 2" w:semiHidden="0" w:uiPriority="64" w:unhideWhenUsed="0"/>
-    <w:lsdException w:name="Medium List 1 Accent 2" w:semiHidden="0" w:uiPriority="65" w:unhideWhenUsed="0"/>
-    <w:lsdException w:name="Medium List 2 Accent 2" w:semiHidden="0" w:uiPriority="66" w:unhideWhenUsed="0"/>
-    <w:lsdException w:name="Medium Grid 1 Accent 2" w:semiHidden="0" w:uiPriority="67" w:unhideWhenUsed="0"/>
-    <w:lsdException w:name="Medium Grid 2 Accent 2" w:semiHidden="0" w:uiPriority="68" w:unhideWhenUsed="0"/>
-    <w:lsdException w:name="Medium Grid 3 Accent 2" w:semiHidden="0" w:uiPriority="69" w:unhideWhenUsed="0"/>
-    <w:lsdException w:name="Dark List Accent 2" w:semiHidden="0" w:uiPriority="70" w:unhideWhenUsed="0"/>
-    <w:lsdException w:name="Colorful Shading Accent 2" w:semiHidden="0" w:uiPriority="71" w:unhideWhenUsed="0"/>
-    <w:lsdException w:name="Colorful List Accent 2" w:semiHidden="0" w:uiPriority="72" w:unhideWhenUsed="0"/>
-    <w:lsdException w:name="Colorful Grid Accent 2" w:semiHidden="0" w:uiPriority="73" w:unhideWhenUsed="0"/>
-    <w:lsdException w:name="Light Shading Accent 3" w:semiHidden="0" w:uiPriority="60" w:unhideWhenUsed="0"/>
-    <w:lsdException w:name="Light List Accent 3" w:semiHidden="0" w:uiPriority="61" w:unhideWhenUsed="0"/>
-    <w:lsdException w:name="Light Grid Accent 3" w:semiHidden="0" w:uiPriority="62" w:unhideWhenUsed="0"/>
-    <w:lsdException w:name="Medium Shading 1 Accent 3" w:semiHidden="0" w:uiPriority="63" w:unhideWhenUsed="0"/>
-    <w:lsdException w:name="Medium Shading 2 Accent 3" w:semiHidden="0" w:uiPriority="64" w:unhideWhenUsed="0"/>
-    <w:lsdException w:name="Medium List 1 Accent 3" w:semiHidden="0" w:uiPriority="65" w:unhideWhenUsed="0"/>
-    <w:lsdException w:name="Medium List 2 Accent 3" w:semiHidden="0" w:uiPriority="66" w:unhideWhenUsed="0"/>
-    <w:lsdException w:name="Medium Grid 1 Accent 3" w:semiHidden="0" w:uiPriority="67" w:unhideWhenUsed="0"/>
-    <w:lsdException w:name="Medium Grid 2 Accent 3" w:semiHidden="0" w:uiPriority="68" w:unhideWhenUsed="0"/>
-    <w:lsdException w:name="Medium Grid 3 Accent 3" w:semiHidden="0" w:uiPriority="69" w:unhideWhenUsed="0"/>
-    <w:lsdException w:name="Dark List Accent 3" w:semiHidden="0" w:uiPriority="70" w:unhideWhenUsed="0"/>
-    <w:lsdException w:name="Colorful Shading Accent 3" w:semiHidden="0" w:uiPriority="71" w:unhideWhenUsed="0"/>
-    <w:lsdException w:name="Colorful List Accent 3" w:semiHidden="0" w:uiPriority="72" w:unhideWhenUsed="0"/>
-    <w:lsdException w:name="Colorful Grid Accent 3" w:semiHidden="0" w:uiPriority="73" w:unhideWhenUsed="0"/>
-    <w:lsdException w:name="Light Shading Accent 4" w:semiHidden="0" w:uiPriority="60" w:unhideWhenUsed="0"/>
-    <w:lsdException w:name="Light List Accent 4" w:semiHidden="0" w:uiPriority="61" w:unhideWhenUsed="0"/>
-    <w:lsdException w:name="Light Grid Accent 4" w:semiHidden="0" w:uiPriority="62" w:unhideWhenUsed="0"/>
-    <w:lsdException w:name="Medium Shading 1 Accent 4" w:semiHidden="0" w:uiPriority="63" w:unhideWhenUsed="0"/>
-    <w:lsdException w:name="Medium Shading 2 Accent 4" w:semiHidden="0" w:uiPriority="64" w:unhideWhenUsed="0"/>
-    <w:lsdException w:name="Medium List 1 Accent 4" w:semiHidden="0" w:uiPriority="65" w:unhideWhenUsed="0"/>
-    <w:lsdException w:name="Medium List 2 Accent 4" w:semiHidden="0" w:uiPriority="66" w:unhideWhenUsed="0"/>
-    <w:lsdException w:name="Medium Grid 1 Accent 4" w:semiHidden="0" w:uiPriority="67" w:unhideWhenUsed="0"/>
-    <w:lsdException w:name="Medium Grid 2 Accent 4" w:semiHidden="0" w:uiPriority="68" w:unhideWhenUsed="0"/>
-    <w:lsdException w:name="Medium Grid 3 Accent 4" w:semiHidden="0" w:uiPriority="69" w:unhideWhenUsed="0"/>
-    <w:lsdException w:name="Dark List Accent 4" w:semiHidden="0" w:uiPriority="70" w:unhideWhenUsed="0"/>
-    <w:lsdException w:name="Colorful Shading Accent 4" w:semiHidden="0" w:uiPriority="71" w:unhideWhenUsed="0"/>
-    <w:lsdException w:name="Colorful List Accent 4" w:semiHidden="0" w:uiPriority="72" w:unhideWhenUsed="0"/>
-    <w:lsdException w:name="Colorful Grid Accent 4" w:semiHidden="0" w:uiPriority="73" w:unhideWhenUsed="0"/>
-    <w:lsdException w:name="Light Shading Accent 5" w:semiHidden="0" w:uiPriority="60" w:unhideWhenUsed="0"/>
-    <w:lsdException w:name="Light List Accent 5" w:semiHidden="0" w:uiPriority="61" w:unhideWhenUsed="0"/>
-    <w:lsdException w:name="Light Grid Accent 5" w:semiHidden="0" w:uiPriority="62" w:unhideWhenUsed="0"/>
-    <w:lsdException w:name="Medium Shading 1 Accent 5" w:semiHidden="0" w:uiPriority="63" w:unhideWhenUsed="0"/>
-    <w:lsdException w:name="Medium Shading 2 Accent 5" w:semiHidden="0" w:uiPriority="64" w:unhideWhenUsed="0"/>
-    <w:lsdException w:name="Medium List 1 Accent 5" w:semiHidden="0" w:uiPriority="65" w:unhideWhenUsed="0"/>
-    <w:lsdException w:name="Medium List 2 Accent 5" w:semiHidden="0" w:uiPriority="66" w:unhideWhenUsed="0"/>
-    <w:lsdException w:name="Medium Grid 1 Accent 5" w:semiHidden="0" w:uiPriority="67" w:unhideWhenUsed="0"/>
-    <w:lsdException w:name="Medium Grid 2 Accent 5" w:semiHidden="0" w:uiPriority="68" w:unhideWhenUsed="0"/>
-    <w:lsdException w:name="Medium Grid 3 Accent 5" w:semiHidden="0" w:uiPriority="69" w:unhideWhenUsed="0"/>
-    <w:lsdException w:name="Dark List Accent 5" w:semiHidden="0" w:uiPriority="70" w:unhideWhenUsed="0"/>
-    <w:lsdException w:name="Colorful Shading Accent 5" w:semiHidden="0" w:uiPriority="71" w:unhideWhenUsed="0"/>
-    <w:lsdException w:name="Colorful List Accent 5" w:semiHidden="0" w:uiPriority="72" w:unhideWhenUsed="0"/>
-    <w:lsdException w:name="Colorful Grid Accent 5" w:semiHidden="0" w:uiPriority="73" w:unhideWhenUsed="0"/>
-    <w:lsdException w:name="Light Shading Accent 6" w:semiHidden="0" w:uiPriority="60" w:unhideWhenUsed="0"/>
-    <w:lsdException w:name="Light List Accent 6" w:semiHidden="0" w:uiPriority="61" w:unhideWhenUsed="0"/>
-    <w:lsdException w:name="Light Grid Accent 6" w:semiHidden="0" w:uiPriority="62" w:unhideWhenUsed="0"/>
-    <w:lsdException w:name="Medium Shading 1 Accent 6" w:semiHidden="0" w:uiPriority="63" w:unhideWhenUsed="0"/>
-    <w:lsdException w:name="Medium Shading 2 Accent 6" w:semiHidden="0" w:uiPriority="64" w:unhideWhenUsed="0"/>
-    <w:lsdException w:name="Medium List 1 Accent 6" w:semiHidden="0" w:uiPriority="65" w:unhideWhenUsed="0"/>
-    <w:lsdException w:name="Medium List 2 Accent 6" w:semiHidden="0" w:uiPriority="66" w:unhideWhenUsed="0"/>
-    <w:lsdException w:name="Medium Grid 1 Accent 6" w:semiHidden="0" w:uiPriority="67" w:unhideWhenUsed="0"/>
-    <w:lsdException w:name="Medium Grid 2 Accent 6" w:semiHidden="0" w:uiPriority="68" w:unhideWhenUsed="0"/>
-    <w:lsdException w:name="Medium Grid 3 Accent 6" w:semiHidden="0" w:uiPriority="69" w:unhideWhenUsed="0"/>
-    <w:lsdException w:name="Dark List Accent 6" w:semiHidden="0" w:uiPriority="70" w:unhideWhenUsed="0"/>
-    <w:lsdException w:name="Colorful Shading Accent 6" w:semiHidden="0" w:uiPriority="71" w:unhideWhenUsed="0"/>
-    <w:lsdException w:name="Colorful List Accent 6" w:semiHidden="0" w:uiPriority="72" w:unhideWhenUsed="0"/>
-    <w:lsdException w:name="Colorful Grid Accent 6" w:semiHidden="0" w:uiPriority="73" w:unhideWhenUsed="0"/>
-    <w:lsdException w:name="Subtle Emphasis" w:semiHidden="0" w:uiPriority="19" w:unhideWhenUsed="0" w:qFormat="1"/>
-    <w:lsdException w:name="Intense Emphasis" w:semiHidden="0" w:uiPriority="21" w:unhideWhenUsed="0" w:qFormat="1"/>
-    <w:lsdException w:name="Subtle Reference" w:semiHidden="0" w:uiPriority="31" w:unhideWhenUsed="0" w:qFormat="1"/>
-    <w:lsdException w:name="Intense Reference" w:semiHidden="0" w:uiPriority="32" w:unhideWhenUsed="0" w:qFormat="1"/>
-    <w:lsdException w:name="Book Title" w:semiHidden="0" w:uiPriority="33" w:unhideWhenUsed="0" w:qFormat="1"/>
-    <w:lsdException w:name="Bibliography" w:uiPriority="37"/>
-    <w:lsdException w:name="TOC Heading" w:uiPriority="39" w:qFormat="1"/>
+    <w:lsdException w:name="Table Theme" w:semiHidden="1" w:unhideWhenUsed="1"/>
+    <w:lsdException w:name="Placeholder Text" w:semiHidden="1"/>
+    <w:lsdException w:name="No Spacing" w:uiPriority="1" w:qFormat="1"/>
+    <w:lsdException w:name="Light Shading" w:uiPriority="60"/>
+    <w:lsdException w:name="Light List" w:uiPriority="61"/>
+    <w:lsdException w:name="Light Grid" w:uiPriority="62"/>
+    <w:lsdException w:name="Medium Shading 1" w:uiPriority="63"/>
+    <w:lsdException w:name="Medium Shading 2" w:uiPriority="64"/>
+    <w:lsdException w:name="Medium List 1" w:uiPriority="65"/>
+    <w:lsdException w:name="Medium List 2" w:uiPriority="66"/>
+    <w:lsdException w:name="Medium Grid 1" w:uiPriority="67"/>
+    <w:lsdException w:name="Medium Grid 2" w:uiPriority="68"/>
+    <w:lsdException w:name="Medium Grid 3" w:uiPriority="69"/>
+    <w:lsdException w:name="Dark List" w:uiPriority="70"/>
+    <w:lsdException w:name="Colorful Shading" w:uiPriority="71"/>
+    <w:lsdException w:name="Colorful List" w:uiPriority="72"/>
+    <w:lsdException w:name="Colorful Grid" w:uiPriority="73"/>
+    <w:lsdException w:name="Light Shading Accent 1" w:uiPriority="60"/>
+    <w:lsdException w:name="Light List Accent 1" w:uiPriority="61"/>
+    <w:lsdException w:name="Light Grid Accent 1" w:uiPriority="62"/>
+    <w:lsdException w:name="Medium Shading 1 Accent 1" w:uiPriority="63"/>
+    <w:lsdException w:name="Medium Shading 2 Accent 1" w:uiPriority="64"/>
+    <w:lsdException w:name="Medium List 1 Accent 1" w:uiPriority="65"/>
+    <w:lsdException w:name="Revision" w:semiHidden="1"/>
+    <w:lsdException w:name="List Paragraph" w:uiPriority="34" w:qFormat="1"/>
+    <w:lsdException w:name="Quote" w:uiPriority="29" w:qFormat="1"/>
+    <w:lsdException w:name="Intense Quote" w:uiPriority="30" w:qFormat="1"/>
+    <w:lsdException w:name="Medium List 2 Accent 1" w:uiPriority="66"/>
+    <w:lsdException w:name="Medium Grid 1 Accent 1" w:uiPriority="67"/>
+    <w:lsdException w:name="Medium Grid 2 Accent 1" w:uiPriority="68"/>
+    <w:lsdException w:name="Medium Grid 3 Accent 1" w:uiPriority="69"/>
+    <w:lsdException w:name="Dark List Accent 1" w:uiPriority="70"/>
+    <w:lsdException w:name="Colorful Shading Accent 1" w:uiPriority="71"/>
+    <w:lsdException w:name="Colorful List Accent 1" w:uiPriority="72"/>
+    <w:lsdException w:name="Colorful Grid Accent 1" w:uiPriority="73"/>
+    <w:lsdException w:name="Light Shading Accent 2" w:uiPriority="60"/>
+    <w:lsdException w:name="Light List Accent 2" w:uiPriority="61"/>
+    <w:lsdException w:name="Light Grid Accent 2" w:uiPriority="62"/>
+    <w:lsdException w:name="Medium Shading 1 Accent 2" w:uiPriority="63"/>
+    <w:lsdException w:name="Medium Shading 2 Accent 2" w:uiPriority="64"/>
+    <w:lsdException w:name="Medium List 1 Accent 2" w:uiPriority="65"/>
+    <w:lsdException w:name="Medium List 2 Accent 2" w:uiPriority="66"/>
+    <w:lsdException w:name="Medium Grid 1 Accent 2" w:uiPriority="67"/>
+    <w:lsdException w:name="Medium Grid 2 Accent 2" w:uiPriority="68"/>
+    <w:lsdException w:name="Medium Grid 3 Accent 2" w:uiPriority="69"/>
+    <w:lsdException w:name="Dark List Accent 2" w:uiPriority="70"/>
+    <w:lsdException w:name="Colorful Shading Accent 2" w:uiPriority="71"/>
+    <w:lsdException w:name="Colorful List Accent 2" w:uiPriority="72"/>
+    <w:lsdException w:name="Colorful Grid Accent 2" w:uiPriority="73"/>
+    <w:lsdException w:name="Light Shading Accent 3" w:uiPriority="60"/>
+    <w:lsdException w:name="Light List Accent 3" w:uiPriority="61"/>
+    <w:lsdException w:name="Light Grid Accent 3" w:uiPriority="62"/>
+    <w:lsdException w:name="Medium Shading 1 Accent 3" w:uiPriority="63"/>
+    <w:lsdException w:name="Medium Shading 2 Accent 3" w:uiPriority="64"/>
+    <w:lsdException w:name="Medium List 1 Accent 3" w:uiPriority="65"/>
+    <w:lsdException w:name="Medium List 2 Accent 3" w:uiPriority="66"/>
+    <w:lsdException w:name="Medium Grid 1 Accent 3" w:uiPriority="67"/>
+    <w:lsdException w:name="Medium Grid 2 Accent 3" w:uiPriority="68"/>
+    <w:lsdException w:name="Medium Grid 3 Accent 3" w:uiPriority="69"/>
+    <w:lsdException w:name="Dark List Accent 3" w:uiPriority="70"/>
+    <w:lsdException w:name="Colorful Shading Accent 3" w:uiPriority="71"/>
+    <w:lsdException w:name="Colorful List Accent 3" w:uiPriority="72"/>
+    <w:lsdException w:name="Colorful Grid Accent 3" w:uiPriority="73"/>
+    <w:lsdException w:name="Light Shading Accent 4" w:uiPriority="60"/>
+    <w:lsdException w:name="Light List Accent 4" w:uiPriority="61"/>
+    <w:lsdException w:name="Light Grid Accent 4" w:uiPriority="62"/>
+    <w:lsdException w:name="Medium Shading 1 Accent 4" w:uiPriority="63"/>
+    <w:lsdException w:name="Medium Shading 2 Accent 4" w:uiPriority="64"/>
+    <w:lsdException w:name="Medium List 1 Accent 4" w:uiPriority="65"/>
+    <w:lsdException w:name="Medium List 2 Accent 4" w:uiPriority="66"/>
+    <w:lsdException w:name="Medium Grid 1 Accent 4" w:uiPriority="67"/>
+    <w:lsdException w:name="Medium Grid 2 Accent 4" w:uiPriority="68"/>
+    <w:lsdException w:name="Medium Grid 3 Accent 4" w:uiPriority="69"/>
+    <w:lsdException w:name="Dark List Accent 4" w:uiPriority="70"/>
+    <w:lsdException w:name="Colorful Shading Accent 4" w:uiPriority="71"/>
+    <w:lsdException w:name="Colorful List Accent 4" w:uiPriority="72"/>
+    <w:lsdException w:name="Colorful Grid Accent 4" w:uiPriority="73"/>
+    <w:lsdException w:name="Light Shading Accent 5" w:uiPriority="60"/>
+    <w:lsdException w:name="Light List Accent 5" w:uiPriority="61"/>
+    <w:lsdException w:name="Light Grid Accent 5" w:uiPriority="62"/>
+    <w:lsdException w:name="Medium Shading 1 Accent 5" w:uiPriority="63"/>
+    <w:lsdException w:name="Medium Shading 2 Accent 5" w:uiPriority="64"/>
+    <w:lsdException w:name="Medium List 1 Accent 5" w:uiPriority="65"/>
+    <w:lsdException w:name="Medium List 2 Accent 5" w:uiPriority="66"/>
+    <w:lsdException w:name="Medium Grid 1 Accent 5" w:uiPriority="67"/>
+    <w:lsdException w:name="Medium Grid 2 Accent 5" w:uiPriority="68"/>
+    <w:lsdException w:name="Medium Grid 3 Accent 5" w:uiPriority="69"/>
+    <w:lsdException w:name="Dark List Accent 5" w:uiPriority="70"/>
+    <w:lsdException w:name="Colorful Shading Accent 5" w:uiPriority="71"/>
+    <w:lsdException w:name="Colorful List Accent 5" w:uiPriority="72"/>
+    <w:lsdException w:name="Colorful Grid Accent 5" w:uiPriority="73"/>
+    <w:lsdException w:name="Light Shading Accent 6" w:uiPriority="60"/>
+    <w:lsdException w:name="Light List Accent 6" w:uiPriority="61"/>
+    <w:lsdException w:name="Light Grid Accent 6" w:uiPriority="62"/>
+    <w:lsdException w:name="Medium Shading 1 Accent 6" w:uiPriority="63"/>
+    <w:lsdException w:name="Medium Shading 2 Accent 6" w:uiPriority="64"/>
+    <w:lsdException w:name="Medium List 1 Accent 6" w:uiPriority="65"/>
+    <w:lsdException w:name="Medium List 2 Accent 6" w:uiPriority="66"/>
+    <w:lsdException w:name="Medium Grid 1 Accent 6" w:uiPriority="67"/>
+    <w:lsdException w:name="Medium Grid 2 Accent 6" w:uiPriority="68"/>
+    <w:lsdException w:name="Medium Grid 3 Accent 6" w:uiPriority="69"/>
+    <w:lsdException w:name="Dark List Accent 6" w:uiPriority="70"/>
+    <w:lsdException w:name="Colorful Shading Accent 6" w:uiPriority="71"/>
+    <w:lsdException w:name="Colorful List Accent 6" w:uiPriority="72"/>
+    <w:lsdException w:name="Colorful Grid Accent 6" w:uiPriority="73"/>
+    <w:lsdException w:name="Subtle Emphasis" w:uiPriority="19" w:qFormat="1"/>
+    <w:lsdException w:name="Intense Emphasis" w:uiPriority="21" w:qFormat="1"/>
+    <w:lsdException w:name="Subtle Reference" w:uiPriority="31" w:qFormat="1"/>
+    <w:lsdException w:name="Intense Reference" w:uiPriority="32" w:qFormat="1"/>
+    <w:lsdException w:name="Book Title" w:uiPriority="33" w:qFormat="1"/>
+    <w:lsdException w:name="Bibliography" w:semiHidden="1" w:uiPriority="37" w:unhideWhenUsed="1"/>
+    <w:lsdException w:name="TOC Heading" w:semiHidden="1" w:uiPriority="39" w:unhideWhenUsed="1" w:qFormat="1"/>
+    <w:lsdException w:name="Plain Table 1" w:uiPriority="41"/>
+    <w:lsdException w:name="Plain Table 2" w:uiPriority="42"/>
+    <w:lsdException w:name="Plain Table 3" w:uiPriority="43"/>
+    <w:lsdException w:name="Plain Table 4" w:uiPriority="44"/>
+    <w:lsdException w:name="Plain Table 5" w:uiPriority="45"/>
+    <w:lsdException w:name="Grid Table Light" w:uiPriority="40"/>
+    <w:lsdException w:name="Grid Table 1 Light" w:uiPriority="46"/>
+    <w:lsdException w:name="Grid Table 2" w:uiPriority="47"/>
+    <w:lsdException w:name="Grid Table 3" w:uiPriority="48"/>
+    <w:lsdException w:name="Grid Table 4" w:uiPriority="49"/>
+    <w:lsdException w:name="Grid Table 5 Dark" w:uiPriority="50"/>
+    <w:lsdException w:name="Grid Table 6 Colorful" w:uiPriority="51"/>
+    <w:lsdException w:name="Grid Table 7 Colorful" w:uiPriority="52"/>
+    <w:lsdException w:name="Grid Table 1 Light Accent 1" w:uiPriority="46"/>
+    <w:lsdException w:name="Grid Table 2 Accent 1" w:uiPriority="47"/>
+    <w:lsdException w:name="Grid Table 3 Accent 1" w:uiPriority="48"/>
+    <w:lsdException w:name="Grid Table 4 Accent 1" w:uiPriority="49"/>
+    <w:lsdException w:name="Grid Table 5 Dark Accent 1" w:uiPriority="50"/>
+    <w:lsdException w:name="Grid Table 6 Colorful Accent 1" w:uiPriority="51"/>
+    <w:lsdException w:name="Grid Table 7 Colorful Accent 1" w:uiPriority="52"/>
+    <w:lsdException w:name="Grid Table 1 Light Accent 2" w:uiPriority="46"/>
+    <w:lsdException w:name="Grid Table 2 Accent 2" w:uiPriority="47"/>
+    <w:lsdException w:name="Grid Table 3 Accent 2" w:uiPriority="48"/>
+    <w:lsdException w:name="Grid Table 4 Accent 2" w:uiPriority="49"/>
+    <w:lsdException w:name="Grid Table 5 Dark Accent 2" w:uiPriority="50"/>
+    <w:lsdException w:name="Grid Table 6 Colorful Accent 2" w:uiPriority="51"/>
+    <w:lsdException w:name="Grid Table 7 Colorful Accent 2" w:uiPriority="52"/>
+    <w:lsdException w:name="Grid Table 1 Light Accent 3" w:uiPriority="46"/>
+    <w:lsdException w:name="Grid Table 2 Accent 3" w:uiPriority="47"/>
+    <w:lsdException w:name="Grid Table 3 Accent 3" w:uiPriority="48"/>
+    <w:lsdException w:name="Grid Table 4 Accent 3" w:uiPriority="49"/>
+    <w:lsdException w:name="Grid Table 5 Dark Accent 3" w:uiPriority="50"/>
+    <w:lsdException w:name="Grid Table 6 Colorful Accent 3" w:uiPriority="51"/>
+    <w:lsdException w:name="Grid Table 7 Colorful Accent 3" w:uiPriority="52"/>
+    <w:lsdException w:name="Grid Table 1 Light Accent 4" w:uiPriority="46"/>
+    <w:lsdException w:name="Grid Table 2 Accent 4" w:uiPriority="47"/>
+    <w:lsdException w:name="Grid Table 3 Accent 4" w:uiPriority="48"/>
+    <w:lsdException w:name="Grid Table 4 Accent 4" w:uiPriority="49"/>
+    <w:lsdException w:name="Grid Table 5 Dark Accent 4" w:uiPriority="50"/>
+    <w:lsdException w:name="Grid Table 6 Colorful Accent 4" w:uiPriority="51"/>
+    <w:lsdException w:name="Grid Table 7 Colorful Accent 4" w:uiPriority="52"/>
+    <w:lsdException w:name="Grid Table 1 Light Accent 5" w:uiPriority="46"/>
+    <w:lsdException w:name="Grid Table 2 Accent 5" w:uiPriority="47"/>
+    <w:lsdException w:name="Grid Table 3 Accent 5" w:uiPriority="48"/>
+    <w:lsdException w:name="Grid Table 4 Accent 5" w:uiPriority="49"/>
+    <w:lsdException w:name="Grid Table 5 Dark Accent 5" w:uiPriority="50"/>
+    <w:lsdException w:name="Grid Table 6 Colorful Accent 5" w:uiPriority="51"/>
+    <w:lsdException w:name="Grid Table 7 Colorful Accent 5" w:uiPriority="52"/>
+    <w:lsdException w:name="Grid Table 1 Light Accent 6" w:uiPriority="46"/>
+    <w:lsdException w:name="Grid Table 2 Accent 6" w:uiPriority="47"/>
+    <w:lsdException w:name="Grid Table 3 Accent 6" w:uiPriority="48"/>
+    <w:lsdException w:name="Grid Table 4 Accent 6" w:uiPriority="49"/>
+    <w:lsdException w:name="Grid Table 5 Dark Accent 6" w:uiPriority="50"/>
+    <w:lsdException w:name="Grid Table 6 Colorful Accent 6" w:uiPriority="51"/>
+    <w:lsdException w:name="Grid Table 7 Colorful Accent 6" w:uiPriority="52"/>
+    <w:lsdException w:name="List Table 1 Light" w:uiPriority="46"/>
+    <w:lsdException w:name="List Table 2" w:uiPriority="47"/>
+    <w:lsdException w:name="List Table 3" w:uiPriority="48"/>
+    <w:lsdException w:name="List Table 4" w:uiPriority="49"/>
+    <w:lsdException w:name="List Table 5 Dark" w:uiPriority="50"/>
+    <w:lsdException w:name="List Table 6 Colorful" w:uiPriority="51"/>
+    <w:lsdException w:name="List Table 7 Colorful" w:uiPriority="52"/>
+    <w:lsdException w:name="List Table 1 Light Accent 1" w:uiPriority="46"/>
+    <w:lsdException w:name="List Table 2 Accent 1" w:uiPriority="47"/>
+    <w:lsdException w:name="List Table 3 Accent 1" w:uiPriority="48"/>
+    <w:lsdException w:name="List Table 4 Accent 1" w:uiPriority="49"/>
+    <w:lsdException w:name="List Table 5 Dark Accent 1" w:uiPriority="50"/>
+    <w:lsdException w:name="List Table 6 Colorful Accent 1" w:uiPriority="51"/>
+    <w:lsdException w:name="List Table 7 Colorful Accent 1" w:uiPriority="52"/>
+    <w:lsdException w:name="List Table 1 Light Accent 2" w:uiPriority="46"/>
+    <w:lsdException w:name="List Table 2 Accent 2" w:uiPriority="47"/>
+    <w:lsdException w:name="List Table 3 Accent 2" w:uiPriority="48"/>
+    <w:lsdException w:name="List Table 4 Accent 2" w:uiPriority="49"/>
+    <w:lsdException w:name="List Table 5 Dark Accent 2" w:uiPriority="50"/>
+    <w:lsdException w:name="List Table 6 Colorful Accent 2" w:uiPriority="51"/>
+    <w:lsdException w:name="List Table 7 Colorful Accent 2" w:uiPriority="52"/>
+    <w:lsdException w:name="List Table 1 Light Accent 3" w:uiPriority="46"/>
+    <w:lsdException w:name="List Table 2 Accent 3" w:uiPriority="47"/>
+    <w:lsdException w:name="List Table 3 Accent 3" w:uiPriority="48"/>
+    <w:lsdException w:name="List Table 4 Accent 3" w:uiPriority="49"/>
+    <w:lsdException w:name="List Table 5 Dark Accent 3" w:uiPriority="50"/>
+    <w:lsdException w:name="List Table 6 Colorful Accent 3" w:uiPriority="51"/>
+    <w:lsdException w:name="List Table 7 Colorful Accent 3" w:uiPriority="52"/>
+    <w:lsdException w:name="List Table 1 Light Accent 4" w:uiPriority="46"/>
+    <w:lsdException w:name="List Table 2 Accent 4" w:uiPriority="47"/>
+    <w:lsdException w:name="List Table 3 Accent 4" w:uiPriority="48"/>
+    <w:lsdException w:name="List Table 4 Accent 4" w:uiPriority="49"/>
+    <w:lsdException w:name="List Table 5 Dark Accent 4" w:uiPriority="50"/>
+    <w:lsdException w:name="List Table 6 Colorful Accent 4" w:uiPriority="51"/>
+    <w:lsdException w:name="List Table 7 Colorful Accent 4" w:uiPriority="52"/>
+    <w:lsdException w:name="List Table 1 Light Accent 5" w:uiPriority="46"/>
+    <w:lsdException w:name="List Table 2 Accent 5" w:uiPriority="47"/>
+    <w:lsdException w:name="List Table 3 Accent 5" w:uiPriority="48"/>
+    <w:lsdException w:name="List Table 4 Accent 5" w:uiPriority="49"/>
+    <w:lsdException w:name="List Table 5 Dark Accent 5" w:uiPriority="50"/>
+    <w:lsdException w:name="List Table 6 Colorful Accent 5" w:uiPriority="51"/>
+    <w:lsdException w:name="List Table 7 Colorful Accent 5" w:uiPriority="52"/>
+    <w:lsdException w:name="List Table 1 Light Accent 6" w:uiPriority="46"/>
+    <w:lsdException w:name="List Table 2 Accent 6" w:uiPriority="47"/>
+    <w:lsdException w:name="List Table 3 Accent 6" w:uiPriority="48"/>
+    <w:lsdException w:name="List Table 4 Accent 6" w:uiPriority="49"/>
+    <w:lsdException w:name="List Table 5 Dark Accent 6" w:uiPriority="50"/>
+    <w:lsdException w:name="List Table 6 Colorful Accent 6" w:uiPriority="51"/>
+    <w:lsdException w:name="List Table 7 Colorful Accent 6" w:uiPriority="52"/>
+    <w:lsdException w:name="Mention" w:semiHidden="1" w:unhideWhenUsed="1"/>
+    <w:lsdException w:name="Smart Hyperlink" w:semiHidden="1" w:unhideWhenUsed="1"/>
+    <w:lsdException w:name="Hashtag" w:semiHidden="1" w:unhideWhenUsed="1"/>
+    <w:lsdException w:name="Unresolved Mention" w:semiHidden="1" w:unhideWhenUsed="1"/>
+    <w:lsdException w:name="Smart Link" w:semiHidden="1" w:unhideWhenUsed="1"/>
   </w:latentStyles>
   <w:style w:type="paragraph" w:default="1" w:styleId="Normal">
     <w:name w:val="Normal"/>
@@ -5255,6 +5467,7 @@
   <w:style w:type="character" w:default="1" w:styleId="DefaultParagraphFont">
     <w:name w:val="Default Paragraph Font"/>
     <w:uiPriority w:val="1"/>
+    <w:semiHidden/>
     <w:unhideWhenUsed/>
   </w:style>
   <w:style w:type="table" w:default="1" w:styleId="TableNormal">
@@ -5383,7 +5596,6 @@
       <w:spacing w:after="0" w:line="240" w:lineRule="auto"/>
     </w:pPr>
     <w:tblPr>
-      <w:tblInd w:w="0" w:type="dxa"/>
       <w:tblBorders>
         <w:top w:val="single" w:sz="4" w:space="0" w:color="auto"/>
         <w:left w:val="single" w:sz="4" w:space="0" w:color="auto"/>
@@ -5392,333 +5604,6 @@
         <w:insideH w:val="single" w:sz="4" w:space="0" w:color="auto"/>
         <w:insideV w:val="single" w:sz="4" w:space="0" w:color="auto"/>
       </w:tblBorders>
-      <w:tblCellMar>
-        <w:top w:w="0" w:type="dxa"/>
-        <w:left w:w="108" w:type="dxa"/>
-        <w:bottom w:w="0" w:type="dxa"/>
-        <w:right w:w="108" w:type="dxa"/>
-      </w:tblCellMar>
-    </w:tblPr>
-  </w:style>
-</w:styles>
-</file>
-
-<file path=word/stylesWithEffects.xml><?xml version="1.0" encoding="utf-8"?>
-<w:styles xmlns:wpc="http://schemas.microsoft.com/office/word/2010/wordprocessingCanvas" xmlns:mc="http://schemas.openxmlformats.org/markup-compatibility/2006" xmlns:o="urn:schemas-microsoft-com:office:office" xmlns:r="http://schemas.openxmlformats.org/officeDocument/2006/relationships" xmlns:m="http://schemas.openxmlformats.org/officeDocument/2006/math" xmlns:v="urn:schemas-microsoft-com:vml" xmlns:wp14="http://schemas.microsoft.com/office/word/2010/wordprocessingDrawing" xmlns:wp="http://schemas.openxmlformats.org/drawingml/2006/wordprocessingDrawing" xmlns:w10="urn:schemas-microsoft-com:office:word" xmlns:w="http://schemas.openxmlformats.org/wordprocessingml/2006/main" xmlns:w14="http://schemas.microsoft.com/office/word/2010/wordml" xmlns:wpg="http://schemas.microsoft.com/office/word/2010/wordprocessingGroup" xmlns:wpi="http://schemas.microsoft.com/office/word/2010/wordprocessingInk" xmlns:wne="http://schemas.microsoft.com/office/word/2006/wordml" xmlns:wps="http://schemas.microsoft.com/office/word/2010/wordprocessingShape" mc:Ignorable="w14 wp14">
-  <w:docDefaults>
-    <w:rPrDefault>
-      <w:rPr>
-        <w:rFonts w:asciiTheme="minorHAnsi" w:eastAsiaTheme="minorHAnsi" w:hAnsiTheme="minorHAnsi" w:cstheme="minorBidi"/>
-        <w:sz w:val="22"/>
-        <w:szCs w:val="22"/>
-        <w:lang w:val="en-US" w:eastAsia="en-US" w:bidi="ar-SA"/>
-      </w:rPr>
-    </w:rPrDefault>
-    <w:pPrDefault>
-      <w:pPr>
-        <w:spacing w:after="160" w:line="259" w:lineRule="auto"/>
-      </w:pPr>
-    </w:pPrDefault>
-  </w:docDefaults>
-  <w:latentStyles w:defLockedState="0" w:defUIPriority="99" w:defSemiHidden="1" w:defUnhideWhenUsed="1" w:defQFormat="0" w:count="267">
-    <w:lsdException w:name="Normal" w:semiHidden="0" w:uiPriority="0" w:unhideWhenUsed="0" w:qFormat="1"/>
-    <w:lsdException w:name="heading 1" w:semiHidden="0" w:uiPriority="9" w:unhideWhenUsed="0" w:qFormat="1"/>
-    <w:lsdException w:name="heading 2" w:uiPriority="9" w:qFormat="1"/>
-    <w:lsdException w:name="heading 3" w:uiPriority="9" w:qFormat="1"/>
-    <w:lsdException w:name="heading 4" w:uiPriority="9" w:qFormat="1"/>
-    <w:lsdException w:name="heading 5" w:uiPriority="9" w:qFormat="1"/>
-    <w:lsdException w:name="heading 6" w:uiPriority="9" w:qFormat="1"/>
-    <w:lsdException w:name="heading 7" w:uiPriority="9" w:qFormat="1"/>
-    <w:lsdException w:name="heading 8" w:uiPriority="9" w:qFormat="1"/>
-    <w:lsdException w:name="heading 9" w:uiPriority="9" w:qFormat="1"/>
-    <w:lsdException w:name="toc 1" w:uiPriority="39"/>
-    <w:lsdException w:name="toc 2" w:uiPriority="39"/>
-    <w:lsdException w:name="toc 3" w:uiPriority="39"/>
-    <w:lsdException w:name="toc 4" w:uiPriority="39"/>
-    <w:lsdException w:name="toc 5" w:uiPriority="39"/>
-    <w:lsdException w:name="toc 6" w:uiPriority="39"/>
-    <w:lsdException w:name="toc 7" w:uiPriority="39"/>
-    <w:lsdException w:name="toc 8" w:uiPriority="39"/>
-    <w:lsdException w:name="toc 9" w:uiPriority="39"/>
-    <w:lsdException w:name="header" w:uiPriority="0"/>
-    <w:lsdException w:name="caption" w:uiPriority="35" w:qFormat="1"/>
-    <w:lsdException w:name="Title" w:semiHidden="0" w:uiPriority="10" w:unhideWhenUsed="0" w:qFormat="1"/>
-    <w:lsdException w:name="Default Paragraph Font" w:uiPriority="1"/>
-    <w:lsdException w:name="Subtitle" w:semiHidden="0" w:uiPriority="11" w:unhideWhenUsed="0" w:qFormat="1"/>
-    <w:lsdException w:name="Strong" w:semiHidden="0" w:uiPriority="22" w:unhideWhenUsed="0" w:qFormat="1"/>
-    <w:lsdException w:name="Emphasis" w:semiHidden="0" w:uiPriority="20" w:unhideWhenUsed="0" w:qFormat="1"/>
-    <w:lsdException w:name="Table Grid" w:uiPriority="39"/>
-    <w:lsdException w:name="Placeholder Text" w:unhideWhenUsed="0"/>
-    <w:lsdException w:name="No Spacing" w:semiHidden="0" w:uiPriority="1" w:unhideWhenUsed="0" w:qFormat="1"/>
-    <w:lsdException w:name="Light Shading" w:semiHidden="0" w:uiPriority="60" w:unhideWhenUsed="0"/>
-    <w:lsdException w:name="Light List" w:semiHidden="0" w:uiPriority="61" w:unhideWhenUsed="0"/>
-    <w:lsdException w:name="Light Grid" w:semiHidden="0" w:uiPriority="62" w:unhideWhenUsed="0"/>
-    <w:lsdException w:name="Medium Shading 1" w:semiHidden="0" w:uiPriority="63" w:unhideWhenUsed="0"/>
-    <w:lsdException w:name="Medium Shading 2" w:semiHidden="0" w:uiPriority="64" w:unhideWhenUsed="0"/>
-    <w:lsdException w:name="Medium List 1" w:semiHidden="0" w:uiPriority="65" w:unhideWhenUsed="0"/>
-    <w:lsdException w:name="Medium List 2" w:semiHidden="0" w:uiPriority="66" w:unhideWhenUsed="0"/>
-    <w:lsdException w:name="Medium Grid 1" w:semiHidden="0" w:uiPriority="67" w:unhideWhenUsed="0"/>
-    <w:lsdException w:name="Medium Grid 2" w:semiHidden="0" w:uiPriority="68" w:unhideWhenUsed="0"/>
-    <w:lsdException w:name="Medium Grid 3" w:semiHidden="0" w:uiPriority="69" w:unhideWhenUsed="0"/>
-    <w:lsdException w:name="Dark List" w:semiHidden="0" w:uiPriority="70" w:unhideWhenUsed="0"/>
-    <w:lsdException w:name="Colorful Shading" w:semiHidden="0" w:uiPriority="71" w:unhideWhenUsed="0"/>
-    <w:lsdException w:name="Colorful List" w:semiHidden="0" w:uiPriority="72" w:unhideWhenUsed="0"/>
-    <w:lsdException w:name="Colorful Grid" w:semiHidden="0" w:uiPriority="73" w:unhideWhenUsed="0"/>
-    <w:lsdException w:name="Light Shading Accent 1" w:semiHidden="0" w:uiPriority="60" w:unhideWhenUsed="0"/>
-    <w:lsdException w:name="Light List Accent 1" w:semiHidden="0" w:uiPriority="61" w:unhideWhenUsed="0"/>
-    <w:lsdException w:name="Light Grid Accent 1" w:semiHidden="0" w:uiPriority="62" w:unhideWhenUsed="0"/>
-    <w:lsdException w:name="Medium Shading 1 Accent 1" w:semiHidden="0" w:uiPriority="63" w:unhideWhenUsed="0"/>
-    <w:lsdException w:name="Medium Shading 2 Accent 1" w:semiHidden="0" w:uiPriority="64" w:unhideWhenUsed="0"/>
-    <w:lsdException w:name="Medium List 1 Accent 1" w:semiHidden="0" w:uiPriority="65" w:unhideWhenUsed="0"/>
-    <w:lsdException w:name="Revision" w:unhideWhenUsed="0"/>
-    <w:lsdException w:name="List Paragraph" w:semiHidden="0" w:uiPriority="34" w:unhideWhenUsed="0" w:qFormat="1"/>
-    <w:lsdException w:name="Quote" w:semiHidden="0" w:uiPriority="29" w:unhideWhenUsed="0" w:qFormat="1"/>
-    <w:lsdException w:name="Intense Quote" w:semiHidden="0" w:uiPriority="30" w:unhideWhenUsed="0" w:qFormat="1"/>
-    <w:lsdException w:name="Medium List 2 Accent 1" w:semiHidden="0" w:uiPriority="66" w:unhideWhenUsed="0"/>
-    <w:lsdException w:name="Medium Grid 1 Accent 1" w:semiHidden="0" w:uiPriority="67" w:unhideWhenUsed="0"/>
-    <w:lsdException w:name="Medium Grid 2 Accent 1" w:semiHidden="0" w:uiPriority="68" w:unhideWhenUsed="0"/>
-    <w:lsdException w:name="Medium Grid 3 Accent 1" w:semiHidden="0" w:uiPriority="69" w:unhideWhenUsed="0"/>
-    <w:lsdException w:name="Dark List Accent 1" w:semiHidden="0" w:uiPriority="70" w:unhideWhenUsed="0"/>
-    <w:lsdException w:name="Colorful Shading Accent 1" w:semiHidden="0" w:uiPriority="71" w:unhideWhenUsed="0"/>
-    <w:lsdException w:name="Colorful List Accent 1" w:semiHidden="0" w:uiPriority="72" w:unhideWhenUsed="0"/>
-    <w:lsdException w:name="Colorful Grid Accent 1" w:semiHidden="0" w:uiPriority="73" w:unhideWhenUsed="0"/>
-    <w:lsdException w:name="Light Shading Accent 2" w:semiHidden="0" w:uiPriority="60" w:unhideWhenUsed="0"/>
-    <w:lsdException w:name="Light List Accent 2" w:semiHidden="0" w:uiPriority="61" w:unhideWhenUsed="0"/>
-    <w:lsdException w:name="Light Grid Accent 2" w:semiHidden="0" w:uiPriority="62" w:unhideWhenUsed="0"/>
-    <w:lsdException w:name="Medium Shading 1 Accent 2" w:semiHidden="0" w:uiPriority="63" w:unhideWhenUsed="0"/>
-    <w:lsdException w:name="Medium Shading 2 Accent 2" w:semiHidden="0" w:uiPriority="64" w:unhideWhenUsed="0"/>
-    <w:lsdException w:name="Medium List 1 Accent 2" w:semiHidden="0" w:uiPriority="65" w:unhideWhenUsed="0"/>
-    <w:lsdException w:name="Medium List 2 Accent 2" w:semiHidden="0" w:uiPriority="66" w:unhideWhenUsed="0"/>
-    <w:lsdException w:name="Medium Grid 1 Accent 2" w:semiHidden="0" w:uiPriority="67" w:unhideWhenUsed="0"/>
-    <w:lsdException w:name="Medium Grid 2 Accent 2" w:semiHidden="0" w:uiPriority="68" w:unhideWhenUsed="0"/>
-    <w:lsdException w:name="Medium Grid 3 Accent 2" w:semiHidden="0" w:uiPriority="69" w:unhideWhenUsed="0"/>
-    <w:lsdException w:name="Dark List Accent 2" w:semiHidden="0" w:uiPriority="70" w:unhideWhenUsed="0"/>
-    <w:lsdException w:name="Colorful Shading Accent 2" w:semiHidden="0" w:uiPriority="71" w:unhideWhenUsed="0"/>
-    <w:lsdException w:name="Colorful List Accent 2" w:semiHidden="0" w:uiPriority="72" w:unhideWhenUsed="0"/>
-    <w:lsdException w:name="Colorful Grid Accent 2" w:semiHidden="0" w:uiPriority="73" w:unhideWhenUsed="0"/>
-    <w:lsdException w:name="Light Shading Accent 3" w:semiHidden="0" w:uiPriority="60" w:unhideWhenUsed="0"/>
-    <w:lsdException w:name="Light List Accent 3" w:semiHidden="0" w:uiPriority="61" w:unhideWhenUsed="0"/>
-    <w:lsdException w:name="Light Grid Accent 3" w:semiHidden="0" w:uiPriority="62" w:unhideWhenUsed="0"/>
-    <w:lsdException w:name="Medium Shading 1 Accent 3" w:semiHidden="0" w:uiPriority="63" w:unhideWhenUsed="0"/>
-    <w:lsdException w:name="Medium Shading 2 Accent 3" w:semiHidden="0" w:uiPriority="64" w:unhideWhenUsed="0"/>
-    <w:lsdException w:name="Medium List 1 Accent 3" w:semiHidden="0" w:uiPriority="65" w:unhideWhenUsed="0"/>
-    <w:lsdException w:name="Medium List 2 Accent 3" w:semiHidden="0" w:uiPriority="66" w:unhideWhenUsed="0"/>
-    <w:lsdException w:name="Medium Grid 1 Accent 3" w:semiHidden="0" w:uiPriority="67" w:unhideWhenUsed="0"/>
-    <w:lsdException w:name="Medium Grid 2 Accent 3" w:semiHidden="0" w:uiPriority="68" w:unhideWhenUsed="0"/>
-    <w:lsdException w:name="Medium Grid 3 Accent 3" w:semiHidden="0" w:uiPriority="69" w:unhideWhenUsed="0"/>
-    <w:lsdException w:name="Dark List Accent 3" w:semiHidden="0" w:uiPriority="70" w:unhideWhenUsed="0"/>
-    <w:lsdException w:name="Colorful Shading Accent 3" w:semiHidden="0" w:uiPriority="71" w:unhideWhenUsed="0"/>
-    <w:lsdException w:name="Colorful List Accent 3" w:semiHidden="0" w:uiPriority="72" w:unhideWhenUsed="0"/>
-    <w:lsdException w:name="Colorful Grid Accent 3" w:semiHidden="0" w:uiPriority="73" w:unhideWhenUsed="0"/>
-    <w:lsdException w:name="Light Shading Accent 4" w:semiHidden="0" w:uiPriority="60" w:unhideWhenUsed="0"/>
-    <w:lsdException w:name="Light List Accent 4" w:semiHidden="0" w:uiPriority="61" w:unhideWhenUsed="0"/>
-    <w:lsdException w:name="Light Grid Accent 4" w:semiHidden="0" w:uiPriority="62" w:unhideWhenUsed="0"/>
-    <w:lsdException w:name="Medium Shading 1 Accent 4" w:semiHidden="0" w:uiPriority="63" w:unhideWhenUsed="0"/>
-    <w:lsdException w:name="Medium Shading 2 Accent 4" w:semiHidden="0" w:uiPriority="64" w:unhideWhenUsed="0"/>
-    <w:lsdException w:name="Medium List 1 Accent 4" w:semiHidden="0" w:uiPriority="65" w:unhideWhenUsed="0"/>
-    <w:lsdException w:name="Medium List 2 Accent 4" w:semiHidden="0" w:uiPriority="66" w:unhideWhenUsed="0"/>
-    <w:lsdException w:name="Medium Grid 1 Accent 4" w:semiHidden="0" w:uiPriority="67" w:unhideWhenUsed="0"/>
-    <w:lsdException w:name="Medium Grid 2 Accent 4" w:semiHidden="0" w:uiPriority="68" w:unhideWhenUsed="0"/>
-    <w:lsdException w:name="Medium Grid 3 Accent 4" w:semiHidden="0" w:uiPriority="69" w:unhideWhenUsed="0"/>
-    <w:lsdException w:name="Dark List Accent 4" w:semiHidden="0" w:uiPriority="70" w:unhideWhenUsed="0"/>
-    <w:lsdException w:name="Colorful Shading Accent 4" w:semiHidden="0" w:uiPriority="71" w:unhideWhenUsed="0"/>
-    <w:lsdException w:name="Colorful List Accent 4" w:semiHidden="0" w:uiPriority="72" w:unhideWhenUsed="0"/>
-    <w:lsdException w:name="Colorful Grid Accent 4" w:semiHidden="0" w:uiPriority="73" w:unhideWhenUsed="0"/>
-    <w:lsdException w:name="Light Shading Accent 5" w:semiHidden="0" w:uiPriority="60" w:unhideWhenUsed="0"/>
-    <w:lsdException w:name="Light List Accent 5" w:semiHidden="0" w:uiPriority="61" w:unhideWhenUsed="0"/>
-    <w:lsdException w:name="Light Grid Accent 5" w:semiHidden="0" w:uiPriority="62" w:unhideWhenUsed="0"/>
-    <w:lsdException w:name="Medium Shading 1 Accent 5" w:semiHidden="0" w:uiPriority="63" w:unhideWhenUsed="0"/>
-    <w:lsdException w:name="Medium Shading 2 Accent 5" w:semiHidden="0" w:uiPriority="64" w:unhideWhenUsed="0"/>
-    <w:lsdException w:name="Medium List 1 Accent 5" w:semiHidden="0" w:uiPriority="65" w:unhideWhenUsed="0"/>
-    <w:lsdException w:name="Medium List 2 Accent 5" w:semiHidden="0" w:uiPriority="66" w:unhideWhenUsed="0"/>
-    <w:lsdException w:name="Medium Grid 1 Accent 5" w:semiHidden="0" w:uiPriority="67" w:unhideWhenUsed="0"/>
-    <w:lsdException w:name="Medium Grid 2 Accent 5" w:semiHidden="0" w:uiPriority="68" w:unhideWhenUsed="0"/>
-    <w:lsdException w:name="Medium Grid 3 Accent 5" w:semiHidden="0" w:uiPriority="69" w:unhideWhenUsed="0"/>
-    <w:lsdException w:name="Dark List Accent 5" w:semiHidden="0" w:uiPriority="70" w:unhideWhenUsed="0"/>
-    <w:lsdException w:name="Colorful Shading Accent 5" w:semiHidden="0" w:uiPriority="71" w:unhideWhenUsed="0"/>
-    <w:lsdException w:name="Colorful List Accent 5" w:semiHidden="0" w:uiPriority="72" w:unhideWhenUsed="0"/>
-    <w:lsdException w:name="Colorful Grid Accent 5" w:semiHidden="0" w:uiPriority="73" w:unhideWhenUsed="0"/>
-    <w:lsdException w:name="Light Shading Accent 6" w:semiHidden="0" w:uiPriority="60" w:unhideWhenUsed="0"/>
-    <w:lsdException w:name="Light List Accent 6" w:semiHidden="0" w:uiPriority="61" w:unhideWhenUsed="0"/>
-    <w:lsdException w:name="Light Grid Accent 6" w:semiHidden="0" w:uiPriority="62" w:unhideWhenUsed="0"/>
-    <w:lsdException w:name="Medium Shading 1 Accent 6" w:semiHidden="0" w:uiPriority="63" w:unhideWhenUsed="0"/>
-    <w:lsdException w:name="Medium Shading 2 Accent 6" w:semiHidden="0" w:uiPriority="64" w:unhideWhenUsed="0"/>
-    <w:lsdException w:name="Medium List 1 Accent 6" w:semiHidden="0" w:uiPriority="65" w:unhideWhenUsed="0"/>
-    <w:lsdException w:name="Medium List 2 Accent 6" w:semiHidden="0" w:uiPriority="66" w:unhideWhenUsed="0"/>
-    <w:lsdException w:name="Medium Grid 1 Accent 6" w:semiHidden="0" w:uiPriority="67" w:unhideWhenUsed="0"/>
-    <w:lsdException w:name="Medium Grid 2 Accent 6" w:semiHidden="0" w:uiPriority="68" w:unhideWhenUsed="0"/>
-    <w:lsdException w:name="Medium Grid 3 Accent 6" w:semiHidden="0" w:uiPriority="69" w:unhideWhenUsed="0"/>
-    <w:lsdException w:name="Dark List Accent 6" w:semiHidden="0" w:uiPriority="70" w:unhideWhenUsed="0"/>
-    <w:lsdException w:name="Colorful Shading Accent 6" w:semiHidden="0" w:uiPriority="71" w:unhideWhenUsed="0"/>
-    <w:lsdException w:name="Colorful List Accent 6" w:semiHidden="0" w:uiPriority="72" w:unhideWhenUsed="0"/>
-    <w:lsdException w:name="Colorful Grid Accent 6" w:semiHidden="0" w:uiPriority="73" w:unhideWhenUsed="0"/>
-    <w:lsdException w:name="Subtle Emphasis" w:semiHidden="0" w:uiPriority="19" w:unhideWhenUsed="0" w:qFormat="1"/>
-    <w:lsdException w:name="Intense Emphasis" w:semiHidden="0" w:uiPriority="21" w:unhideWhenUsed="0" w:qFormat="1"/>
-    <w:lsdException w:name="Subtle Reference" w:semiHidden="0" w:uiPriority="31" w:unhideWhenUsed="0" w:qFormat="1"/>
-    <w:lsdException w:name="Intense Reference" w:semiHidden="0" w:uiPriority="32" w:unhideWhenUsed="0" w:qFormat="1"/>
-    <w:lsdException w:name="Book Title" w:semiHidden="0" w:uiPriority="33" w:unhideWhenUsed="0" w:qFormat="1"/>
-    <w:lsdException w:name="Bibliography" w:uiPriority="37"/>
-    <w:lsdException w:name="TOC Heading" w:uiPriority="39" w:qFormat="1"/>
-  </w:latentStyles>
-  <w:style w:type="paragraph" w:default="1" w:styleId="Normal">
-    <w:name w:val="Normal"/>
-    <w:qFormat/>
-    <w:rsid w:val="00870A73"/>
-    <w:pPr>
-      <w:spacing w:after="0" w:line="240" w:lineRule="auto"/>
-    </w:pPr>
-    <w:rPr>
-      <w:rFonts w:ascii="Times New Roman" w:eastAsia="Times New Roman" w:hAnsi="Times New Roman" w:cs="Times New Roman"/>
-      <w:sz w:val="24"/>
-      <w:szCs w:val="24"/>
-    </w:rPr>
-  </w:style>
-  <w:style w:type="character" w:default="1" w:styleId="DefaultParagraphFont">
-    <w:name w:val="Default Paragraph Font"/>
-    <w:uiPriority w:val="1"/>
-    <w:unhideWhenUsed/>
-  </w:style>
-  <w:style w:type="table" w:default="1" w:styleId="TableNormal">
-    <w:name w:val="Normal Table"/>
-    <w:uiPriority w:val="99"/>
-    <w:semiHidden/>
-    <w:unhideWhenUsed/>
-    <w:tblPr>
-      <w:tblInd w:w="0" w:type="dxa"/>
-      <w:tblCellMar>
-        <w:top w:w="0" w:type="dxa"/>
-        <w:left w:w="108" w:type="dxa"/>
-        <w:bottom w:w="0" w:type="dxa"/>
-        <w:right w:w="108" w:type="dxa"/>
-      </w:tblCellMar>
-    </w:tblPr>
-  </w:style>
-  <w:style w:type="numbering" w:default="1" w:styleId="NoList">
-    <w:name w:val="No List"/>
-    <w:uiPriority w:val="99"/>
-    <w:semiHidden/>
-    <w:unhideWhenUsed/>
-  </w:style>
-  <w:style w:type="paragraph" w:styleId="ListParagraph">
-    <w:name w:val="List Paragraph"/>
-    <w:basedOn w:val="Normal"/>
-    <w:uiPriority w:val="34"/>
-    <w:qFormat/>
-    <w:rsid w:val="00870A73"/>
-    <w:pPr>
-      <w:ind w:left="720"/>
-      <w:contextualSpacing/>
-    </w:pPr>
-  </w:style>
-  <w:style w:type="paragraph" w:styleId="Header">
-    <w:name w:val="header"/>
-    <w:basedOn w:val="Normal"/>
-    <w:link w:val="HeaderChar"/>
-    <w:rsid w:val="00870A73"/>
-    <w:pPr>
-      <w:tabs>
-        <w:tab w:val="center" w:pos="4320"/>
-        <w:tab w:val="right" w:pos="8640"/>
-      </w:tabs>
-    </w:pPr>
-    <w:rPr>
-      <w:sz w:val="20"/>
-      <w:szCs w:val="20"/>
-    </w:rPr>
-  </w:style>
-  <w:style w:type="character" w:customStyle="1" w:styleId="HeaderChar">
-    <w:name w:val="Header Char"/>
-    <w:basedOn w:val="DefaultParagraphFont"/>
-    <w:link w:val="Header"/>
-    <w:rsid w:val="00870A73"/>
-    <w:rPr>
-      <w:rFonts w:ascii="Times New Roman" w:eastAsia="Times New Roman" w:hAnsi="Times New Roman" w:cs="Times New Roman"/>
-      <w:sz w:val="20"/>
-      <w:szCs w:val="20"/>
-    </w:rPr>
-  </w:style>
-  <w:style w:type="paragraph" w:styleId="Footer">
-    <w:name w:val="footer"/>
-    <w:basedOn w:val="Normal"/>
-    <w:link w:val="FooterChar"/>
-    <w:uiPriority w:val="99"/>
-    <w:rsid w:val="00870A73"/>
-    <w:pPr>
-      <w:tabs>
-        <w:tab w:val="center" w:pos="4320"/>
-        <w:tab w:val="right" w:pos="8640"/>
-      </w:tabs>
-    </w:pPr>
-    <w:rPr>
-      <w:sz w:val="20"/>
-      <w:szCs w:val="20"/>
-    </w:rPr>
-  </w:style>
-  <w:style w:type="character" w:customStyle="1" w:styleId="FooterChar">
-    <w:name w:val="Footer Char"/>
-    <w:basedOn w:val="DefaultParagraphFont"/>
-    <w:link w:val="Footer"/>
-    <w:uiPriority w:val="99"/>
-    <w:rsid w:val="00870A73"/>
-    <w:rPr>
-      <w:rFonts w:ascii="Times New Roman" w:eastAsia="Times New Roman" w:hAnsi="Times New Roman" w:cs="Times New Roman"/>
-      <w:sz w:val="20"/>
-      <w:szCs w:val="20"/>
-    </w:rPr>
-  </w:style>
-  <w:style w:type="paragraph" w:styleId="BalloonText">
-    <w:name w:val="Balloon Text"/>
-    <w:basedOn w:val="Normal"/>
-    <w:link w:val="BalloonTextChar"/>
-    <w:uiPriority w:val="99"/>
-    <w:semiHidden/>
-    <w:unhideWhenUsed/>
-    <w:rsid w:val="00341DF8"/>
-    <w:rPr>
-      <w:rFonts w:ascii="Tahoma" w:hAnsi="Tahoma" w:cs="Tahoma"/>
-      <w:sz w:val="16"/>
-      <w:szCs w:val="16"/>
-    </w:rPr>
-  </w:style>
-  <w:style w:type="character" w:customStyle="1" w:styleId="BalloonTextChar">
-    <w:name w:val="Balloon Text Char"/>
-    <w:basedOn w:val="DefaultParagraphFont"/>
-    <w:link w:val="BalloonText"/>
-    <w:uiPriority w:val="99"/>
-    <w:semiHidden/>
-    <w:rsid w:val="00341DF8"/>
-    <w:rPr>
-      <w:rFonts w:ascii="Tahoma" w:eastAsia="Times New Roman" w:hAnsi="Tahoma" w:cs="Tahoma"/>
-      <w:sz w:val="16"/>
-      <w:szCs w:val="16"/>
-    </w:rPr>
-  </w:style>
-  <w:style w:type="table" w:styleId="TableGrid">
-    <w:name w:val="Table Grid"/>
-    <w:basedOn w:val="TableNormal"/>
-    <w:uiPriority w:val="39"/>
-    <w:semiHidden/>
-    <w:unhideWhenUsed/>
-    <w:rsid w:val="00E5510D"/>
-    <w:pPr>
-      <w:spacing w:after="0" w:line="240" w:lineRule="auto"/>
-    </w:pPr>
-    <w:tblPr>
-      <w:tblInd w:w="0" w:type="dxa"/>
-      <w:tblBorders>
-        <w:top w:val="single" w:sz="4" w:space="0" w:color="auto"/>
-        <w:left w:val="single" w:sz="4" w:space="0" w:color="auto"/>
-        <w:bottom w:val="single" w:sz="4" w:space="0" w:color="auto"/>
-        <w:right w:val="single" w:sz="4" w:space="0" w:color="auto"/>
-        <w:insideH w:val="single" w:sz="4" w:space="0" w:color="auto"/>
-        <w:insideV w:val="single" w:sz="4" w:space="0" w:color="auto"/>
-      </w:tblBorders>
-      <w:tblCellMar>
-        <w:top w:w="0" w:type="dxa"/>
-        <w:left w:w="108" w:type="dxa"/>
-        <w:bottom w:w="0" w:type="dxa"/>
-        <w:right w:w="108" w:type="dxa"/>
-      </w:tblCellMar>
     </w:tblPr>
   </w:style>
 </w:styles>
@@ -5979,7 +5864,7 @@
   <a:extraClrSchemeLst/>
   <a:extLst>
     <a:ext uri="{05A4C25C-085E-4340-85A3-A5531E510DB2}">
-      <thm15:themeFamily xmlns:thm15="http://schemas.microsoft.com/office/thememl/2012/main" xmlns="" name="Office Theme" id="{62F939B6-93AF-4DB8-9C6B-D6C7DFDC589F}" vid="{4A3C46E8-61CC-4603-A589-7422A47A8E4A}"/>
+      <thm15:themeFamily xmlns:thm15="http://schemas.microsoft.com/office/thememl/2012/main" name="Office Theme" id="{62F939B6-93AF-4DB8-9C6B-D6C7DFDC589F}" vid="{4A3C46E8-61CC-4603-A589-7422A47A8E4A}"/>
     </a:ext>
   </a:extLst>
 </a:theme>
